--- a/6-过程管理/运行记录类文件/JXTX-06-18-硬盘与Redis容量管理报告.docx
+++ b/6-过程管理/运行记录类文件/JXTX-06-18-硬盘与Redis容量管理报告.docx
@@ -1,10 +1,11 @@
 
 <file path=word/document.xml><?xml version="1.0" encoding="utf-8"?>
-<w:document xmlns:wpc="http://schemas.microsoft.com/office/word/2010/wordprocessingCanvas" xmlns:mc="http://schemas.openxmlformats.org/markup-compatibility/2006" xmlns:o="urn:schemas-microsoft-com:office:office" xmlns:r="http://schemas.openxmlformats.org/officeDocument/2006/relationships" xmlns:m="http://schemas.openxmlformats.org/officeDocument/2006/math" xmlns:v="urn:schemas-microsoft-com:vml" xmlns:wp14="http://schemas.microsoft.com/office/word/2010/wordprocessingDrawing" xmlns:wp="http://schemas.openxmlformats.org/drawingml/2006/wordprocessingDrawing" xmlns:w="http://schemas.openxmlformats.org/wordprocessingml/2006/main" xmlns:w14="http://schemas.microsoft.com/office/word/2010/wordml" xmlns:w10="urn:schemas-microsoft-com:office:word" xmlns:w15="http://schemas.microsoft.com/office/word/2012/wordml" xmlns:wpg="http://schemas.microsoft.com/office/word/2010/wordprocessingGroup" xmlns:wpi="http://schemas.microsoft.com/office/word/2010/wordprocessingInk" xmlns:wne="http://schemas.microsoft.com/office/word/2006/wordml" xmlns:wps="http://schemas.microsoft.com/office/word/2010/wordprocessingShape" xmlns:wpsCustomData="http://www.wps.cn/officeDocument/2013/wpsCustomData" mc:Ignorable="w14 w15 wp14">
+<w:document xmlns:wpc="http://schemas.microsoft.com/office/word/2010/wordprocessingCanvas" xmlns:mc="http://schemas.openxmlformats.org/markup-compatibility/2006" xmlns:o="urn:schemas-microsoft-com:office:office" xmlns:r="http://schemas.openxmlformats.org/officeDocument/2006/relationships" xmlns:m="http://schemas.openxmlformats.org/officeDocument/2006/math" xmlns:v="urn:schemas-microsoft-com:vml" xmlns:wp14="http://schemas.microsoft.com/office/word/2010/wordprocessingDrawing" xmlns:wp="http://schemas.openxmlformats.org/drawingml/2006/wordprocessingDrawing" xmlns:w10="urn:schemas-microsoft-com:office:word" xmlns:w="http://schemas.openxmlformats.org/wordprocessingml/2006/main" xmlns:w14="http://schemas.microsoft.com/office/word/2010/wordml" xmlns:w15="http://schemas.microsoft.com/office/word/2012/wordml" xmlns:wne="http://schemas.microsoft.com/office/word/2006/wordml" xmlns:wpg="http://schemas.microsoft.com/office/word/2010/wordprocessingGroup" xmlns:wpi="http://schemas.microsoft.com/office/word/2010/wordprocessingInk" xmlns:wps="http://schemas.microsoft.com/office/word/2010/wordprocessingShape" mc:Ignorable="w14 w15 wp14">
+  <!-- Generated by Aspose.Words for .NET 13.3.0.1 -->
   <w:body>
     <w:p>
       <w:pPr>
-        <w:pStyle w:val="24"/>
+        <w:pStyle w:val="a"/>
         <w:keepNext w:val="0"/>
         <w:keepLines w:val="0"/>
         <w:pageBreakBefore w:val="0"/>
@@ -24,7 +25,7 @@
       <w:bookmarkStart w:id="0" w:name="_Toc16408"/>
       <w:r>
         <w:drawing>
-          <wp:anchor distT="0" distB="0" distL="114300" distR="114300" simplePos="0" relativeHeight="251661312" behindDoc="1" locked="0" layoutInCell="1" allowOverlap="1">
+          <wp:anchor distT="0" distB="0" distL="114300" distR="114300" simplePos="0" relativeHeight="251660288" behindDoc="1" locked="0" layoutInCell="1" allowOverlap="1">
             <wp:simplePos x="0" y="0"/>
             <wp:positionH relativeFrom="column">
               <wp:posOffset>-19050</wp:posOffset>
@@ -49,7 +50,7 @@
                     </pic:cNvPicPr>
                   </pic:nvPicPr>
                   <pic:blipFill>
-                    <a:blip r:embed="rId7"/>
+                    <a:blip xmlns:r="http://schemas.openxmlformats.org/officeDocument/2006/relationships" r:embed="rId4"/>
                     <a:stretch>
                       <a:fillRect/>
                     </a:stretch>
@@ -75,7 +76,7 @@
       </w:r>
       <w:r>
         <w:drawing>
-          <wp:anchor distT="0" distB="0" distL="114300" distR="114300" simplePos="0" relativeHeight="251660288" behindDoc="1" locked="0" layoutInCell="1" allowOverlap="1">
+          <wp:anchor distT="0" distB="0" distL="114300" distR="114300" simplePos="0" relativeHeight="251659264" behindDoc="1" locked="0" layoutInCell="1" allowOverlap="1">
             <wp:simplePos x="0" y="0"/>
             <wp:positionH relativeFrom="column">
               <wp:posOffset>0</wp:posOffset>
@@ -100,7 +101,7 @@
                     </pic:cNvPicPr>
                   </pic:nvPicPr>
                   <pic:blipFill>
-                    <a:blip r:embed="rId8"/>
+                    <a:blip xmlns:r="http://schemas.openxmlformats.org/officeDocument/2006/relationships" r:embed="rId5"/>
                     <a:stretch>
                       <a:fillRect/>
                     </a:stretch>
@@ -130,7 +131,7 @@
           <w:lang w:val="en-US" w:eastAsia="zh-CN"/>
         </w:rPr>
         <w:drawing>
-          <wp:anchor distT="0" distB="0" distL="114300" distR="114300" simplePos="0" relativeHeight="251659264" behindDoc="1" locked="0" layoutInCell="1" allowOverlap="1">
+          <wp:anchor distT="0" distB="0" distL="114300" distR="114300" simplePos="0" relativeHeight="251658240" behindDoc="1" locked="0" layoutInCell="1" allowOverlap="1">
             <wp:simplePos x="0" y="0"/>
             <wp:positionH relativeFrom="column">
               <wp:posOffset>635</wp:posOffset>
@@ -155,7 +156,7 @@
                     </pic:cNvPicPr>
                   </pic:nvPicPr>
                   <pic:blipFill>
-                    <a:blip r:embed="rId9">
+                    <a:blip xmlns:r="http://schemas.openxmlformats.org/officeDocument/2006/relationships" r:embed="rId6">
                       <a:alphaModFix amt="58000"/>
                       <a:lum contrast="-52000"/>
                     </a:blip>
@@ -189,7 +190,7 @@
     </w:p>
     <w:p>
       <w:pPr>
-        <w:pStyle w:val="25"/>
+        <w:pStyle w:val="a0"/>
         <w:keepNext w:val="0"/>
         <w:keepLines w:val="0"/>
         <w:pageBreakBefore w:val="0"/>
@@ -236,11 +237,11 @@
         <w:adjustRightInd w:val="0"/>
         <w:snapToGrid w:val="0"/>
         <w:spacing w:after="624" w:afterLines="200" w:line="219" w:lineRule="auto"/>
-        <w:ind w:left="0" w:leftChars="0" w:right="0" w:rightChars="0" w:firstLine="0" w:firstLineChars="0"/>
+        <w:ind w:left="0" w:right="0" w:firstLine="0" w:leftChars="0" w:rightChars="0" w:firstLineChars="0"/>
         <w:jc w:val="center"/>
         <w:textAlignment w:val="baseline"/>
         <w:rPr>
-          <w:rFonts w:hint="default" w:ascii="宋体" w:hAnsi="宋体" w:eastAsia="宋体" w:cs="宋体"/>
+          <w:rFonts w:ascii="宋体" w:eastAsia="宋体" w:hAnsi="宋体" w:cs="宋体" w:hint="default"/>
           <w:sz w:val="24"/>
           <w:szCs w:val="24"/>
           <w:lang w:val="en-US" w:eastAsia="zh-CN"/>
@@ -248,7 +249,7 @@
       </w:pPr>
       <w:r>
         <w:rPr>
-          <w:rFonts w:ascii="宋体" w:hAnsi="宋体" w:eastAsia="宋体" w:cs="宋体"/>
+          <w:rFonts w:ascii="宋体" w:eastAsia="宋体" w:hAnsi="宋体" w:cs="宋体"/>
           <w:b/>
           <w:bCs/>
           <w:spacing w:val="-3"/>
@@ -259,7 +260,7 @@
       </w:r>
       <w:r>
         <w:rPr>
-          <w:rFonts w:hint="eastAsia" w:ascii="宋体" w:hAnsi="宋体" w:eastAsia="宋体" w:cs="宋体"/>
+          <w:rFonts w:ascii="宋体" w:eastAsia="宋体" w:hAnsi="宋体" w:cs="宋体" w:hint="eastAsia"/>
           <w:b/>
           <w:bCs/>
           <w:spacing w:val="-3"/>
@@ -271,7 +272,7 @@
       </w:r>
       <w:r>
         <w:rPr>
-          <w:rFonts w:ascii="宋体" w:hAnsi="宋体" w:eastAsia="宋体" w:cs="宋体"/>
+          <w:rFonts w:ascii="宋体" w:eastAsia="宋体" w:hAnsi="宋体" w:cs="宋体"/>
           <w:b/>
           <w:bCs/>
           <w:spacing w:val="-3"/>
@@ -282,7 +283,7 @@
       </w:r>
       <w:r>
         <w:rPr>
-          <w:rFonts w:hint="eastAsia" w:ascii="宋体" w:hAnsi="宋体" w:cs="宋体"/>
+          <w:rFonts w:ascii="宋体" w:hAnsi="宋体" w:cs="宋体" w:hint="eastAsia"/>
           <w:b/>
           <w:bCs/>
           <w:spacing w:val="-3"/>
@@ -294,7 +295,7 @@
       </w:r>
       <w:r>
         <w:rPr>
-          <w:rFonts w:ascii="宋体" w:hAnsi="宋体" w:eastAsia="宋体" w:cs="宋体"/>
+          <w:rFonts w:ascii="宋体" w:eastAsia="宋体" w:hAnsi="宋体" w:cs="宋体"/>
           <w:b/>
           <w:bCs/>
           <w:spacing w:val="-3"/>
@@ -305,7 +306,7 @@
       </w:r>
       <w:r>
         <w:rPr>
-          <w:rFonts w:hint="eastAsia" w:ascii="宋体" w:hAnsi="宋体" w:cs="宋体"/>
+          <w:rFonts w:ascii="宋体" w:hAnsi="宋体" w:cs="宋体" w:hint="eastAsia"/>
           <w:b/>
           <w:bCs/>
           <w:spacing w:val="-3"/>
@@ -313,23 +314,24 @@
           <w:szCs w:val="24"/>
           <w:lang w:val="en-US" w:eastAsia="zh-CN"/>
         </w:rPr>
-        <w:t>17</w:t>
+        <w:t>18</w:t>
       </w:r>
+      <w:bookmarkStart w:id="2" w:name="_GoBack"/>
+      <w:bookmarkEnd w:id="2"/>
     </w:p>
     <w:tbl>
       <w:tblPr>
-        <w:tblStyle w:val="21"/>
+        <w:tblStyle w:val="TableGrid"/>
         <w:tblW w:w="0" w:type="auto"/>
         <w:jc w:val="center"/>
         <w:tblBorders>
-          <w:top w:val="none" w:color="auto" w:sz="0" w:space="0"/>
-          <w:left w:val="none" w:color="auto" w:sz="0" w:space="0"/>
-          <w:bottom w:val="none" w:color="auto" w:sz="0" w:space="0"/>
-          <w:right w:val="none" w:color="auto" w:sz="0" w:space="0"/>
-          <w:insideH w:val="none" w:color="auto" w:sz="0" w:space="0"/>
-          <w:insideV w:val="none" w:color="auto" w:sz="0" w:space="0"/>
+          <w:top w:val="nil"/>
+          <w:left w:val="nil"/>
+          <w:bottom w:val="nil"/>
+          <w:right w:val="nil"/>
+          <w:insideH w:val="nil"/>
+          <w:insideV w:val="nil"/>
         </w:tblBorders>
-        <w:tblLayout w:type="autofit"/>
         <w:tblCellMar>
           <w:top w:w="0" w:type="dxa"/>
           <w:left w:w="108" w:type="dxa"/>
@@ -343,17 +345,25 @@
       </w:tblGrid>
       <w:tr>
         <w:tblPrEx>
+          <w:tblW w:w="0" w:type="auto"/>
+          <w:jc w:val="center"/>
           <w:tblBorders>
-            <w:top w:val="none" w:color="auto" w:sz="0" w:space="0"/>
-            <w:left w:val="none" w:color="auto" w:sz="0" w:space="0"/>
-            <w:bottom w:val="none" w:color="auto" w:sz="0" w:space="0"/>
-            <w:right w:val="none" w:color="auto" w:sz="0" w:space="0"/>
-            <w:insideH w:val="none" w:color="auto" w:sz="0" w:space="0"/>
-            <w:insideV w:val="none" w:color="auto" w:sz="0" w:space="0"/>
+            <w:top w:val="nil"/>
+            <w:left w:val="nil"/>
+            <w:bottom w:val="nil"/>
+            <w:right w:val="nil"/>
+            <w:insideH w:val="nil"/>
+            <w:insideV w:val="nil"/>
           </w:tblBorders>
+          <w:tblCellMar>
+            <w:top w:w="0" w:type="dxa"/>
+            <w:left w:w="108" w:type="dxa"/>
+            <w:bottom w:w="0" w:type="dxa"/>
+            <w:right w:w="108" w:type="dxa"/>
+          </w:tblCellMar>
         </w:tblPrEx>
         <w:trPr>
-          <w:trHeight w:val="810" w:hRule="atLeast"/>
+          <w:trHeight w:val="810"/>
           <w:jc w:val="center"/>
         </w:trPr>
         <w:tc>
@@ -392,7 +402,7 @@
             </w:r>
             <w:r>
               <w:rPr>
-                <w:rFonts w:hint="default" w:asciiTheme="minorAscii" w:hAnsiTheme="minorAscii" w:eastAsiaTheme="minorEastAsia"/>
+                <w:rFonts w:asciiTheme="minorAscii" w:eastAsiaTheme="minorEastAsia" w:hAnsiTheme="minorAscii" w:hint="default"/>
                 <w:spacing w:val="227"/>
                 <w:sz w:val="21"/>
                 <w:vertAlign w:val="baseline"/>
@@ -447,7 +457,7 @@
             </w:r>
             <w:r>
               <w:rPr>
-                <w:rFonts w:hint="eastAsia" w:asciiTheme="minorAscii" w:hAnsiTheme="minorAscii" w:eastAsiaTheme="minorEastAsia"/>
+                <w:rFonts w:asciiTheme="minorAscii" w:eastAsiaTheme="minorEastAsia" w:hAnsiTheme="minorAscii" w:hint="eastAsia"/>
                 <w:spacing w:val="227"/>
                 <w:sz w:val="21"/>
                 <w:vertAlign w:val="baseline"/>
@@ -469,14 +479,8 @@
       </w:tr>
       <w:tr>
         <w:tblPrEx>
-          <w:tblBorders>
-            <w:top w:val="none" w:color="auto" w:sz="0" w:space="0"/>
-            <w:left w:val="none" w:color="auto" w:sz="0" w:space="0"/>
-            <w:bottom w:val="none" w:color="auto" w:sz="0" w:space="0"/>
-            <w:right w:val="none" w:color="auto" w:sz="0" w:space="0"/>
-            <w:insideH w:val="none" w:color="auto" w:sz="0" w:space="0"/>
-            <w:insideV w:val="none" w:color="auto" w:sz="0" w:space="0"/>
-          </w:tblBorders>
+          <w:tblW w:w="0" w:type="auto"/>
+          <w:jc w:val="center"/>
           <w:tblCellMar>
             <w:top w:w="0" w:type="dxa"/>
             <w:left w:w="108" w:type="dxa"/>
@@ -485,7 +489,7 @@
           </w:tblCellMar>
         </w:tblPrEx>
         <w:trPr>
-          <w:trHeight w:val="810" w:hRule="atLeast"/>
+          <w:trHeight w:val="810"/>
           <w:jc w:val="center"/>
         </w:trPr>
         <w:tc>
@@ -510,7 +514,7 @@
               <w:snapToGrid w:val="0"/>
               <w:textAlignment w:val="baseline"/>
               <w:rPr>
-                <w:rFonts w:hint="default" w:ascii="Arial" w:hAnsi="Arial" w:eastAsia="Arial" w:cs="Arial"/>
+                <w:rFonts w:ascii="Arial" w:eastAsia="Arial" w:hAnsi="Arial" w:cs="Arial" w:hint="default"/>
                 <w:snapToGrid w:val="0"/>
                 <w:color w:val="000000"/>
                 <w:kern w:val="0"/>
@@ -542,7 +546,7 @@
             </w:r>
             <w:r>
               <w:rPr>
-                <w:rFonts w:hint="default" w:asciiTheme="minorAscii" w:hAnsiTheme="minorAscii" w:eastAsiaTheme="minorEastAsia"/>
+                <w:rFonts w:asciiTheme="minorAscii" w:eastAsiaTheme="minorEastAsia" w:hAnsiTheme="minorAscii" w:hint="default"/>
                 <w:spacing w:val="227"/>
                 <w:sz w:val="21"/>
                 <w:vertAlign w:val="baseline"/>
@@ -596,7 +600,7 @@
               <w:snapToGrid w:val="0"/>
               <w:textAlignment w:val="baseline"/>
               <w:rPr>
-                <w:rFonts w:hint="default" w:ascii="Arial" w:hAnsi="Arial" w:eastAsia="Arial" w:cs="Arial"/>
+                <w:rFonts w:ascii="Arial" w:eastAsia="Arial" w:hAnsi="Arial" w:cs="Arial" w:hint="default"/>
                 <w:snapToGrid w:val="0"/>
                 <w:color w:val="000000"/>
                 <w:kern w:val="0"/>
@@ -616,7 +620,7 @@
             </w:r>
             <w:r>
               <w:rPr>
-                <w:rFonts w:hint="eastAsia" w:asciiTheme="minorAscii" w:hAnsiTheme="minorAscii" w:eastAsiaTheme="minorEastAsia"/>
+                <w:rFonts w:asciiTheme="minorAscii" w:eastAsiaTheme="minorEastAsia" w:hAnsiTheme="minorAscii" w:hint="eastAsia"/>
                 <w:spacing w:val="227"/>
                 <w:sz w:val="21"/>
                 <w:vertAlign w:val="baseline"/>
@@ -638,14 +642,8 @@
       </w:tr>
       <w:tr>
         <w:tblPrEx>
-          <w:tblBorders>
-            <w:top w:val="none" w:color="auto" w:sz="0" w:space="0"/>
-            <w:left w:val="none" w:color="auto" w:sz="0" w:space="0"/>
-            <w:bottom w:val="none" w:color="auto" w:sz="0" w:space="0"/>
-            <w:right w:val="none" w:color="auto" w:sz="0" w:space="0"/>
-            <w:insideH w:val="none" w:color="auto" w:sz="0" w:space="0"/>
-            <w:insideV w:val="none" w:color="auto" w:sz="0" w:space="0"/>
-          </w:tblBorders>
+          <w:tblW w:w="0" w:type="auto"/>
+          <w:jc w:val="center"/>
           <w:tblCellMar>
             <w:top w:w="0" w:type="dxa"/>
             <w:left w:w="108" w:type="dxa"/>
@@ -654,7 +652,7 @@
           </w:tblCellMar>
         </w:tblPrEx>
         <w:trPr>
-          <w:trHeight w:val="635" w:hRule="atLeast"/>
+          <w:trHeight w:val="635"/>
           <w:jc w:val="center"/>
         </w:trPr>
         <w:tc>
@@ -705,7 +703,7 @@
             </w:r>
             <w:r>
               <w:rPr>
-                <w:rFonts w:hint="eastAsia" w:asciiTheme="minorAscii" w:hAnsiTheme="minorAscii" w:eastAsiaTheme="minorEastAsia"/>
+                <w:rFonts w:asciiTheme="minorAscii" w:eastAsiaTheme="minorEastAsia" w:hAnsiTheme="minorAscii" w:hint="eastAsia"/>
                 <w:spacing w:val="227"/>
                 <w:sz w:val="21"/>
                 <w:vertAlign w:val="baseline"/>
@@ -759,7 +757,7 @@
             </w:r>
             <w:r>
               <w:rPr>
-                <w:rFonts w:hint="eastAsia" w:asciiTheme="minorAscii" w:hAnsiTheme="minorAscii" w:eastAsiaTheme="minorEastAsia"/>
+                <w:rFonts w:asciiTheme="minorAscii" w:eastAsiaTheme="minorEastAsia" w:hAnsiTheme="minorAscii" w:hint="eastAsia"/>
                 <w:spacing w:val="227"/>
                 <w:sz w:val="21"/>
                 <w:vertAlign w:val="baseline"/>
@@ -820,14 +818,14 @@
         <w:ind w:left="3634"/>
         <w:textAlignment w:val="baseline"/>
         <w:rPr>
-          <w:rFonts w:ascii="宋体" w:hAnsi="宋体" w:eastAsia="宋体" w:cs="宋体"/>
+          <w:rFonts w:ascii="宋体" w:eastAsia="宋体" w:hAnsi="宋体" w:cs="宋体"/>
           <w:sz w:val="31"/>
           <w:szCs w:val="31"/>
         </w:rPr>
       </w:pPr>
       <w:r>
         <w:rPr>
-          <w:rFonts w:ascii="宋体" w:hAnsi="宋体" w:eastAsia="宋体" w:cs="宋体"/>
+          <w:rFonts w:ascii="宋体" w:eastAsia="宋体" w:hAnsi="宋体" w:cs="宋体"/>
           <w:b/>
           <w:bCs/>
           <w:spacing w:val="4"/>
@@ -839,16 +837,16 @@
     </w:p>
     <w:tbl>
       <w:tblPr>
-        <w:tblStyle w:val="26"/>
+        <w:tblStyle w:val="TableNormal0"/>
         <w:tblW w:w="8214" w:type="dxa"/>
         <w:jc w:val="center"/>
         <w:tblBorders>
-          <w:top w:val="single" w:color="000000" w:sz="2" w:space="0"/>
-          <w:left w:val="single" w:color="000000" w:sz="2" w:space="0"/>
-          <w:bottom w:val="single" w:color="000000" w:sz="2" w:space="0"/>
-          <w:right w:val="single" w:color="000000" w:sz="2" w:space="0"/>
-          <w:insideH w:val="single" w:color="000000" w:sz="2" w:space="0"/>
-          <w:insideV w:val="single" w:color="000000" w:sz="2" w:space="0"/>
+          <w:top w:val="single" w:sz="2" w:space="0" w:color="000000"/>
+          <w:left w:val="single" w:sz="2" w:space="0" w:color="000000"/>
+          <w:bottom w:val="single" w:sz="2" w:space="0" w:color="000000"/>
+          <w:right w:val="single" w:sz="2" w:space="0" w:color="000000"/>
+          <w:insideH w:val="single" w:sz="2" w:space="0" w:color="000000"/>
+          <w:insideV w:val="single" w:sz="2" w:space="0" w:color="000000"/>
         </w:tblBorders>
         <w:tblLayout w:type="fixed"/>
         <w:tblCellMar>
@@ -868,14 +866,17 @@
       </w:tblGrid>
       <w:tr>
         <w:tblPrEx>
+          <w:tblW w:w="8214" w:type="dxa"/>
+          <w:jc w:val="center"/>
           <w:tblBorders>
-            <w:top w:val="single" w:color="000000" w:sz="2" w:space="0"/>
-            <w:left w:val="single" w:color="000000" w:sz="2" w:space="0"/>
-            <w:bottom w:val="single" w:color="000000" w:sz="2" w:space="0"/>
-            <w:right w:val="single" w:color="000000" w:sz="2" w:space="0"/>
-            <w:insideH w:val="single" w:color="000000" w:sz="2" w:space="0"/>
-            <w:insideV w:val="single" w:color="000000" w:sz="2" w:space="0"/>
+            <w:top w:val="single" w:sz="2" w:space="0" w:color="000000"/>
+            <w:left w:val="single" w:sz="2" w:space="0" w:color="000000"/>
+            <w:bottom w:val="single" w:sz="2" w:space="0" w:color="000000"/>
+            <w:right w:val="single" w:sz="2" w:space="0" w:color="000000"/>
+            <w:insideH w:val="single" w:sz="2" w:space="0" w:color="000000"/>
+            <w:insideV w:val="single" w:sz="2" w:space="0" w:color="000000"/>
           </w:tblBorders>
+          <w:tblLayout w:type="fixed"/>
           <w:tblCellMar>
             <w:top w:w="0" w:type="dxa"/>
             <w:left w:w="0" w:type="dxa"/>
@@ -884,7 +885,7 @@
           </w:tblCellMar>
         </w:tblPrEx>
         <w:trPr>
-          <w:trHeight w:val="593" w:hRule="atLeast"/>
+          <w:trHeight w:val="593"/>
           <w:jc w:val="center"/>
         </w:trPr>
         <w:tc>
@@ -906,18 +907,18 @@
               <w:adjustRightInd w:val="0"/>
               <w:snapToGrid w:val="0"/>
               <w:spacing w:before="176" w:line="228" w:lineRule="auto"/>
-              <w:ind w:left="0" w:leftChars="0" w:right="0" w:rightChars="0" w:firstLine="0" w:firstLineChars="0"/>
+              <w:ind w:left="0" w:right="0" w:firstLine="0" w:leftChars="0" w:rightChars="0" w:firstLineChars="0"/>
               <w:jc w:val="center"/>
               <w:textAlignment w:val="baseline"/>
               <w:rPr>
-                <w:rFonts w:ascii="宋体" w:hAnsi="宋体" w:eastAsia="宋体" w:cs="宋体"/>
+                <w:rFonts w:ascii="宋体" w:eastAsia="宋体" w:hAnsi="宋体" w:cs="宋体"/>
                 <w:sz w:val="20"/>
                 <w:szCs w:val="20"/>
               </w:rPr>
             </w:pPr>
             <w:r>
               <w:rPr>
-                <w:rFonts w:hint="eastAsia" w:ascii="宋体" w:hAnsi="宋体" w:cs="宋体"/>
+                <w:rFonts w:ascii="宋体" w:hAnsi="宋体" w:cs="宋体" w:hint="eastAsia"/>
                 <w:spacing w:val="-14"/>
                 <w:sz w:val="20"/>
                 <w:szCs w:val="20"/>
@@ -927,7 +928,7 @@
             </w:r>
             <w:r>
               <w:rPr>
-                <w:rFonts w:ascii="宋体" w:hAnsi="宋体" w:eastAsia="宋体" w:cs="宋体"/>
+                <w:rFonts w:ascii="宋体" w:eastAsia="宋体" w:hAnsi="宋体" w:cs="宋体"/>
                 <w:spacing w:val="-14"/>
                 <w:sz w:val="20"/>
                 <w:szCs w:val="20"/>
@@ -955,18 +956,18 @@
               <w:adjustRightInd w:val="0"/>
               <w:snapToGrid w:val="0"/>
               <w:spacing w:before="175" w:line="227" w:lineRule="auto"/>
-              <w:ind w:left="0" w:leftChars="0" w:right="0" w:rightChars="0" w:firstLine="0" w:firstLineChars="0"/>
+              <w:ind w:left="0" w:right="0" w:firstLine="0" w:leftChars="0" w:rightChars="0" w:firstLineChars="0"/>
               <w:jc w:val="center"/>
               <w:textAlignment w:val="baseline"/>
               <w:rPr>
-                <w:rFonts w:ascii="宋体" w:hAnsi="宋体" w:eastAsia="宋体" w:cs="宋体"/>
+                <w:rFonts w:ascii="宋体" w:eastAsia="宋体" w:hAnsi="宋体" w:cs="宋体"/>
                 <w:sz w:val="20"/>
                 <w:szCs w:val="20"/>
               </w:rPr>
             </w:pPr>
             <w:r>
               <w:rPr>
-                <w:rFonts w:ascii="宋体" w:hAnsi="宋体" w:eastAsia="宋体" w:cs="宋体"/>
+                <w:rFonts w:ascii="宋体" w:eastAsia="宋体" w:hAnsi="宋体" w:cs="宋体"/>
                 <w:spacing w:val="4"/>
                 <w:sz w:val="20"/>
                 <w:szCs w:val="20"/>
@@ -994,18 +995,18 @@
               <w:adjustRightInd w:val="0"/>
               <w:snapToGrid w:val="0"/>
               <w:spacing w:before="175" w:line="228" w:lineRule="auto"/>
-              <w:ind w:left="0" w:leftChars="0" w:right="0" w:rightChars="0" w:firstLine="0" w:firstLineChars="0"/>
+              <w:ind w:left="0" w:right="0" w:firstLine="0" w:leftChars="0" w:rightChars="0" w:firstLineChars="0"/>
               <w:jc w:val="center"/>
               <w:textAlignment w:val="baseline"/>
               <w:rPr>
-                <w:rFonts w:ascii="宋体" w:hAnsi="宋体" w:eastAsia="宋体" w:cs="宋体"/>
+                <w:rFonts w:ascii="宋体" w:eastAsia="宋体" w:hAnsi="宋体" w:cs="宋体"/>
                 <w:sz w:val="20"/>
                 <w:szCs w:val="20"/>
               </w:rPr>
             </w:pPr>
             <w:r>
               <w:rPr>
-                <w:rFonts w:ascii="宋体" w:hAnsi="宋体" w:eastAsia="宋体" w:cs="宋体"/>
+                <w:rFonts w:ascii="宋体" w:eastAsia="宋体" w:hAnsi="宋体" w:cs="宋体"/>
                 <w:spacing w:val="7"/>
                 <w:sz w:val="20"/>
                 <w:szCs w:val="20"/>
@@ -1033,11 +1034,11 @@
               <w:adjustRightInd w:val="0"/>
               <w:snapToGrid w:val="0"/>
               <w:spacing w:before="175" w:line="228" w:lineRule="auto"/>
-              <w:ind w:left="0" w:leftChars="0" w:right="0" w:rightChars="0" w:firstLine="0" w:firstLineChars="0"/>
+              <w:ind w:left="0" w:right="0" w:firstLine="0" w:leftChars="0" w:rightChars="0" w:firstLineChars="0"/>
               <w:jc w:val="center"/>
               <w:textAlignment w:val="baseline"/>
               <w:rPr>
-                <w:rFonts w:hint="eastAsia" w:ascii="宋体" w:hAnsi="宋体" w:eastAsia="宋体" w:cs="宋体"/>
+                <w:rFonts w:ascii="宋体" w:eastAsia="宋体" w:hAnsi="宋体" w:cs="宋体" w:hint="eastAsia"/>
                 <w:spacing w:val="7"/>
                 <w:sz w:val="20"/>
                 <w:szCs w:val="20"/>
@@ -1046,7 +1047,7 @@
             </w:pPr>
             <w:r>
               <w:rPr>
-                <w:rFonts w:hint="eastAsia" w:ascii="宋体" w:hAnsi="宋体" w:cs="宋体"/>
+                <w:rFonts w:ascii="宋体" w:hAnsi="宋体" w:cs="宋体" w:hint="eastAsia"/>
                 <w:spacing w:val="7"/>
                 <w:sz w:val="20"/>
                 <w:szCs w:val="20"/>
@@ -1075,11 +1076,11 @@
               <w:adjustRightInd w:val="0"/>
               <w:snapToGrid w:val="0"/>
               <w:spacing w:before="175" w:line="228" w:lineRule="auto"/>
-              <w:ind w:left="0" w:leftChars="0" w:right="0" w:rightChars="0" w:firstLine="0" w:firstLineChars="0"/>
+              <w:ind w:left="0" w:right="0" w:firstLine="0" w:leftChars="0" w:rightChars="0" w:firstLineChars="0"/>
               <w:jc w:val="center"/>
               <w:textAlignment w:val="baseline"/>
               <w:rPr>
-                <w:rFonts w:hint="default" w:ascii="宋体" w:hAnsi="宋体" w:cs="宋体"/>
+                <w:rFonts w:ascii="宋体" w:hAnsi="宋体" w:cs="宋体" w:hint="default"/>
                 <w:spacing w:val="7"/>
                 <w:sz w:val="20"/>
                 <w:szCs w:val="20"/>
@@ -1088,7 +1089,7 @@
             </w:pPr>
             <w:r>
               <w:rPr>
-                <w:rFonts w:hint="eastAsia" w:ascii="宋体" w:hAnsi="宋体" w:cs="宋体"/>
+                <w:rFonts w:ascii="宋体" w:hAnsi="宋体" w:cs="宋体" w:hint="eastAsia"/>
                 <w:spacing w:val="7"/>
                 <w:sz w:val="20"/>
                 <w:szCs w:val="20"/>
@@ -1117,18 +1118,18 @@
               <w:adjustRightInd w:val="0"/>
               <w:snapToGrid w:val="0"/>
               <w:spacing w:before="176" w:line="229" w:lineRule="auto"/>
-              <w:ind w:left="0" w:leftChars="0" w:right="0" w:rightChars="0" w:firstLine="0" w:firstLineChars="0"/>
+              <w:ind w:left="0" w:right="0" w:firstLine="0" w:leftChars="0" w:rightChars="0" w:firstLineChars="0"/>
               <w:jc w:val="center"/>
               <w:textAlignment w:val="baseline"/>
               <w:rPr>
-                <w:rFonts w:ascii="宋体" w:hAnsi="宋体" w:eastAsia="宋体" w:cs="宋体"/>
+                <w:rFonts w:ascii="宋体" w:eastAsia="宋体" w:hAnsi="宋体" w:cs="宋体"/>
                 <w:sz w:val="20"/>
                 <w:szCs w:val="20"/>
               </w:rPr>
             </w:pPr>
             <w:r>
               <w:rPr>
-                <w:rFonts w:ascii="宋体" w:hAnsi="宋体" w:eastAsia="宋体" w:cs="宋体"/>
+                <w:rFonts w:ascii="宋体" w:eastAsia="宋体" w:hAnsi="宋体" w:cs="宋体"/>
                 <w:spacing w:val="7"/>
                 <w:sz w:val="20"/>
                 <w:szCs w:val="20"/>
@@ -1140,14 +1141,9 @@
       </w:tr>
       <w:tr>
         <w:tblPrEx>
-          <w:tblBorders>
-            <w:top w:val="single" w:color="000000" w:sz="2" w:space="0"/>
-            <w:left w:val="single" w:color="000000" w:sz="2" w:space="0"/>
-            <w:bottom w:val="single" w:color="000000" w:sz="2" w:space="0"/>
-            <w:right w:val="single" w:color="000000" w:sz="2" w:space="0"/>
-            <w:insideH w:val="single" w:color="000000" w:sz="2" w:space="0"/>
-            <w:insideV w:val="single" w:color="000000" w:sz="2" w:space="0"/>
-          </w:tblBorders>
+          <w:tblW w:w="8214" w:type="dxa"/>
+          <w:jc w:val="center"/>
+          <w:tblLayout w:type="fixed"/>
           <w:tblCellMar>
             <w:top w:w="0" w:type="dxa"/>
             <w:left w:w="0" w:type="dxa"/>
@@ -1156,7 +1152,7 @@
           </w:tblCellMar>
         </w:tblPrEx>
         <w:trPr>
-          <w:trHeight w:val="516" w:hRule="atLeast"/>
+          <w:trHeight w:val="516"/>
           <w:jc w:val="center"/>
         </w:trPr>
         <w:tc>
@@ -1178,11 +1174,11 @@
               <w:adjustRightInd w:val="0"/>
               <w:snapToGrid w:val="0"/>
               <w:spacing w:before="173" w:line="267" w:lineRule="exact"/>
-              <w:ind w:left="0" w:leftChars="0" w:right="0" w:rightChars="0" w:firstLine="0" w:firstLineChars="0"/>
+              <w:ind w:left="0" w:right="0" w:firstLine="0" w:leftChars="0" w:rightChars="0" w:firstLineChars="0"/>
               <w:jc w:val="center"/>
               <w:textAlignment w:val="baseline"/>
               <w:rPr>
-                <w:rFonts w:hint="default" w:ascii="宋体" w:hAnsi="宋体" w:eastAsia="宋体" w:cs="宋体"/>
+                <w:rFonts w:ascii="宋体" w:eastAsia="宋体" w:hAnsi="宋体" w:cs="宋体" w:hint="default"/>
                 <w:sz w:val="20"/>
                 <w:szCs w:val="20"/>
                 <w:lang w:val="en-US"/>
@@ -1190,7 +1186,7 @@
             </w:pPr>
             <w:r>
               <w:rPr>
-                <w:rFonts w:ascii="宋体" w:hAnsi="宋体" w:eastAsia="宋体" w:cs="宋体"/>
+                <w:rFonts w:ascii="宋体" w:eastAsia="宋体" w:hAnsi="宋体" w:cs="宋体"/>
                 <w:spacing w:val="3"/>
                 <w:position w:val="1"/>
                 <w:sz w:val="20"/>
@@ -1200,7 +1196,7 @@
             </w:r>
             <w:r>
               <w:rPr>
-                <w:rFonts w:hint="eastAsia" w:ascii="宋体" w:hAnsi="宋体" w:cs="宋体"/>
+                <w:rFonts w:ascii="宋体" w:hAnsi="宋体" w:cs="宋体" w:hint="eastAsia"/>
                 <w:spacing w:val="3"/>
                 <w:position w:val="1"/>
                 <w:sz w:val="20"/>
@@ -1211,7 +1207,7 @@
             </w:r>
             <w:r>
               <w:rPr>
-                <w:rFonts w:ascii="宋体" w:hAnsi="宋体" w:eastAsia="宋体" w:cs="宋体"/>
+                <w:rFonts w:ascii="宋体" w:eastAsia="宋体" w:hAnsi="宋体" w:cs="宋体"/>
                 <w:spacing w:val="3"/>
                 <w:position w:val="1"/>
                 <w:sz w:val="20"/>
@@ -1221,27 +1217,14 @@
             </w:r>
             <w:r>
               <w:rPr>
-                <w:rFonts w:hint="eastAsia" w:ascii="宋体" w:hAnsi="宋体" w:cs="宋体"/>
+                <w:rFonts w:ascii="宋体" w:hAnsi="宋体" w:cs="宋体" w:hint="eastAsia"/>
                 <w:spacing w:val="3"/>
                 <w:position w:val="1"/>
                 <w:sz w:val="20"/>
                 <w:szCs w:val="20"/>
                 <w:lang w:val="en-US" w:eastAsia="zh-CN"/>
               </w:rPr>
-              <w:t>3</w:t>
-            </w:r>
-            <w:bookmarkStart w:id="2" w:name="_GoBack"/>
-            <w:bookmarkEnd w:id="2"/>
-            <w:r>
-              <w:rPr>
-                <w:rFonts w:hint="eastAsia" w:ascii="宋体" w:hAnsi="宋体" w:cs="宋体"/>
-                <w:spacing w:val="3"/>
-                <w:position w:val="1"/>
-                <w:sz w:val="20"/>
-                <w:szCs w:val="20"/>
-                <w:lang w:val="en-US" w:eastAsia="zh-CN"/>
-              </w:rPr>
-              <w:t>0</w:t>
+              <w:t>30</w:t>
             </w:r>
           </w:p>
         </w:tc>
@@ -1264,18 +1247,18 @@
               <w:adjustRightInd w:val="0"/>
               <w:snapToGrid w:val="0"/>
               <w:spacing w:before="173" w:line="267" w:lineRule="exact"/>
-              <w:ind w:left="0" w:leftChars="0" w:right="0" w:rightChars="0" w:firstLine="0" w:firstLineChars="0"/>
+              <w:ind w:left="0" w:right="0" w:firstLine="0" w:leftChars="0" w:rightChars="0" w:firstLineChars="0"/>
               <w:jc w:val="center"/>
               <w:textAlignment w:val="baseline"/>
               <w:rPr>
-                <w:rFonts w:ascii="宋体" w:hAnsi="宋体" w:eastAsia="宋体" w:cs="宋体"/>
+                <w:rFonts w:ascii="宋体" w:eastAsia="宋体" w:hAnsi="宋体" w:cs="宋体"/>
                 <w:sz w:val="20"/>
                 <w:szCs w:val="20"/>
               </w:rPr>
             </w:pPr>
             <w:r>
               <w:rPr>
-                <w:rFonts w:ascii="宋体" w:hAnsi="宋体" w:eastAsia="宋体" w:cs="宋体"/>
+                <w:rFonts w:ascii="宋体" w:eastAsia="宋体" w:hAnsi="宋体" w:cs="宋体"/>
                 <w:spacing w:val="4"/>
                 <w:position w:val="1"/>
                 <w:sz w:val="20"/>
@@ -1304,18 +1287,18 @@
               <w:adjustRightInd w:val="0"/>
               <w:snapToGrid w:val="0"/>
               <w:spacing w:before="172" w:line="228" w:lineRule="auto"/>
-              <w:ind w:left="0" w:leftChars="0" w:right="0" w:rightChars="0" w:firstLine="0" w:firstLineChars="0"/>
+              <w:ind w:left="0" w:right="0" w:firstLine="0" w:leftChars="0" w:rightChars="0" w:firstLineChars="0"/>
               <w:jc w:val="center"/>
               <w:textAlignment w:val="baseline"/>
               <w:rPr>
-                <w:rFonts w:ascii="宋体" w:hAnsi="宋体" w:eastAsia="宋体" w:cs="宋体"/>
+                <w:rFonts w:ascii="宋体" w:eastAsia="宋体" w:hAnsi="宋体" w:cs="宋体"/>
                 <w:sz w:val="20"/>
                 <w:szCs w:val="20"/>
               </w:rPr>
             </w:pPr>
             <w:r>
               <w:rPr>
-                <w:rFonts w:ascii="宋体" w:hAnsi="宋体" w:eastAsia="宋体" w:cs="宋体"/>
+                <w:rFonts w:ascii="宋体" w:eastAsia="宋体" w:hAnsi="宋体" w:cs="宋体"/>
                 <w:spacing w:val="200"/>
                 <w:kern w:val="0"/>
                 <w:sz w:val="20"/>
@@ -1325,7 +1308,7 @@
             </w:r>
             <w:r>
               <w:rPr>
-                <w:rFonts w:ascii="宋体" w:hAnsi="宋体" w:eastAsia="宋体" w:cs="宋体"/>
+                <w:rFonts w:ascii="宋体" w:eastAsia="宋体" w:hAnsi="宋体" w:cs="宋体"/>
                 <w:spacing w:val="0"/>
                 <w:kern w:val="0"/>
                 <w:sz w:val="20"/>
@@ -1354,11 +1337,11 @@
               <w:adjustRightInd w:val="0"/>
               <w:snapToGrid w:val="0"/>
               <w:spacing w:before="173" w:line="229" w:lineRule="auto"/>
-              <w:ind w:left="0" w:leftChars="0" w:right="0" w:rightChars="0" w:firstLine="0" w:firstLineChars="0"/>
+              <w:ind w:left="0" w:right="0" w:firstLine="0" w:leftChars="0" w:rightChars="0" w:firstLineChars="0"/>
               <w:jc w:val="center"/>
               <w:textAlignment w:val="baseline"/>
               <w:rPr>
-                <w:rFonts w:ascii="宋体" w:hAnsi="宋体" w:eastAsia="宋体" w:cs="宋体"/>
+                <w:rFonts w:ascii="宋体" w:eastAsia="宋体" w:hAnsi="宋体" w:cs="宋体"/>
                 <w:spacing w:val="200"/>
                 <w:kern w:val="0"/>
                 <w:sz w:val="20"/>
@@ -1367,7 +1350,7 @@
             </w:pPr>
             <w:r>
               <w:rPr>
-                <w:rFonts w:hint="eastAsia" w:asciiTheme="minorAscii" w:hAnsiTheme="minorAscii" w:eastAsiaTheme="minorEastAsia"/>
+                <w:rFonts w:asciiTheme="minorAscii" w:eastAsiaTheme="minorEastAsia" w:hAnsiTheme="minorAscii" w:hint="eastAsia"/>
                 <w:spacing w:val="0"/>
                 <w:kern w:val="0"/>
                 <w:sz w:val="21"/>
@@ -1397,11 +1380,11 @@
               <w:adjustRightInd w:val="0"/>
               <w:snapToGrid w:val="0"/>
               <w:spacing w:before="172" w:line="228" w:lineRule="auto"/>
-              <w:ind w:left="0" w:leftChars="0" w:right="0" w:rightChars="0" w:firstLine="0" w:firstLineChars="0"/>
+              <w:ind w:left="0" w:right="0" w:firstLine="0" w:leftChars="0" w:rightChars="0" w:firstLineChars="0"/>
               <w:jc w:val="center"/>
               <w:textAlignment w:val="baseline"/>
               <w:rPr>
-                <w:rFonts w:ascii="宋体" w:hAnsi="宋体" w:eastAsia="宋体" w:cs="宋体"/>
+                <w:rFonts w:ascii="宋体" w:eastAsia="宋体" w:hAnsi="宋体" w:cs="宋体"/>
                 <w:spacing w:val="200"/>
                 <w:kern w:val="0"/>
                 <w:sz w:val="20"/>
@@ -1410,7 +1393,7 @@
             </w:pPr>
             <w:r>
               <w:rPr>
-                <w:rFonts w:hint="eastAsia" w:ascii="宋体" w:hAnsi="宋体" w:eastAsia="宋体" w:cs="宋体"/>
+                <w:rFonts w:ascii="宋体" w:eastAsia="宋体" w:hAnsi="宋体" w:cs="宋体" w:hint="eastAsia"/>
                 <w:spacing w:val="200"/>
                 <w:kern w:val="0"/>
                 <w:sz w:val="20"/>
@@ -1420,7 +1403,7 @@
             </w:r>
             <w:r>
               <w:rPr>
-                <w:rFonts w:hint="eastAsia" w:asciiTheme="minorAscii" w:hAnsiTheme="minorAscii" w:eastAsiaTheme="minorEastAsia"/>
+                <w:rFonts w:asciiTheme="minorAscii" w:eastAsiaTheme="minorEastAsia" w:hAnsiTheme="minorAscii" w:hint="eastAsia"/>
                 <w:spacing w:val="0"/>
                 <w:kern w:val="0"/>
                 <w:sz w:val="21"/>
@@ -1450,18 +1433,18 @@
               <w:adjustRightInd w:val="0"/>
               <w:snapToGrid w:val="0"/>
               <w:spacing w:before="173" w:line="229" w:lineRule="auto"/>
-              <w:ind w:left="0" w:leftChars="0" w:right="0" w:rightChars="0" w:firstLine="0" w:firstLineChars="0"/>
+              <w:ind w:left="0" w:right="0" w:firstLine="0" w:leftChars="0" w:rightChars="0" w:firstLineChars="0"/>
               <w:jc w:val="center"/>
               <w:textAlignment w:val="baseline"/>
               <w:rPr>
-                <w:rFonts w:ascii="宋体" w:hAnsi="宋体" w:eastAsia="宋体" w:cs="宋体"/>
+                <w:rFonts w:ascii="宋体" w:eastAsia="宋体" w:hAnsi="宋体" w:cs="宋体"/>
                 <w:sz w:val="20"/>
                 <w:szCs w:val="20"/>
               </w:rPr>
             </w:pPr>
             <w:r>
               <w:rPr>
-                <w:rFonts w:hint="eastAsia" w:asciiTheme="minorAscii" w:hAnsiTheme="minorAscii" w:eastAsiaTheme="minorEastAsia"/>
+                <w:rFonts w:asciiTheme="minorAscii" w:eastAsiaTheme="minorEastAsia" w:hAnsiTheme="minorAscii" w:hint="eastAsia"/>
                 <w:spacing w:val="0"/>
                 <w:kern w:val="0"/>
                 <w:sz w:val="21"/>
@@ -1475,14 +1458,9 @@
       </w:tr>
       <w:tr>
         <w:tblPrEx>
-          <w:tblBorders>
-            <w:top w:val="single" w:color="000000" w:sz="2" w:space="0"/>
-            <w:left w:val="single" w:color="000000" w:sz="2" w:space="0"/>
-            <w:bottom w:val="single" w:color="000000" w:sz="2" w:space="0"/>
-            <w:right w:val="single" w:color="000000" w:sz="2" w:space="0"/>
-            <w:insideH w:val="single" w:color="000000" w:sz="2" w:space="0"/>
-            <w:insideV w:val="single" w:color="000000" w:sz="2" w:space="0"/>
-          </w:tblBorders>
+          <w:tblW w:w="8214" w:type="dxa"/>
+          <w:jc w:val="center"/>
+          <w:tblLayout w:type="fixed"/>
           <w:tblCellMar>
             <w:top w:w="0" w:type="dxa"/>
             <w:left w:w="0" w:type="dxa"/>
@@ -1491,7 +1469,7 @@
           </w:tblCellMar>
         </w:tblPrEx>
         <w:trPr>
-          <w:trHeight w:val="556" w:hRule="atLeast"/>
+          <w:trHeight w:val="556"/>
           <w:jc w:val="center"/>
         </w:trPr>
         <w:tc>
@@ -1500,7 +1478,7 @@
           </w:tcPr>
           <w:p>
             <w:pPr>
-              <w:pStyle w:val="27"/>
+              <w:pStyle w:val="TableText"/>
               <w:keepNext w:val="0"/>
               <w:keepLines w:val="0"/>
               <w:pageBreakBefore w:val="0"/>
@@ -1513,7 +1491,7 @@
               <w:bidi w:val="0"/>
               <w:adjustRightInd w:val="0"/>
               <w:snapToGrid w:val="0"/>
-              <w:ind w:left="0" w:leftChars="0" w:right="0" w:rightChars="0" w:firstLine="0" w:firstLineChars="0"/>
+              <w:ind w:left="0" w:right="0" w:firstLine="0" w:leftChars="0" w:rightChars="0" w:firstLineChars="0"/>
               <w:jc w:val="center"/>
               <w:textAlignment w:val="baseline"/>
             </w:pPr>
@@ -1525,7 +1503,7 @@
           </w:tcPr>
           <w:p>
             <w:pPr>
-              <w:pStyle w:val="27"/>
+              <w:pStyle w:val="TableText"/>
               <w:keepNext w:val="0"/>
               <w:keepLines w:val="0"/>
               <w:pageBreakBefore w:val="0"/>
@@ -1538,7 +1516,7 @@
               <w:bidi w:val="0"/>
               <w:adjustRightInd w:val="0"/>
               <w:snapToGrid w:val="0"/>
-              <w:ind w:left="0" w:leftChars="0" w:right="0" w:rightChars="0" w:firstLine="0" w:firstLineChars="0"/>
+              <w:ind w:left="0" w:right="0" w:firstLine="0" w:leftChars="0" w:rightChars="0" w:firstLineChars="0"/>
               <w:jc w:val="center"/>
               <w:textAlignment w:val="baseline"/>
             </w:pPr>
@@ -1550,7 +1528,7 @@
           </w:tcPr>
           <w:p>
             <w:pPr>
-              <w:pStyle w:val="27"/>
+              <w:pStyle w:val="TableText"/>
               <w:keepNext w:val="0"/>
               <w:keepLines w:val="0"/>
               <w:pageBreakBefore w:val="0"/>
@@ -1563,7 +1541,7 @@
               <w:bidi w:val="0"/>
               <w:adjustRightInd w:val="0"/>
               <w:snapToGrid w:val="0"/>
-              <w:ind w:left="0" w:leftChars="0" w:right="0" w:rightChars="0" w:firstLine="0" w:firstLineChars="0"/>
+              <w:ind w:left="0" w:right="0" w:firstLine="0" w:leftChars="0" w:rightChars="0" w:firstLineChars="0"/>
               <w:jc w:val="center"/>
               <w:textAlignment w:val="baseline"/>
             </w:pPr>
@@ -1575,7 +1553,7 @@
           </w:tcPr>
           <w:p>
             <w:pPr>
-              <w:pStyle w:val="27"/>
+              <w:pStyle w:val="TableText"/>
               <w:keepNext w:val="0"/>
               <w:keepLines w:val="0"/>
               <w:pageBreakBefore w:val="0"/>
@@ -1588,7 +1566,7 @@
               <w:bidi w:val="0"/>
               <w:adjustRightInd w:val="0"/>
               <w:snapToGrid w:val="0"/>
-              <w:ind w:left="0" w:leftChars="0" w:right="0" w:rightChars="0" w:firstLine="0" w:firstLineChars="0"/>
+              <w:ind w:left="0" w:right="0" w:firstLine="0" w:leftChars="0" w:rightChars="0" w:firstLineChars="0"/>
               <w:jc w:val="center"/>
               <w:textAlignment w:val="baseline"/>
             </w:pPr>
@@ -1600,7 +1578,7 @@
           </w:tcPr>
           <w:p>
             <w:pPr>
-              <w:pStyle w:val="27"/>
+              <w:pStyle w:val="TableText"/>
               <w:keepNext w:val="0"/>
               <w:keepLines w:val="0"/>
               <w:pageBreakBefore w:val="0"/>
@@ -1613,7 +1591,7 @@
               <w:bidi w:val="0"/>
               <w:adjustRightInd w:val="0"/>
               <w:snapToGrid w:val="0"/>
-              <w:ind w:left="0" w:leftChars="0" w:right="0" w:rightChars="0" w:firstLine="0" w:firstLineChars="0"/>
+              <w:ind w:left="0" w:right="0" w:firstLine="0" w:leftChars="0" w:rightChars="0" w:firstLineChars="0"/>
               <w:jc w:val="center"/>
               <w:textAlignment w:val="baseline"/>
             </w:pPr>
@@ -1625,7 +1603,7 @@
           </w:tcPr>
           <w:p>
             <w:pPr>
-              <w:pStyle w:val="27"/>
+              <w:pStyle w:val="TableText"/>
               <w:keepNext w:val="0"/>
               <w:keepLines w:val="0"/>
               <w:pageBreakBefore w:val="0"/>
@@ -1638,7 +1616,7 @@
               <w:bidi w:val="0"/>
               <w:adjustRightInd w:val="0"/>
               <w:snapToGrid w:val="0"/>
-              <w:ind w:left="0" w:leftChars="0" w:right="0" w:rightChars="0" w:firstLine="0" w:firstLineChars="0"/>
+              <w:ind w:left="0" w:right="0" w:firstLine="0" w:leftChars="0" w:rightChars="0" w:firstLineChars="0"/>
               <w:jc w:val="center"/>
               <w:textAlignment w:val="baseline"/>
             </w:pPr>
@@ -1647,14 +1625,9 @@
       </w:tr>
       <w:tr>
         <w:tblPrEx>
-          <w:tblBorders>
-            <w:top w:val="single" w:color="000000" w:sz="2" w:space="0"/>
-            <w:left w:val="single" w:color="000000" w:sz="2" w:space="0"/>
-            <w:bottom w:val="single" w:color="000000" w:sz="2" w:space="0"/>
-            <w:right w:val="single" w:color="000000" w:sz="2" w:space="0"/>
-            <w:insideH w:val="single" w:color="000000" w:sz="2" w:space="0"/>
-            <w:insideV w:val="single" w:color="000000" w:sz="2" w:space="0"/>
-          </w:tblBorders>
+          <w:tblW w:w="8214" w:type="dxa"/>
+          <w:jc w:val="center"/>
+          <w:tblLayout w:type="fixed"/>
           <w:tblCellMar>
             <w:top w:w="0" w:type="dxa"/>
             <w:left w:w="0" w:type="dxa"/>
@@ -1663,7 +1636,7 @@
           </w:tblCellMar>
         </w:tblPrEx>
         <w:trPr>
-          <w:trHeight w:val="556" w:hRule="atLeast"/>
+          <w:trHeight w:val="556"/>
           <w:jc w:val="center"/>
         </w:trPr>
         <w:tc>
@@ -1672,7 +1645,7 @@
           </w:tcPr>
           <w:p>
             <w:pPr>
-              <w:pStyle w:val="27"/>
+              <w:pStyle w:val="TableText"/>
               <w:keepNext w:val="0"/>
               <w:keepLines w:val="0"/>
               <w:pageBreakBefore w:val="0"/>
@@ -1685,7 +1658,7 @@
               <w:bidi w:val="0"/>
               <w:adjustRightInd w:val="0"/>
               <w:snapToGrid w:val="0"/>
-              <w:ind w:left="0" w:leftChars="0" w:right="0" w:rightChars="0" w:firstLine="0" w:firstLineChars="0"/>
+              <w:ind w:left="0" w:right="0" w:firstLine="0" w:leftChars="0" w:rightChars="0" w:firstLineChars="0"/>
               <w:jc w:val="center"/>
               <w:textAlignment w:val="baseline"/>
             </w:pPr>
@@ -1697,7 +1670,7 @@
           </w:tcPr>
           <w:p>
             <w:pPr>
-              <w:pStyle w:val="27"/>
+              <w:pStyle w:val="TableText"/>
               <w:keepNext w:val="0"/>
               <w:keepLines w:val="0"/>
               <w:pageBreakBefore w:val="0"/>
@@ -1710,7 +1683,7 @@
               <w:bidi w:val="0"/>
               <w:adjustRightInd w:val="0"/>
               <w:snapToGrid w:val="0"/>
-              <w:ind w:left="0" w:leftChars="0" w:right="0" w:rightChars="0" w:firstLine="0" w:firstLineChars="0"/>
+              <w:ind w:left="0" w:right="0" w:firstLine="0" w:leftChars="0" w:rightChars="0" w:firstLineChars="0"/>
               <w:jc w:val="center"/>
               <w:textAlignment w:val="baseline"/>
             </w:pPr>
@@ -1722,7 +1695,7 @@
           </w:tcPr>
           <w:p>
             <w:pPr>
-              <w:pStyle w:val="27"/>
+              <w:pStyle w:val="TableText"/>
               <w:keepNext w:val="0"/>
               <w:keepLines w:val="0"/>
               <w:pageBreakBefore w:val="0"/>
@@ -1735,7 +1708,7 @@
               <w:bidi w:val="0"/>
               <w:adjustRightInd w:val="0"/>
               <w:snapToGrid w:val="0"/>
-              <w:ind w:left="0" w:leftChars="0" w:right="0" w:rightChars="0" w:firstLine="0" w:firstLineChars="0"/>
+              <w:ind w:left="0" w:right="0" w:firstLine="0" w:leftChars="0" w:rightChars="0" w:firstLineChars="0"/>
               <w:jc w:val="center"/>
               <w:textAlignment w:val="baseline"/>
             </w:pPr>
@@ -1747,7 +1720,7 @@
           </w:tcPr>
           <w:p>
             <w:pPr>
-              <w:pStyle w:val="27"/>
+              <w:pStyle w:val="TableText"/>
               <w:keepNext w:val="0"/>
               <w:keepLines w:val="0"/>
               <w:pageBreakBefore w:val="0"/>
@@ -1760,7 +1733,7 @@
               <w:bidi w:val="0"/>
               <w:adjustRightInd w:val="0"/>
               <w:snapToGrid w:val="0"/>
-              <w:ind w:left="0" w:leftChars="0" w:right="0" w:rightChars="0" w:firstLine="0" w:firstLineChars="0"/>
+              <w:ind w:left="0" w:right="0" w:firstLine="0" w:leftChars="0" w:rightChars="0" w:firstLineChars="0"/>
               <w:jc w:val="center"/>
               <w:textAlignment w:val="baseline"/>
             </w:pPr>
@@ -1772,7 +1745,7 @@
           </w:tcPr>
           <w:p>
             <w:pPr>
-              <w:pStyle w:val="27"/>
+              <w:pStyle w:val="TableText"/>
               <w:keepNext w:val="0"/>
               <w:keepLines w:val="0"/>
               <w:pageBreakBefore w:val="0"/>
@@ -1785,7 +1758,7 @@
               <w:bidi w:val="0"/>
               <w:adjustRightInd w:val="0"/>
               <w:snapToGrid w:val="0"/>
-              <w:ind w:left="0" w:leftChars="0" w:right="0" w:rightChars="0" w:firstLine="0" w:firstLineChars="0"/>
+              <w:ind w:left="0" w:right="0" w:firstLine="0" w:leftChars="0" w:rightChars="0" w:firstLineChars="0"/>
               <w:jc w:val="center"/>
               <w:textAlignment w:val="baseline"/>
             </w:pPr>
@@ -1797,7 +1770,7 @@
           </w:tcPr>
           <w:p>
             <w:pPr>
-              <w:pStyle w:val="27"/>
+              <w:pStyle w:val="TableText"/>
               <w:keepNext w:val="0"/>
               <w:keepLines w:val="0"/>
               <w:pageBreakBefore w:val="0"/>
@@ -1810,7 +1783,7 @@
               <w:bidi w:val="0"/>
               <w:adjustRightInd w:val="0"/>
               <w:snapToGrid w:val="0"/>
-              <w:ind w:left="0" w:leftChars="0" w:right="0" w:rightChars="0" w:firstLine="0" w:firstLineChars="0"/>
+              <w:ind w:left="0" w:right="0" w:firstLine="0" w:leftChars="0" w:rightChars="0" w:firstLineChars="0"/>
               <w:jc w:val="center"/>
               <w:textAlignment w:val="baseline"/>
             </w:pPr>
@@ -1819,14 +1792,9 @@
       </w:tr>
       <w:tr>
         <w:tblPrEx>
-          <w:tblBorders>
-            <w:top w:val="single" w:color="000000" w:sz="2" w:space="0"/>
-            <w:left w:val="single" w:color="000000" w:sz="2" w:space="0"/>
-            <w:bottom w:val="single" w:color="000000" w:sz="2" w:space="0"/>
-            <w:right w:val="single" w:color="000000" w:sz="2" w:space="0"/>
-            <w:insideH w:val="single" w:color="000000" w:sz="2" w:space="0"/>
-            <w:insideV w:val="single" w:color="000000" w:sz="2" w:space="0"/>
-          </w:tblBorders>
+          <w:tblW w:w="8214" w:type="dxa"/>
+          <w:jc w:val="center"/>
+          <w:tblLayout w:type="fixed"/>
           <w:tblCellMar>
             <w:top w:w="0" w:type="dxa"/>
             <w:left w:w="0" w:type="dxa"/>
@@ -1835,7 +1803,7 @@
           </w:tblCellMar>
         </w:tblPrEx>
         <w:trPr>
-          <w:trHeight w:val="557" w:hRule="atLeast"/>
+          <w:trHeight w:val="557"/>
           <w:jc w:val="center"/>
         </w:trPr>
         <w:tc>
@@ -1844,7 +1812,7 @@
           </w:tcPr>
           <w:p>
             <w:pPr>
-              <w:pStyle w:val="27"/>
+              <w:pStyle w:val="TableText"/>
               <w:keepNext w:val="0"/>
               <w:keepLines w:val="0"/>
               <w:pageBreakBefore w:val="0"/>
@@ -1857,7 +1825,7 @@
               <w:bidi w:val="0"/>
               <w:adjustRightInd w:val="0"/>
               <w:snapToGrid w:val="0"/>
-              <w:ind w:left="0" w:leftChars="0" w:right="0" w:rightChars="0" w:firstLine="0" w:firstLineChars="0"/>
+              <w:ind w:left="0" w:right="0" w:firstLine="0" w:leftChars="0" w:rightChars="0" w:firstLineChars="0"/>
               <w:jc w:val="center"/>
               <w:textAlignment w:val="baseline"/>
             </w:pPr>
@@ -1869,7 +1837,7 @@
           </w:tcPr>
           <w:p>
             <w:pPr>
-              <w:pStyle w:val="27"/>
+              <w:pStyle w:val="TableText"/>
               <w:keepNext w:val="0"/>
               <w:keepLines w:val="0"/>
               <w:pageBreakBefore w:val="0"/>
@@ -1882,7 +1850,7 @@
               <w:bidi w:val="0"/>
               <w:adjustRightInd w:val="0"/>
               <w:snapToGrid w:val="0"/>
-              <w:ind w:left="0" w:leftChars="0" w:right="0" w:rightChars="0" w:firstLine="0" w:firstLineChars="0"/>
+              <w:ind w:left="0" w:right="0" w:firstLine="0" w:leftChars="0" w:rightChars="0" w:firstLineChars="0"/>
               <w:jc w:val="center"/>
               <w:textAlignment w:val="baseline"/>
             </w:pPr>
@@ -1894,7 +1862,7 @@
           </w:tcPr>
           <w:p>
             <w:pPr>
-              <w:pStyle w:val="27"/>
+              <w:pStyle w:val="TableText"/>
               <w:keepNext w:val="0"/>
               <w:keepLines w:val="0"/>
               <w:pageBreakBefore w:val="0"/>
@@ -1907,7 +1875,7 @@
               <w:bidi w:val="0"/>
               <w:adjustRightInd w:val="0"/>
               <w:snapToGrid w:val="0"/>
-              <w:ind w:left="0" w:leftChars="0" w:right="0" w:rightChars="0" w:firstLine="0" w:firstLineChars="0"/>
+              <w:ind w:left="0" w:right="0" w:firstLine="0" w:leftChars="0" w:rightChars="0" w:firstLineChars="0"/>
               <w:jc w:val="center"/>
               <w:textAlignment w:val="baseline"/>
             </w:pPr>
@@ -1919,7 +1887,7 @@
           </w:tcPr>
           <w:p>
             <w:pPr>
-              <w:pStyle w:val="27"/>
+              <w:pStyle w:val="TableText"/>
               <w:keepNext w:val="0"/>
               <w:keepLines w:val="0"/>
               <w:pageBreakBefore w:val="0"/>
@@ -1932,7 +1900,7 @@
               <w:bidi w:val="0"/>
               <w:adjustRightInd w:val="0"/>
               <w:snapToGrid w:val="0"/>
-              <w:ind w:left="0" w:leftChars="0" w:right="0" w:rightChars="0" w:firstLine="0" w:firstLineChars="0"/>
+              <w:ind w:left="0" w:right="0" w:firstLine="0" w:leftChars="0" w:rightChars="0" w:firstLineChars="0"/>
               <w:jc w:val="center"/>
               <w:textAlignment w:val="baseline"/>
             </w:pPr>
@@ -1944,7 +1912,7 @@
           </w:tcPr>
           <w:p>
             <w:pPr>
-              <w:pStyle w:val="27"/>
+              <w:pStyle w:val="TableText"/>
               <w:keepNext w:val="0"/>
               <w:keepLines w:val="0"/>
               <w:pageBreakBefore w:val="0"/>
@@ -1957,7 +1925,7 @@
               <w:bidi w:val="0"/>
               <w:adjustRightInd w:val="0"/>
               <w:snapToGrid w:val="0"/>
-              <w:ind w:left="0" w:leftChars="0" w:right="0" w:rightChars="0" w:firstLine="0" w:firstLineChars="0"/>
+              <w:ind w:left="0" w:right="0" w:firstLine="0" w:leftChars="0" w:rightChars="0" w:firstLineChars="0"/>
               <w:jc w:val="center"/>
               <w:textAlignment w:val="baseline"/>
             </w:pPr>
@@ -1969,7 +1937,7 @@
           </w:tcPr>
           <w:p>
             <w:pPr>
-              <w:pStyle w:val="27"/>
+              <w:pStyle w:val="TableText"/>
               <w:keepNext w:val="0"/>
               <w:keepLines w:val="0"/>
               <w:pageBreakBefore w:val="0"/>
@@ -1982,7 +1950,7 @@
               <w:bidi w:val="0"/>
               <w:adjustRightInd w:val="0"/>
               <w:snapToGrid w:val="0"/>
-              <w:ind w:left="0" w:leftChars="0" w:right="0" w:rightChars="0" w:firstLine="0" w:firstLineChars="0"/>
+              <w:ind w:left="0" w:right="0" w:firstLine="0" w:leftChars="0" w:rightChars="0" w:firstLineChars="0"/>
               <w:jc w:val="center"/>
               <w:textAlignment w:val="baseline"/>
             </w:pPr>
@@ -2014,7 +1982,7 @@
     <w:sdt>
       <w:sdtPr>
         <w:rPr>
-          <w:rFonts w:hint="eastAsia" w:ascii="宋体" w:hAnsi="宋体" w:eastAsia="宋体" w:cs="宋体"/>
+          <w:rFonts w:ascii="宋体" w:eastAsia="宋体" w:hAnsi="宋体" w:cs="宋体" w:hint="eastAsia"/>
           <w:snapToGrid w:val="0"/>
           <w:color w:val="000000"/>
           <w:kern w:val="0"/>
@@ -2030,7 +1998,7 @@
       </w:sdtPr>
       <w:sdtEndPr>
         <w:rPr>
-          <w:rFonts w:hint="eastAsia" w:ascii="宋体" w:hAnsi="宋体" w:eastAsia="宋体" w:cs="宋体"/>
+          <w:rFonts w:ascii="宋体" w:eastAsia="宋体" w:hAnsi="宋体" w:cs="宋体" w:hint="eastAsia"/>
           <w:snapToGrid w:val="0"/>
           <w:color w:val="000000"/>
           <w:kern w:val="0"/>
@@ -2056,18 +2024,18 @@
             <w:adjustRightInd w:val="0"/>
             <w:snapToGrid w:val="0"/>
             <w:spacing w:before="0" w:beforeLines="0" w:after="0" w:afterLines="0" w:line="312" w:lineRule="auto"/>
-            <w:ind w:left="0" w:leftChars="0" w:right="0" w:rightChars="0" w:firstLine="0" w:firstLineChars="0"/>
+            <w:ind w:left="0" w:right="0" w:firstLine="0" w:leftChars="0" w:rightChars="0" w:firstLineChars="0"/>
             <w:jc w:val="center"/>
             <w:textAlignment w:val="baseline"/>
             <w:rPr>
-              <w:rFonts w:hint="eastAsia" w:ascii="宋体" w:hAnsi="宋体" w:eastAsia="宋体" w:cs="宋体"/>
+              <w:rFonts w:ascii="宋体" w:eastAsia="宋体" w:hAnsi="宋体" w:cs="宋体" w:hint="eastAsia"/>
               <w:sz w:val="24"/>
               <w:szCs w:val="24"/>
             </w:rPr>
           </w:pPr>
           <w:r>
             <w:rPr>
-              <w:rFonts w:hint="eastAsia" w:ascii="宋体" w:hAnsi="宋体" w:eastAsia="宋体" w:cs="宋体"/>
+              <w:rFonts w:ascii="宋体" w:eastAsia="宋体" w:hAnsi="宋体" w:cs="宋体" w:hint="eastAsia"/>
               <w:sz w:val="24"/>
               <w:szCs w:val="24"/>
             </w:rPr>
@@ -2076,14 +2044,14 @@
         </w:p>
         <w:p>
           <w:pPr>
-            <w:pStyle w:val="16"/>
+            <w:pStyle w:val="TOC1"/>
             <w:tabs>
               <w:tab w:val="right" w:leader="dot" w:pos="8306"/>
             </w:tabs>
           </w:pPr>
           <w:r>
             <w:rPr>
-              <w:rFonts w:hint="eastAsia" w:ascii="宋体" w:hAnsi="宋体" w:eastAsia="宋体" w:cs="宋体"/>
+              <w:rFonts w:ascii="宋体" w:eastAsia="宋体" w:hAnsi="宋体" w:cs="宋体" w:hint="eastAsia"/>
               <w:sz w:val="24"/>
               <w:szCs w:val="24"/>
             </w:rPr>
@@ -2091,7 +2059,7 @@
           </w:r>
           <w:r>
             <w:rPr>
-              <w:rFonts w:hint="eastAsia" w:ascii="宋体" w:hAnsi="宋体" w:eastAsia="宋体" w:cs="宋体"/>
+              <w:rFonts w:ascii="宋体" w:eastAsia="宋体" w:hAnsi="宋体" w:cs="宋体" w:hint="eastAsia"/>
               <w:sz w:val="24"/>
               <w:szCs w:val="24"/>
             </w:rPr>
@@ -2099,7 +2067,7 @@
           </w:r>
           <w:r>
             <w:rPr>
-              <w:rFonts w:hint="eastAsia" w:ascii="宋体" w:hAnsi="宋体" w:eastAsia="宋体" w:cs="宋体"/>
+              <w:rFonts w:ascii="宋体" w:eastAsia="宋体" w:hAnsi="宋体" w:cs="宋体" w:hint="eastAsia"/>
               <w:sz w:val="24"/>
               <w:szCs w:val="24"/>
             </w:rPr>
@@ -2107,21 +2075,21 @@
           </w:r>
           <w:r>
             <w:rPr>
-              <w:rFonts w:hint="eastAsia" w:ascii="宋体" w:hAnsi="宋体" w:eastAsia="宋体" w:cs="宋体"/>
+              <w:rFonts w:ascii="宋体" w:eastAsia="宋体" w:hAnsi="宋体" w:cs="宋体" w:hint="eastAsia"/>
               <w:szCs w:val="24"/>
             </w:rPr>
             <w:fldChar w:fldCharType="begin"/>
           </w:r>
           <w:r>
             <w:rPr>
-              <w:rFonts w:hint="eastAsia" w:ascii="宋体" w:hAnsi="宋体" w:eastAsia="宋体" w:cs="宋体"/>
+              <w:rFonts w:ascii="宋体" w:eastAsia="宋体" w:hAnsi="宋体" w:cs="宋体" w:hint="eastAsia"/>
               <w:szCs w:val="24"/>
             </w:rPr>
             <w:instrText xml:space="preserve"> HYPERLINK \l _Toc16408 </w:instrText>
           </w:r>
           <w:r>
             <w:rPr>
-              <w:rFonts w:hint="eastAsia" w:ascii="宋体" w:hAnsi="宋体" w:eastAsia="宋体" w:cs="宋体"/>
+              <w:rFonts w:ascii="宋体" w:eastAsia="宋体" w:hAnsi="宋体" w:cs="宋体" w:hint="eastAsia"/>
               <w:szCs w:val="24"/>
             </w:rPr>
             <w:fldChar w:fldCharType="separate"/>
@@ -2153,7 +2121,7 @@
           </w:r>
           <w:r>
             <w:rPr>
-              <w:rFonts w:hint="eastAsia" w:ascii="宋体" w:hAnsi="宋体" w:eastAsia="宋体" w:cs="宋体"/>
+              <w:rFonts w:ascii="宋体" w:eastAsia="宋体" w:hAnsi="宋体" w:cs="宋体" w:hint="eastAsia"/>
               <w:szCs w:val="24"/>
             </w:rPr>
             <w:fldChar w:fldCharType="end"/>
@@ -2161,28 +2129,28 @@
         </w:p>
         <w:p>
           <w:pPr>
-            <w:pStyle w:val="16"/>
+            <w:pStyle w:val="TOC1"/>
             <w:tabs>
               <w:tab w:val="right" w:leader="dot" w:pos="8306"/>
             </w:tabs>
           </w:pPr>
           <w:r>
             <w:rPr>
-              <w:rFonts w:hint="eastAsia" w:ascii="宋体" w:hAnsi="宋体" w:eastAsia="宋体" w:cs="宋体"/>
+              <w:rFonts w:ascii="宋体" w:eastAsia="宋体" w:hAnsi="宋体" w:cs="宋体" w:hint="eastAsia"/>
               <w:szCs w:val="24"/>
             </w:rPr>
             <w:fldChar w:fldCharType="begin"/>
           </w:r>
           <w:r>
             <w:rPr>
-              <w:rFonts w:hint="eastAsia" w:ascii="宋体" w:hAnsi="宋体" w:eastAsia="宋体" w:cs="宋体"/>
+              <w:rFonts w:ascii="宋体" w:eastAsia="宋体" w:hAnsi="宋体" w:cs="宋体" w:hint="eastAsia"/>
               <w:szCs w:val="24"/>
             </w:rPr>
             <w:instrText xml:space="preserve"> HYPERLINK \l _Toc22602 </w:instrText>
           </w:r>
           <w:r>
             <w:rPr>
-              <w:rFonts w:hint="eastAsia" w:ascii="宋体" w:hAnsi="宋体" w:eastAsia="宋体" w:cs="宋体"/>
+              <w:rFonts w:ascii="宋体" w:eastAsia="宋体" w:hAnsi="宋体" w:cs="宋体" w:hint="eastAsia"/>
               <w:szCs w:val="24"/>
             </w:rPr>
             <w:fldChar w:fldCharType="separate"/>
@@ -2214,7 +2182,7 @@
           </w:r>
           <w:r>
             <w:rPr>
-              <w:rFonts w:hint="eastAsia" w:ascii="宋体" w:hAnsi="宋体" w:eastAsia="宋体" w:cs="宋体"/>
+              <w:rFonts w:ascii="宋体" w:eastAsia="宋体" w:hAnsi="宋体" w:cs="宋体" w:hint="eastAsia"/>
               <w:szCs w:val="24"/>
             </w:rPr>
             <w:fldChar w:fldCharType="end"/>
@@ -2222,28 +2190,28 @@
         </w:p>
         <w:p>
           <w:pPr>
-            <w:pStyle w:val="16"/>
+            <w:pStyle w:val="TOC1"/>
             <w:tabs>
               <w:tab w:val="right" w:leader="dot" w:pos="8306"/>
             </w:tabs>
           </w:pPr>
           <w:r>
             <w:rPr>
-              <w:rFonts w:hint="eastAsia" w:ascii="宋体" w:hAnsi="宋体" w:eastAsia="宋体" w:cs="宋体"/>
+              <w:rFonts w:ascii="宋体" w:eastAsia="宋体" w:hAnsi="宋体" w:cs="宋体" w:hint="eastAsia"/>
               <w:szCs w:val="24"/>
             </w:rPr>
             <w:fldChar w:fldCharType="begin"/>
           </w:r>
           <w:r>
             <w:rPr>
-              <w:rFonts w:hint="eastAsia" w:ascii="宋体" w:hAnsi="宋体" w:eastAsia="宋体" w:cs="宋体"/>
+              <w:rFonts w:ascii="宋体" w:eastAsia="宋体" w:hAnsi="宋体" w:cs="宋体" w:hint="eastAsia"/>
               <w:szCs w:val="24"/>
             </w:rPr>
             <w:instrText xml:space="preserve"> HYPERLINK \l _Toc7838 </w:instrText>
           </w:r>
           <w:r>
             <w:rPr>
-              <w:rFonts w:hint="eastAsia" w:ascii="宋体" w:hAnsi="宋体" w:eastAsia="宋体" w:cs="宋体"/>
+              <w:rFonts w:ascii="宋体" w:eastAsia="宋体" w:hAnsi="宋体" w:cs="宋体" w:hint="eastAsia"/>
               <w:szCs w:val="24"/>
             </w:rPr>
             <w:fldChar w:fldCharType="separate"/>
@@ -2275,7 +2243,7 @@
           </w:r>
           <w:r>
             <w:rPr>
-              <w:rFonts w:hint="eastAsia" w:ascii="宋体" w:hAnsi="宋体" w:eastAsia="宋体" w:cs="宋体"/>
+              <w:rFonts w:ascii="宋体" w:eastAsia="宋体" w:hAnsi="宋体" w:cs="宋体" w:hint="eastAsia"/>
               <w:szCs w:val="24"/>
             </w:rPr>
             <w:fldChar w:fldCharType="end"/>
@@ -2283,28 +2251,28 @@
         </w:p>
         <w:p>
           <w:pPr>
-            <w:pStyle w:val="17"/>
+            <w:pStyle w:val="TOC2"/>
             <w:tabs>
               <w:tab w:val="right" w:leader="dot" w:pos="8306"/>
             </w:tabs>
           </w:pPr>
           <w:r>
             <w:rPr>
-              <w:rFonts w:hint="eastAsia" w:ascii="宋体" w:hAnsi="宋体" w:eastAsia="宋体" w:cs="宋体"/>
+              <w:rFonts w:ascii="宋体" w:eastAsia="宋体" w:hAnsi="宋体" w:cs="宋体" w:hint="eastAsia"/>
               <w:szCs w:val="24"/>
             </w:rPr>
             <w:fldChar w:fldCharType="begin"/>
           </w:r>
           <w:r>
             <w:rPr>
-              <w:rFonts w:hint="eastAsia" w:ascii="宋体" w:hAnsi="宋体" w:eastAsia="宋体" w:cs="宋体"/>
+              <w:rFonts w:ascii="宋体" w:eastAsia="宋体" w:hAnsi="宋体" w:cs="宋体" w:hint="eastAsia"/>
               <w:szCs w:val="24"/>
             </w:rPr>
             <w:instrText xml:space="preserve"> HYPERLINK \l _Toc87 </w:instrText>
           </w:r>
           <w:r>
             <w:rPr>
-              <w:rFonts w:hint="eastAsia" w:ascii="宋体" w:hAnsi="宋体" w:eastAsia="宋体" w:cs="宋体"/>
+              <w:rFonts w:ascii="宋体" w:eastAsia="宋体" w:hAnsi="宋体" w:cs="宋体" w:hint="eastAsia"/>
               <w:szCs w:val="24"/>
             </w:rPr>
             <w:fldChar w:fldCharType="separate"/>
@@ -2336,7 +2304,7 @@
           </w:r>
           <w:r>
             <w:rPr>
-              <w:rFonts w:hint="eastAsia" w:ascii="宋体" w:hAnsi="宋体" w:eastAsia="宋体" w:cs="宋体"/>
+              <w:rFonts w:ascii="宋体" w:eastAsia="宋体" w:hAnsi="宋体" w:cs="宋体" w:hint="eastAsia"/>
               <w:szCs w:val="24"/>
             </w:rPr>
             <w:fldChar w:fldCharType="end"/>
@@ -2344,28 +2312,28 @@
         </w:p>
         <w:p>
           <w:pPr>
-            <w:pStyle w:val="17"/>
+            <w:pStyle w:val="TOC2"/>
             <w:tabs>
               <w:tab w:val="right" w:leader="dot" w:pos="8306"/>
             </w:tabs>
           </w:pPr>
           <w:r>
             <w:rPr>
-              <w:rFonts w:hint="eastAsia" w:ascii="宋体" w:hAnsi="宋体" w:eastAsia="宋体" w:cs="宋体"/>
+              <w:rFonts w:ascii="宋体" w:eastAsia="宋体" w:hAnsi="宋体" w:cs="宋体" w:hint="eastAsia"/>
               <w:szCs w:val="24"/>
             </w:rPr>
             <w:fldChar w:fldCharType="begin"/>
           </w:r>
           <w:r>
             <w:rPr>
-              <w:rFonts w:hint="eastAsia" w:ascii="宋体" w:hAnsi="宋体" w:eastAsia="宋体" w:cs="宋体"/>
+              <w:rFonts w:ascii="宋体" w:eastAsia="宋体" w:hAnsi="宋体" w:cs="宋体" w:hint="eastAsia"/>
               <w:szCs w:val="24"/>
             </w:rPr>
             <w:instrText xml:space="preserve"> HYPERLINK \l _Toc22722 </w:instrText>
           </w:r>
           <w:r>
             <w:rPr>
-              <w:rFonts w:hint="eastAsia" w:ascii="宋体" w:hAnsi="宋体" w:eastAsia="宋体" w:cs="宋体"/>
+              <w:rFonts w:ascii="宋体" w:eastAsia="宋体" w:hAnsi="宋体" w:cs="宋体" w:hint="eastAsia"/>
               <w:szCs w:val="24"/>
             </w:rPr>
             <w:fldChar w:fldCharType="separate"/>
@@ -2397,7 +2365,7 @@
           </w:r>
           <w:r>
             <w:rPr>
-              <w:rFonts w:hint="eastAsia" w:ascii="宋体" w:hAnsi="宋体" w:eastAsia="宋体" w:cs="宋体"/>
+              <w:rFonts w:ascii="宋体" w:eastAsia="宋体" w:hAnsi="宋体" w:cs="宋体" w:hint="eastAsia"/>
               <w:szCs w:val="24"/>
             </w:rPr>
             <w:fldChar w:fldCharType="end"/>
@@ -2405,28 +2373,28 @@
         </w:p>
         <w:p>
           <w:pPr>
-            <w:pStyle w:val="17"/>
+            <w:pStyle w:val="TOC2"/>
             <w:tabs>
               <w:tab w:val="right" w:leader="dot" w:pos="8306"/>
             </w:tabs>
           </w:pPr>
           <w:r>
             <w:rPr>
-              <w:rFonts w:hint="eastAsia" w:ascii="宋体" w:hAnsi="宋体" w:eastAsia="宋体" w:cs="宋体"/>
+              <w:rFonts w:ascii="宋体" w:eastAsia="宋体" w:hAnsi="宋体" w:cs="宋体" w:hint="eastAsia"/>
               <w:szCs w:val="24"/>
             </w:rPr>
             <w:fldChar w:fldCharType="begin"/>
           </w:r>
           <w:r>
             <w:rPr>
-              <w:rFonts w:hint="eastAsia" w:ascii="宋体" w:hAnsi="宋体" w:eastAsia="宋体" w:cs="宋体"/>
+              <w:rFonts w:ascii="宋体" w:eastAsia="宋体" w:hAnsi="宋体" w:cs="宋体" w:hint="eastAsia"/>
               <w:szCs w:val="24"/>
             </w:rPr>
             <w:instrText xml:space="preserve"> HYPERLINK \l _Toc17325 </w:instrText>
           </w:r>
           <w:r>
             <w:rPr>
-              <w:rFonts w:hint="eastAsia" w:ascii="宋体" w:hAnsi="宋体" w:eastAsia="宋体" w:cs="宋体"/>
+              <w:rFonts w:ascii="宋体" w:eastAsia="宋体" w:hAnsi="宋体" w:cs="宋体" w:hint="eastAsia"/>
               <w:szCs w:val="24"/>
             </w:rPr>
             <w:fldChar w:fldCharType="separate"/>
@@ -2458,7 +2426,7 @@
           </w:r>
           <w:r>
             <w:rPr>
-              <w:rFonts w:hint="eastAsia" w:ascii="宋体" w:hAnsi="宋体" w:eastAsia="宋体" w:cs="宋体"/>
+              <w:rFonts w:ascii="宋体" w:eastAsia="宋体" w:hAnsi="宋体" w:cs="宋体" w:hint="eastAsia"/>
               <w:szCs w:val="24"/>
             </w:rPr>
             <w:fldChar w:fldCharType="end"/>
@@ -2466,28 +2434,28 @@
         </w:p>
         <w:p>
           <w:pPr>
-            <w:pStyle w:val="16"/>
+            <w:pStyle w:val="TOC1"/>
             <w:tabs>
               <w:tab w:val="right" w:leader="dot" w:pos="8306"/>
             </w:tabs>
           </w:pPr>
           <w:r>
             <w:rPr>
-              <w:rFonts w:hint="eastAsia" w:ascii="宋体" w:hAnsi="宋体" w:eastAsia="宋体" w:cs="宋体"/>
+              <w:rFonts w:ascii="宋体" w:eastAsia="宋体" w:hAnsi="宋体" w:cs="宋体" w:hint="eastAsia"/>
               <w:szCs w:val="24"/>
             </w:rPr>
             <w:fldChar w:fldCharType="begin"/>
           </w:r>
           <w:r>
             <w:rPr>
-              <w:rFonts w:hint="eastAsia" w:ascii="宋体" w:hAnsi="宋体" w:eastAsia="宋体" w:cs="宋体"/>
+              <w:rFonts w:ascii="宋体" w:eastAsia="宋体" w:hAnsi="宋体" w:cs="宋体" w:hint="eastAsia"/>
               <w:szCs w:val="24"/>
             </w:rPr>
             <w:instrText xml:space="preserve"> HYPERLINK \l _Toc8086 </w:instrText>
           </w:r>
           <w:r>
             <w:rPr>
-              <w:rFonts w:hint="eastAsia" w:ascii="宋体" w:hAnsi="宋体" w:eastAsia="宋体" w:cs="宋体"/>
+              <w:rFonts w:ascii="宋体" w:eastAsia="宋体" w:hAnsi="宋体" w:cs="宋体" w:hint="eastAsia"/>
               <w:szCs w:val="24"/>
             </w:rPr>
             <w:fldChar w:fldCharType="separate"/>
@@ -2519,7 +2487,7 @@
           </w:r>
           <w:r>
             <w:rPr>
-              <w:rFonts w:hint="eastAsia" w:ascii="宋体" w:hAnsi="宋体" w:eastAsia="宋体" w:cs="宋体"/>
+              <w:rFonts w:ascii="宋体" w:eastAsia="宋体" w:hAnsi="宋体" w:cs="宋体" w:hint="eastAsia"/>
               <w:szCs w:val="24"/>
             </w:rPr>
             <w:fldChar w:fldCharType="end"/>
@@ -2527,28 +2495,28 @@
         </w:p>
         <w:p>
           <w:pPr>
-            <w:pStyle w:val="16"/>
+            <w:pStyle w:val="TOC1"/>
             <w:tabs>
               <w:tab w:val="right" w:leader="dot" w:pos="8306"/>
             </w:tabs>
           </w:pPr>
           <w:r>
             <w:rPr>
-              <w:rFonts w:hint="eastAsia" w:ascii="宋体" w:hAnsi="宋体" w:eastAsia="宋体" w:cs="宋体"/>
+              <w:rFonts w:ascii="宋体" w:eastAsia="宋体" w:hAnsi="宋体" w:cs="宋体" w:hint="eastAsia"/>
               <w:szCs w:val="24"/>
             </w:rPr>
             <w:fldChar w:fldCharType="begin"/>
           </w:r>
           <w:r>
             <w:rPr>
-              <w:rFonts w:hint="eastAsia" w:ascii="宋体" w:hAnsi="宋体" w:eastAsia="宋体" w:cs="宋体"/>
+              <w:rFonts w:ascii="宋体" w:eastAsia="宋体" w:hAnsi="宋体" w:cs="宋体" w:hint="eastAsia"/>
               <w:szCs w:val="24"/>
             </w:rPr>
             <w:instrText xml:space="preserve"> HYPERLINK \l _Toc2636 </w:instrText>
           </w:r>
           <w:r>
             <w:rPr>
-              <w:rFonts w:hint="eastAsia" w:ascii="宋体" w:hAnsi="宋体" w:eastAsia="宋体" w:cs="宋体"/>
+              <w:rFonts w:ascii="宋体" w:eastAsia="宋体" w:hAnsi="宋体" w:cs="宋体" w:hint="eastAsia"/>
               <w:szCs w:val="24"/>
             </w:rPr>
             <w:fldChar w:fldCharType="separate"/>
@@ -2580,7 +2548,7 @@
           </w:r>
           <w:r>
             <w:rPr>
-              <w:rFonts w:hint="eastAsia" w:ascii="宋体" w:hAnsi="宋体" w:eastAsia="宋体" w:cs="宋体"/>
+              <w:rFonts w:ascii="宋体" w:eastAsia="宋体" w:hAnsi="宋体" w:cs="宋体" w:hint="eastAsia"/>
               <w:szCs w:val="24"/>
             </w:rPr>
             <w:fldChar w:fldCharType="end"/>
@@ -2588,28 +2556,28 @@
         </w:p>
         <w:p>
           <w:pPr>
-            <w:pStyle w:val="16"/>
+            <w:pStyle w:val="TOC1"/>
             <w:tabs>
               <w:tab w:val="right" w:leader="dot" w:pos="8306"/>
             </w:tabs>
           </w:pPr>
           <w:r>
             <w:rPr>
-              <w:rFonts w:hint="eastAsia" w:ascii="宋体" w:hAnsi="宋体" w:eastAsia="宋体" w:cs="宋体"/>
+              <w:rFonts w:ascii="宋体" w:eastAsia="宋体" w:hAnsi="宋体" w:cs="宋体" w:hint="eastAsia"/>
               <w:szCs w:val="24"/>
             </w:rPr>
             <w:fldChar w:fldCharType="begin"/>
           </w:r>
           <w:r>
             <w:rPr>
-              <w:rFonts w:hint="eastAsia" w:ascii="宋体" w:hAnsi="宋体" w:eastAsia="宋体" w:cs="宋体"/>
+              <w:rFonts w:ascii="宋体" w:eastAsia="宋体" w:hAnsi="宋体" w:cs="宋体" w:hint="eastAsia"/>
               <w:szCs w:val="24"/>
             </w:rPr>
             <w:instrText xml:space="preserve"> HYPERLINK \l _Toc4489 </w:instrText>
           </w:r>
           <w:r>
             <w:rPr>
-              <w:rFonts w:hint="eastAsia" w:ascii="宋体" w:hAnsi="宋体" w:eastAsia="宋体" w:cs="宋体"/>
+              <w:rFonts w:ascii="宋体" w:eastAsia="宋体" w:hAnsi="宋体" w:cs="宋体" w:hint="eastAsia"/>
               <w:szCs w:val="24"/>
             </w:rPr>
             <w:fldChar w:fldCharType="separate"/>
@@ -2641,7 +2609,7 @@
           </w:r>
           <w:r>
             <w:rPr>
-              <w:rFonts w:hint="eastAsia" w:ascii="宋体" w:hAnsi="宋体" w:eastAsia="宋体" w:cs="宋体"/>
+              <w:rFonts w:ascii="宋体" w:eastAsia="宋体" w:hAnsi="宋体" w:cs="宋体" w:hint="eastAsia"/>
               <w:szCs w:val="24"/>
             </w:rPr>
             <w:fldChar w:fldCharType="end"/>
@@ -2665,7 +2633,7 @@
             <w:spacing w:line="312" w:lineRule="auto"/>
             <w:textAlignment w:val="baseline"/>
             <w:rPr>
-              <w:rFonts w:hint="eastAsia" w:ascii="宋体" w:hAnsi="宋体" w:eastAsia="宋体" w:cs="宋体"/>
+              <w:rFonts w:ascii="宋体" w:eastAsia="宋体" w:hAnsi="宋体" w:cs="宋体" w:hint="eastAsia"/>
               <w:snapToGrid w:val="0"/>
               <w:color w:val="000000"/>
               <w:kern w:val="0"/>
@@ -2676,7 +2644,7 @@
           </w:pPr>
           <w:r>
             <w:rPr>
-              <w:rFonts w:hint="eastAsia" w:ascii="宋体" w:hAnsi="宋体" w:eastAsia="宋体" w:cs="宋体"/>
+              <w:rFonts w:ascii="宋体" w:eastAsia="宋体" w:hAnsi="宋体" w:cs="宋体" w:hint="eastAsia"/>
               <w:szCs w:val="24"/>
             </w:rPr>
             <w:fldChar w:fldCharType="end"/>
@@ -2701,7 +2669,7 @@
         <w:snapToGrid w:val="0"/>
         <w:textAlignment w:val="baseline"/>
         <w:rPr>
-          <w:rFonts w:ascii="Arial" w:hAnsi="Arial" w:eastAsia="Arial" w:cs="Arial"/>
+          <w:rFonts w:ascii="Arial" w:eastAsia="Arial" w:hAnsi="Arial" w:cs="Arial"/>
           <w:snapToGrid w:val="0"/>
           <w:color w:val="000000"/>
           <w:kern w:val="0"/>
@@ -2712,7 +2680,7 @@
       </w:pPr>
       <w:r>
         <w:rPr>
-          <w:rFonts w:ascii="Arial" w:hAnsi="Arial" w:eastAsia="Arial" w:cs="Arial"/>
+          <w:rFonts w:ascii="Arial" w:eastAsia="Arial" w:hAnsi="Arial" w:cs="Arial"/>
           <w:snapToGrid w:val="0"/>
           <w:color w:val="000000"/>
           <w:kern w:val="0"/>
@@ -2725,7 +2693,7 @@
     </w:p>
     <w:p>
       <w:pPr>
-        <w:pStyle w:val="28"/>
+        <w:pStyle w:val="1"/>
         <w:bidi w:val="0"/>
         <w:rPr>
           <w:rFonts w:hint="default"/>
@@ -2742,7 +2710,7 @@
     </w:p>
     <w:p>
       <w:pPr>
-        <w:pStyle w:val="29"/>
+        <w:pStyle w:val="a1"/>
         <w:keepNext w:val="0"/>
         <w:keepLines w:val="0"/>
         <w:pageBreakBefore w:val="0"/>
@@ -2786,7 +2754,7 @@
     </w:p>
     <w:p>
       <w:pPr>
-        <w:pStyle w:val="28"/>
+        <w:pStyle w:val="1"/>
         <w:bidi w:val="0"/>
         <w:rPr>
           <w:rFonts w:hint="default"/>
@@ -2803,7 +2771,7 @@
     </w:p>
     <w:p>
       <w:pPr>
-        <w:pStyle w:val="29"/>
+        <w:pStyle w:val="a1"/>
         <w:keepNext w:val="0"/>
         <w:keepLines w:val="0"/>
         <w:pageBreakBefore w:val="0"/>
@@ -2833,19 +2801,18 @@
     </w:p>
     <w:tbl>
       <w:tblPr>
-        <w:tblStyle w:val="20"/>
+        <w:tblStyle w:val="TableNormal"/>
         <w:tblW w:w="8522" w:type="dxa"/>
         <w:jc w:val="center"/>
         <w:tblBorders>
-          <w:top w:val="none" w:color="auto" w:sz="0" w:space="0"/>
-          <w:left w:val="none" w:color="auto" w:sz="0" w:space="0"/>
-          <w:bottom w:val="none" w:color="auto" w:sz="0" w:space="0"/>
-          <w:right w:val="none" w:color="auto" w:sz="0" w:space="0"/>
-          <w:insideH w:val="none" w:color="auto" w:sz="0" w:space="0"/>
-          <w:insideV w:val="none" w:color="auto" w:sz="0" w:space="0"/>
+          <w:top w:val="nil"/>
+          <w:left w:val="nil"/>
+          <w:bottom w:val="nil"/>
+          <w:right w:val="nil"/>
+          <w:insideH w:val="nil"/>
+          <w:insideV w:val="nil"/>
         </w:tblBorders>
         <w:shd w:val="clear" w:color="auto" w:fill="auto"/>
-        <w:tblLayout w:type="autofit"/>
         <w:tblCellMar>
           <w:top w:w="15" w:type="dxa"/>
           <w:left w:w="15" w:type="dxa"/>
@@ -2862,13 +2829,15 @@
       </w:tblGrid>
       <w:tr>
         <w:tblPrEx>
+          <w:tblW w:w="8522" w:type="dxa"/>
+          <w:jc w:val="center"/>
           <w:tblBorders>
-            <w:top w:val="none" w:color="auto" w:sz="0" w:space="0"/>
-            <w:left w:val="none" w:color="auto" w:sz="0" w:space="0"/>
-            <w:bottom w:val="none" w:color="auto" w:sz="0" w:space="0"/>
-            <w:right w:val="none" w:color="auto" w:sz="0" w:space="0"/>
-            <w:insideH w:val="none" w:color="auto" w:sz="0" w:space="0"/>
-            <w:insideV w:val="none" w:color="auto" w:sz="0" w:space="0"/>
+            <w:top w:val="nil"/>
+            <w:left w:val="nil"/>
+            <w:bottom w:val="nil"/>
+            <w:right w:val="nil"/>
+            <w:insideH w:val="nil"/>
+            <w:insideV w:val="nil"/>
           </w:tblBorders>
           <w:shd w:val="clear" w:color="auto" w:fill="auto"/>
           <w:tblCellMar>
@@ -2879,7 +2848,7 @@
           </w:tblCellMar>
         </w:tblPrEx>
         <w:trPr>
-          <w:trHeight w:val="0" w:hRule="atLeast"/>
+          <w:trHeight w:val="0"/>
           <w:tblHeader/>
           <w:jc w:val="center"/>
         </w:trPr>
@@ -2887,10 +2856,10 @@
           <w:tcPr>
             <w:tcW w:w="1115" w:type="dxa"/>
             <w:tcBorders>
-              <w:top w:val="single" w:color="auto" w:sz="12" w:space="0"/>
-              <w:left w:val="single" w:color="auto" w:sz="12" w:space="0"/>
-              <w:bottom w:val="single" w:color="auto" w:sz="4" w:space="0"/>
-              <w:right w:val="single" w:color="auto" w:sz="4" w:space="0"/>
+              <w:top w:val="single" w:sz="12" w:space="0" w:color="auto"/>
+              <w:left w:val="single" w:sz="12" w:space="0" w:color="auto"/>
+              <w:bottom w:val="single" w:sz="4" w:space="0" w:color="auto"/>
+              <w:right w:val="single" w:sz="4" w:space="0" w:color="auto"/>
             </w:tcBorders>
             <w:shd w:val="clear" w:color="auto" w:fill="auto"/>
             <w:tcMar>
@@ -2909,10 +2878,10 @@
               <w:suppressLineNumbers w:val="0"/>
               <w:snapToGrid w:val="0"/>
               <w:spacing w:line="240" w:lineRule="auto"/>
-              <w:ind w:left="0" w:leftChars="0" w:right="0" w:rightChars="0" w:firstLine="0" w:firstLineChars="0"/>
+              <w:ind w:left="0" w:right="0" w:firstLine="0" w:leftChars="0" w:rightChars="0" w:firstLineChars="0"/>
               <w:jc w:val="center"/>
               <w:rPr>
-                <w:rFonts w:ascii="Segoe UI" w:hAnsi="Segoe UI" w:eastAsia="Segoe UI" w:cs="Segoe UI"/>
+                <w:rFonts w:ascii="Segoe UI" w:eastAsia="Segoe UI" w:hAnsi="Segoe UI" w:cs="Segoe UI"/>
                 <w:b/>
                 <w:i w:val="0"/>
                 <w:iCs w:val="0"/>
@@ -2925,7 +2894,7 @@
             </w:pPr>
             <w:r>
               <w:rPr>
-                <w:rFonts w:hint="default" w:ascii="Segoe UI" w:hAnsi="Segoe UI" w:eastAsia="Segoe UI" w:cs="Segoe UI"/>
+                <w:rFonts w:ascii="Segoe UI" w:eastAsia="Segoe UI" w:hAnsi="Segoe UI" w:cs="Segoe UI" w:hint="default"/>
                 <w:b/>
                 <w:i w:val="0"/>
                 <w:iCs w:val="0"/>
@@ -2936,7 +2905,7 @@
                 <w:kern w:val="0"/>
                 <w:sz w:val="18"/>
                 <w:szCs w:val="18"/>
-                <w:lang w:val="en-US" w:eastAsia="zh-CN" w:bidi="ar"/>
+                <w:lang w:val="en-US" w:eastAsia="zh-CN"/>
               </w:rPr>
               <w:t>扩容组件</w:t>
             </w:r>
@@ -2946,10 +2915,10 @@
           <w:tcPr>
             <w:tcW w:w="2499" w:type="dxa"/>
             <w:tcBorders>
-              <w:top w:val="single" w:color="auto" w:sz="12" w:space="0"/>
-              <w:left w:val="single" w:color="auto" w:sz="4" w:space="0"/>
-              <w:bottom w:val="single" w:color="auto" w:sz="4" w:space="0"/>
-              <w:right w:val="single" w:color="auto" w:sz="4" w:space="0"/>
+              <w:top w:val="single" w:sz="12" w:space="0" w:color="auto"/>
+              <w:left w:val="single" w:sz="4" w:space="0" w:color="auto"/>
+              <w:bottom w:val="single" w:sz="4" w:space="0" w:color="auto"/>
+              <w:right w:val="single" w:sz="4" w:space="0" w:color="auto"/>
             </w:tcBorders>
             <w:shd w:val="clear" w:color="auto" w:fill="auto"/>
             <w:tcMar>
@@ -2968,10 +2937,10 @@
               <w:suppressLineNumbers w:val="0"/>
               <w:snapToGrid w:val="0"/>
               <w:spacing w:line="240" w:lineRule="auto"/>
-              <w:ind w:left="0" w:leftChars="0" w:right="0" w:rightChars="0" w:firstLine="0" w:firstLineChars="0"/>
+              <w:ind w:left="0" w:right="0" w:firstLine="0" w:leftChars="0" w:rightChars="0" w:firstLineChars="0"/>
               <w:jc w:val="center"/>
               <w:rPr>
-                <w:rFonts w:hint="default" w:ascii="Segoe UI" w:hAnsi="Segoe UI" w:eastAsia="Segoe UI" w:cs="Segoe UI"/>
+                <w:rFonts w:ascii="Segoe UI" w:eastAsia="Segoe UI" w:hAnsi="Segoe UI" w:cs="Segoe UI" w:hint="default"/>
                 <w:b/>
                 <w:i w:val="0"/>
                 <w:iCs w:val="0"/>
@@ -2984,7 +2953,7 @@
             </w:pPr>
             <w:r>
               <w:rPr>
-                <w:rFonts w:hint="default" w:ascii="Segoe UI" w:hAnsi="Segoe UI" w:eastAsia="Segoe UI" w:cs="Segoe UI"/>
+                <w:rFonts w:ascii="Segoe UI" w:eastAsia="Segoe UI" w:hAnsi="Segoe UI" w:cs="Segoe UI" w:hint="default"/>
                 <w:b/>
                 <w:i w:val="0"/>
                 <w:iCs w:val="0"/>
@@ -2995,7 +2964,7 @@
                 <w:kern w:val="0"/>
                 <w:sz w:val="18"/>
                 <w:szCs w:val="18"/>
-                <w:lang w:val="en-US" w:eastAsia="zh-CN" w:bidi="ar"/>
+                <w:lang w:val="en-US" w:eastAsia="zh-CN"/>
               </w:rPr>
               <w:t>目标指标</w:t>
             </w:r>
@@ -3005,10 +2974,10 @@
           <w:tcPr>
             <w:tcW w:w="1902" w:type="dxa"/>
             <w:tcBorders>
-              <w:top w:val="single" w:color="auto" w:sz="12" w:space="0"/>
-              <w:left w:val="single" w:color="auto" w:sz="4" w:space="0"/>
-              <w:bottom w:val="single" w:color="auto" w:sz="4" w:space="0"/>
-              <w:right w:val="single" w:color="auto" w:sz="4" w:space="0"/>
+              <w:top w:val="single" w:sz="12" w:space="0" w:color="auto"/>
+              <w:left w:val="single" w:sz="4" w:space="0" w:color="auto"/>
+              <w:bottom w:val="single" w:sz="4" w:space="0" w:color="auto"/>
+              <w:right w:val="single" w:sz="4" w:space="0" w:color="auto"/>
             </w:tcBorders>
             <w:shd w:val="clear" w:color="auto" w:fill="auto"/>
             <w:tcMar>
@@ -3027,10 +2996,10 @@
               <w:suppressLineNumbers w:val="0"/>
               <w:snapToGrid w:val="0"/>
               <w:spacing w:line="240" w:lineRule="auto"/>
-              <w:ind w:left="0" w:leftChars="0" w:right="0" w:rightChars="0" w:firstLine="0" w:firstLineChars="0"/>
+              <w:ind w:left="0" w:right="0" w:firstLine="0" w:leftChars="0" w:rightChars="0" w:firstLineChars="0"/>
               <w:jc w:val="center"/>
               <w:rPr>
-                <w:rFonts w:hint="default" w:ascii="Segoe UI" w:hAnsi="Segoe UI" w:eastAsia="Segoe UI" w:cs="Segoe UI"/>
+                <w:rFonts w:ascii="Segoe UI" w:eastAsia="Segoe UI" w:hAnsi="Segoe UI" w:cs="Segoe UI" w:hint="default"/>
                 <w:b/>
                 <w:i w:val="0"/>
                 <w:iCs w:val="0"/>
@@ -3043,7 +3012,7 @@
             </w:pPr>
             <w:r>
               <w:rPr>
-                <w:rFonts w:hint="default" w:ascii="Segoe UI" w:hAnsi="Segoe UI" w:eastAsia="Segoe UI" w:cs="Segoe UI"/>
+                <w:rFonts w:ascii="Segoe UI" w:eastAsia="Segoe UI" w:hAnsi="Segoe UI" w:cs="Segoe UI" w:hint="default"/>
                 <w:b/>
                 <w:i w:val="0"/>
                 <w:iCs w:val="0"/>
@@ -3054,7 +3023,7 @@
                 <w:kern w:val="0"/>
                 <w:sz w:val="18"/>
                 <w:szCs w:val="18"/>
-                <w:lang w:val="en-US" w:eastAsia="zh-CN" w:bidi="ar"/>
+                <w:lang w:val="en-US" w:eastAsia="zh-CN"/>
               </w:rPr>
               <w:t>扩容前状态</w:t>
             </w:r>
@@ -3064,10 +3033,10 @@
           <w:tcPr>
             <w:tcW w:w="1842" w:type="dxa"/>
             <w:tcBorders>
-              <w:top w:val="single" w:color="auto" w:sz="12" w:space="0"/>
-              <w:left w:val="single" w:color="auto" w:sz="4" w:space="0"/>
-              <w:bottom w:val="single" w:color="auto" w:sz="4" w:space="0"/>
-              <w:right w:val="single" w:color="auto" w:sz="4" w:space="0"/>
+              <w:top w:val="single" w:sz="12" w:space="0" w:color="auto"/>
+              <w:left w:val="single" w:sz="4" w:space="0" w:color="auto"/>
+              <w:bottom w:val="single" w:sz="4" w:space="0" w:color="auto"/>
+              <w:right w:val="single" w:sz="4" w:space="0" w:color="auto"/>
             </w:tcBorders>
             <w:shd w:val="clear" w:color="auto" w:fill="auto"/>
             <w:tcMar>
@@ -3086,10 +3055,10 @@
               <w:suppressLineNumbers w:val="0"/>
               <w:snapToGrid w:val="0"/>
               <w:spacing w:line="240" w:lineRule="auto"/>
-              <w:ind w:left="0" w:leftChars="0" w:right="0" w:rightChars="0" w:firstLine="0" w:firstLineChars="0"/>
+              <w:ind w:left="0" w:right="0" w:firstLine="0" w:leftChars="0" w:rightChars="0" w:firstLineChars="0"/>
               <w:jc w:val="center"/>
               <w:rPr>
-                <w:rFonts w:hint="default" w:ascii="Segoe UI" w:hAnsi="Segoe UI" w:eastAsia="Segoe UI" w:cs="Segoe UI"/>
+                <w:rFonts w:ascii="Segoe UI" w:eastAsia="Segoe UI" w:hAnsi="Segoe UI" w:cs="Segoe UI" w:hint="default"/>
                 <w:b/>
                 <w:i w:val="0"/>
                 <w:iCs w:val="0"/>
@@ -3102,7 +3071,7 @@
             </w:pPr>
             <w:r>
               <w:rPr>
-                <w:rFonts w:hint="default" w:ascii="Segoe UI" w:hAnsi="Segoe UI" w:eastAsia="Segoe UI" w:cs="Segoe UI"/>
+                <w:rFonts w:ascii="Segoe UI" w:eastAsia="Segoe UI" w:hAnsi="Segoe UI" w:cs="Segoe UI" w:hint="default"/>
                 <w:b/>
                 <w:i w:val="0"/>
                 <w:iCs w:val="0"/>
@@ -3113,7 +3082,7 @@
                 <w:kern w:val="0"/>
                 <w:sz w:val="18"/>
                 <w:szCs w:val="18"/>
-                <w:lang w:val="en-US" w:eastAsia="zh-CN" w:bidi="ar"/>
+                <w:lang w:val="en-US" w:eastAsia="zh-CN"/>
               </w:rPr>
               <w:t>扩容后状态</w:t>
             </w:r>
@@ -3123,10 +3092,10 @@
           <w:tcPr>
             <w:tcW w:w="1164" w:type="dxa"/>
             <w:tcBorders>
-              <w:top w:val="single" w:color="auto" w:sz="12" w:space="0"/>
-              <w:left w:val="single" w:color="auto" w:sz="4" w:space="0"/>
-              <w:bottom w:val="single" w:color="auto" w:sz="4" w:space="0"/>
-              <w:right w:val="single" w:color="auto" w:sz="12" w:space="0"/>
+              <w:top w:val="single" w:sz="12" w:space="0" w:color="auto"/>
+              <w:left w:val="single" w:sz="4" w:space="0" w:color="auto"/>
+              <w:bottom w:val="single" w:sz="4" w:space="0" w:color="auto"/>
+              <w:right w:val="single" w:sz="12" w:space="0" w:color="auto"/>
             </w:tcBorders>
             <w:shd w:val="clear" w:color="auto" w:fill="auto"/>
             <w:tcMar>
@@ -3145,10 +3114,10 @@
               <w:suppressLineNumbers w:val="0"/>
               <w:snapToGrid w:val="0"/>
               <w:spacing w:line="240" w:lineRule="auto"/>
-              <w:ind w:left="0" w:leftChars="0" w:right="0" w:rightChars="0" w:firstLine="0" w:firstLineChars="0"/>
+              <w:ind w:left="0" w:right="0" w:firstLine="0" w:leftChars="0" w:rightChars="0" w:firstLineChars="0"/>
               <w:jc w:val="center"/>
               <w:rPr>
-                <w:rFonts w:hint="default" w:ascii="Segoe UI" w:hAnsi="Segoe UI" w:eastAsia="Segoe UI" w:cs="Segoe UI"/>
+                <w:rFonts w:ascii="Segoe UI" w:eastAsia="Segoe UI" w:hAnsi="Segoe UI" w:cs="Segoe UI" w:hint="default"/>
                 <w:b/>
                 <w:i w:val="0"/>
                 <w:iCs w:val="0"/>
@@ -3161,7 +3130,7 @@
             </w:pPr>
             <w:r>
               <w:rPr>
-                <w:rFonts w:hint="default" w:ascii="Segoe UI" w:hAnsi="Segoe UI" w:eastAsia="Segoe UI" w:cs="Segoe UI"/>
+                <w:rFonts w:ascii="Segoe UI" w:eastAsia="Segoe UI" w:hAnsi="Segoe UI" w:cs="Segoe UI" w:hint="default"/>
                 <w:b/>
                 <w:i w:val="0"/>
                 <w:iCs w:val="0"/>
@@ -3172,7 +3141,7 @@
                 <w:kern w:val="0"/>
                 <w:sz w:val="18"/>
                 <w:szCs w:val="18"/>
-                <w:lang w:val="en-US" w:eastAsia="zh-CN" w:bidi="ar"/>
+                <w:lang w:val="en-US" w:eastAsia="zh-CN"/>
               </w:rPr>
               <w:t>达成情况</w:t>
             </w:r>
@@ -3181,14 +3150,8 @@
       </w:tr>
       <w:tr>
         <w:tblPrEx>
-          <w:tblBorders>
-            <w:top w:val="none" w:color="auto" w:sz="0" w:space="0"/>
-            <w:left w:val="none" w:color="auto" w:sz="0" w:space="0"/>
-            <w:bottom w:val="none" w:color="auto" w:sz="0" w:space="0"/>
-            <w:right w:val="none" w:color="auto" w:sz="0" w:space="0"/>
-            <w:insideH w:val="none" w:color="auto" w:sz="0" w:space="0"/>
-            <w:insideV w:val="none" w:color="auto" w:sz="0" w:space="0"/>
-          </w:tblBorders>
+          <w:tblW w:w="8522" w:type="dxa"/>
+          <w:jc w:val="center"/>
           <w:shd w:val="clear" w:color="auto" w:fill="auto"/>
           <w:tblCellMar>
             <w:top w:w="15" w:type="dxa"/>
@@ -3198,17 +3161,17 @@
           </w:tblCellMar>
         </w:tblPrEx>
         <w:trPr>
-          <w:trHeight w:val="0" w:hRule="atLeast"/>
+          <w:trHeight w:val="0"/>
           <w:jc w:val="center"/>
         </w:trPr>
         <w:tc>
           <w:tcPr>
             <w:tcW w:w="1115" w:type="dxa"/>
             <w:tcBorders>
-              <w:top w:val="single" w:color="auto" w:sz="4" w:space="0"/>
-              <w:left w:val="single" w:color="auto" w:sz="12" w:space="0"/>
-              <w:bottom w:val="single" w:color="auto" w:sz="4" w:space="0"/>
-              <w:right w:val="single" w:color="auto" w:sz="4" w:space="0"/>
+              <w:top w:val="single" w:sz="4" w:space="0" w:color="auto"/>
+              <w:left w:val="single" w:sz="12" w:space="0" w:color="auto"/>
+              <w:bottom w:val="single" w:sz="4" w:space="0" w:color="auto"/>
+              <w:right w:val="single" w:sz="4" w:space="0" w:color="auto"/>
             </w:tcBorders>
             <w:shd w:val="clear" w:color="auto" w:fill="auto"/>
             <w:tcMar>
@@ -3227,10 +3190,10 @@
               <w:suppressLineNumbers w:val="0"/>
               <w:snapToGrid w:val="0"/>
               <w:spacing w:line="240" w:lineRule="auto"/>
-              <w:ind w:left="0" w:leftChars="0" w:right="0" w:rightChars="0" w:firstLine="0" w:firstLineChars="0"/>
+              <w:ind w:left="0" w:right="0" w:firstLine="0" w:leftChars="0" w:rightChars="0" w:firstLineChars="0"/>
               <w:jc w:val="left"/>
               <w:rPr>
-                <w:rFonts w:hint="default" w:ascii="Segoe UI" w:hAnsi="Segoe UI" w:eastAsia="Segoe UI" w:cs="Segoe UI"/>
+                <w:rFonts w:ascii="Segoe UI" w:eastAsia="Segoe UI" w:hAnsi="Segoe UI" w:cs="Segoe UI" w:hint="default"/>
                 <w:i w:val="0"/>
                 <w:iCs w:val="0"/>
                 <w:caps w:val="0"/>
@@ -3242,8 +3205,8 @@
             </w:pPr>
             <w:r>
               <w:rPr>
-                <w:rStyle w:val="23"/>
-                <w:rFonts w:hint="default" w:ascii="Segoe UI" w:hAnsi="Segoe UI" w:eastAsia="Segoe UI" w:cs="Segoe UI"/>
+                <w:rStyle w:val="Strong"/>
+                <w:rFonts w:ascii="Segoe UI" w:eastAsia="Segoe UI" w:hAnsi="Segoe UI" w:cs="Segoe UI" w:hint="default"/>
                 <w:b/>
                 <w:bCs/>
                 <w:i w:val="0"/>
@@ -3255,7 +3218,7 @@
                 <w:kern w:val="0"/>
                 <w:sz w:val="18"/>
                 <w:szCs w:val="18"/>
-                <w:lang w:val="en-US" w:eastAsia="zh-CN" w:bidi="ar"/>
+                <w:lang w:val="en-US" w:eastAsia="zh-CN"/>
               </w:rPr>
               <w:t>硬盘存储</w:t>
             </w:r>
@@ -3265,10 +3228,10 @@
           <w:tcPr>
             <w:tcW w:w="2499" w:type="dxa"/>
             <w:tcBorders>
-              <w:top w:val="single" w:color="auto" w:sz="4" w:space="0"/>
-              <w:left w:val="single" w:color="auto" w:sz="4" w:space="0"/>
-              <w:bottom w:val="single" w:color="auto" w:sz="4" w:space="0"/>
-              <w:right w:val="single" w:color="auto" w:sz="4" w:space="0"/>
+              <w:top w:val="single" w:sz="4" w:space="0" w:color="auto"/>
+              <w:left w:val="single" w:sz="4" w:space="0" w:color="auto"/>
+              <w:bottom w:val="single" w:sz="4" w:space="0" w:color="auto"/>
+              <w:right w:val="single" w:sz="4" w:space="0" w:color="auto"/>
             </w:tcBorders>
             <w:shd w:val="clear" w:color="auto" w:fill="auto"/>
             <w:tcMar>
@@ -3287,10 +3250,10 @@
               <w:suppressLineNumbers w:val="0"/>
               <w:snapToGrid w:val="0"/>
               <w:spacing w:line="240" w:lineRule="auto"/>
-              <w:ind w:left="0" w:leftChars="0" w:right="0" w:rightChars="0" w:firstLine="0" w:firstLineChars="0"/>
+              <w:ind w:left="0" w:right="0" w:firstLine="0" w:leftChars="0" w:rightChars="0" w:firstLineChars="0"/>
               <w:jc w:val="left"/>
               <w:rPr>
-                <w:rFonts w:hint="default" w:ascii="Segoe UI" w:hAnsi="Segoe UI" w:eastAsia="Segoe UI" w:cs="Segoe UI"/>
+                <w:rFonts w:ascii="Segoe UI" w:eastAsia="Segoe UI" w:hAnsi="Segoe UI" w:cs="Segoe UI" w:hint="default"/>
                 <w:i w:val="0"/>
                 <w:iCs w:val="0"/>
                 <w:caps w:val="0"/>
@@ -3302,7 +3265,7 @@
             </w:pPr>
             <w:r>
               <w:rPr>
-                <w:rFonts w:hint="default" w:ascii="Segoe UI" w:hAnsi="Segoe UI" w:eastAsia="Segoe UI" w:cs="Segoe UI"/>
+                <w:rFonts w:ascii="Segoe UI" w:eastAsia="Segoe UI" w:hAnsi="Segoe UI" w:cs="Segoe UI" w:hint="default"/>
                 <w:i w:val="0"/>
                 <w:iCs w:val="0"/>
                 <w:caps w:val="0"/>
@@ -3312,7 +3275,7 @@
                 <w:kern w:val="0"/>
                 <w:sz w:val="18"/>
                 <w:szCs w:val="18"/>
-                <w:lang w:val="en-US" w:eastAsia="zh-CN" w:bidi="ar"/>
+                <w:lang w:val="en-US" w:eastAsia="zh-CN"/>
               </w:rPr>
               <w:t>使用率降至70%以下，并满足12个月增长需求</w:t>
             </w:r>
@@ -3322,10 +3285,10 @@
           <w:tcPr>
             <w:tcW w:w="1902" w:type="dxa"/>
             <w:tcBorders>
-              <w:top w:val="single" w:color="auto" w:sz="4" w:space="0"/>
-              <w:left w:val="single" w:color="auto" w:sz="4" w:space="0"/>
-              <w:bottom w:val="single" w:color="auto" w:sz="4" w:space="0"/>
-              <w:right w:val="single" w:color="auto" w:sz="4" w:space="0"/>
+              <w:top w:val="single" w:sz="4" w:space="0" w:color="auto"/>
+              <w:left w:val="single" w:sz="4" w:space="0" w:color="auto"/>
+              <w:bottom w:val="single" w:sz="4" w:space="0" w:color="auto"/>
+              <w:right w:val="single" w:sz="4" w:space="0" w:color="auto"/>
             </w:tcBorders>
             <w:shd w:val="clear" w:color="auto" w:fill="auto"/>
             <w:tcMar>
@@ -3344,10 +3307,10 @@
               <w:suppressLineNumbers w:val="0"/>
               <w:snapToGrid w:val="0"/>
               <w:spacing w:line="240" w:lineRule="auto"/>
-              <w:ind w:left="0" w:leftChars="0" w:right="0" w:rightChars="0" w:firstLine="0" w:firstLineChars="0"/>
+              <w:ind w:left="0" w:right="0" w:firstLine="0" w:leftChars="0" w:rightChars="0" w:firstLineChars="0"/>
               <w:jc w:val="left"/>
               <w:rPr>
-                <w:rFonts w:hint="default" w:ascii="Segoe UI" w:hAnsi="Segoe UI" w:eastAsia="Segoe UI" w:cs="Segoe UI"/>
+                <w:rFonts w:ascii="Segoe UI" w:eastAsia="Segoe UI" w:hAnsi="Segoe UI" w:cs="Segoe UI" w:hint="default"/>
                 <w:i w:val="0"/>
                 <w:iCs w:val="0"/>
                 <w:caps w:val="0"/>
@@ -3359,7 +3322,7 @@
             </w:pPr>
             <w:r>
               <w:rPr>
-                <w:rFonts w:hint="default" w:ascii="Segoe UI" w:hAnsi="Segoe UI" w:eastAsia="Segoe UI" w:cs="Segoe UI"/>
+                <w:rFonts w:ascii="Segoe UI" w:eastAsia="Segoe UI" w:hAnsi="Segoe UI" w:cs="Segoe UI" w:hint="default"/>
                 <w:i w:val="0"/>
                 <w:iCs w:val="0"/>
                 <w:caps w:val="0"/>
@@ -3369,7 +3332,7 @@
                 <w:kern w:val="0"/>
                 <w:sz w:val="18"/>
                 <w:szCs w:val="18"/>
-                <w:lang w:val="en-US" w:eastAsia="zh-CN" w:bidi="ar"/>
+                <w:lang w:val="en-US" w:eastAsia="zh-CN"/>
               </w:rPr>
               <w:t>总使用率82%，监控分区91%</w:t>
             </w:r>
@@ -3379,10 +3342,10 @@
           <w:tcPr>
             <w:tcW w:w="1842" w:type="dxa"/>
             <w:tcBorders>
-              <w:top w:val="single" w:color="auto" w:sz="4" w:space="0"/>
-              <w:left w:val="single" w:color="auto" w:sz="4" w:space="0"/>
-              <w:bottom w:val="single" w:color="auto" w:sz="4" w:space="0"/>
-              <w:right w:val="single" w:color="auto" w:sz="4" w:space="0"/>
+              <w:top w:val="single" w:sz="4" w:space="0" w:color="auto"/>
+              <w:left w:val="single" w:sz="4" w:space="0" w:color="auto"/>
+              <w:bottom w:val="single" w:sz="4" w:space="0" w:color="auto"/>
+              <w:right w:val="single" w:sz="4" w:space="0" w:color="auto"/>
             </w:tcBorders>
             <w:shd w:val="clear" w:color="auto" w:fill="auto"/>
             <w:tcMar>
@@ -3401,10 +3364,10 @@
               <w:suppressLineNumbers w:val="0"/>
               <w:snapToGrid w:val="0"/>
               <w:spacing w:line="240" w:lineRule="auto"/>
-              <w:ind w:left="0" w:leftChars="0" w:right="0" w:rightChars="0" w:firstLine="0" w:firstLineChars="0"/>
+              <w:ind w:left="0" w:right="0" w:firstLine="0" w:leftChars="0" w:rightChars="0" w:firstLineChars="0"/>
               <w:jc w:val="left"/>
               <w:rPr>
-                <w:rFonts w:hint="default" w:ascii="Segoe UI" w:hAnsi="Segoe UI" w:eastAsia="Segoe UI" w:cs="Segoe UI"/>
+                <w:rFonts w:ascii="Segoe UI" w:eastAsia="Segoe UI" w:hAnsi="Segoe UI" w:cs="Segoe UI" w:hint="default"/>
                 <w:i w:val="0"/>
                 <w:iCs w:val="0"/>
                 <w:caps w:val="0"/>
@@ -3416,7 +3379,7 @@
             </w:pPr>
             <w:r>
               <w:rPr>
-                <w:rFonts w:hint="default" w:ascii="Segoe UI" w:hAnsi="Segoe UI" w:eastAsia="Segoe UI" w:cs="Segoe UI"/>
+                <w:rFonts w:ascii="Segoe UI" w:eastAsia="Segoe UI" w:hAnsi="Segoe UI" w:cs="Segoe UI" w:hint="default"/>
                 <w:i w:val="0"/>
                 <w:iCs w:val="0"/>
                 <w:caps w:val="0"/>
@@ -3426,7 +3389,7 @@
                 <w:kern w:val="0"/>
                 <w:sz w:val="18"/>
                 <w:szCs w:val="18"/>
-                <w:lang w:val="en-US" w:eastAsia="zh-CN" w:bidi="ar"/>
+                <w:lang w:val="en-US" w:eastAsia="zh-CN"/>
               </w:rPr>
               <w:t>总使用率58%，新架构弹性扩展</w:t>
             </w:r>
@@ -3436,10 +3399,10 @@
           <w:tcPr>
             <w:tcW w:w="1164" w:type="dxa"/>
             <w:tcBorders>
-              <w:top w:val="single" w:color="auto" w:sz="4" w:space="0"/>
-              <w:left w:val="single" w:color="auto" w:sz="4" w:space="0"/>
-              <w:bottom w:val="single" w:color="auto" w:sz="4" w:space="0"/>
-              <w:right w:val="single" w:color="auto" w:sz="12" w:space="0"/>
+              <w:top w:val="single" w:sz="4" w:space="0" w:color="auto"/>
+              <w:left w:val="single" w:sz="4" w:space="0" w:color="auto"/>
+              <w:bottom w:val="single" w:sz="4" w:space="0" w:color="auto"/>
+              <w:right w:val="single" w:sz="12" w:space="0" w:color="auto"/>
             </w:tcBorders>
             <w:shd w:val="clear" w:color="auto" w:fill="auto"/>
             <w:tcMar>
@@ -3458,10 +3421,10 @@
               <w:suppressLineNumbers w:val="0"/>
               <w:snapToGrid w:val="0"/>
               <w:spacing w:line="240" w:lineRule="auto"/>
-              <w:ind w:left="0" w:leftChars="0" w:right="0" w:rightChars="0" w:firstLine="0" w:firstLineChars="0"/>
+              <w:ind w:left="0" w:right="0" w:firstLine="0" w:leftChars="0" w:rightChars="0" w:firstLineChars="0"/>
               <w:jc w:val="center"/>
               <w:rPr>
-                <w:rFonts w:hint="default" w:ascii="Segoe UI" w:hAnsi="Segoe UI" w:eastAsia="Segoe UI" w:cs="Segoe UI"/>
+                <w:rFonts w:ascii="Segoe UI" w:eastAsia="Segoe UI" w:hAnsi="Segoe UI" w:cs="Segoe UI" w:hint="default"/>
                 <w:i w:val="0"/>
                 <w:iCs w:val="0"/>
                 <w:caps w:val="0"/>
@@ -3473,7 +3436,7 @@
             </w:pPr>
             <w:r>
               <w:rPr>
-                <w:rFonts w:hint="default" w:ascii="Segoe UI" w:hAnsi="Segoe UI" w:eastAsia="Segoe UI" w:cs="Segoe UI"/>
+                <w:rFonts w:ascii="Segoe UI" w:eastAsia="Segoe UI" w:hAnsi="Segoe UI" w:cs="Segoe UI" w:hint="default"/>
                 <w:i w:val="0"/>
                 <w:iCs w:val="0"/>
                 <w:caps w:val="0"/>
@@ -3483,14 +3446,14 @@
                 <w:kern w:val="0"/>
                 <w:sz w:val="18"/>
                 <w:szCs w:val="18"/>
-                <w:lang w:val="en-US" w:eastAsia="zh-CN" w:bidi="ar"/>
+                <w:lang w:val="en-US" w:eastAsia="zh-CN"/>
               </w:rPr>
               <w:t>✅ </w:t>
             </w:r>
             <w:r>
               <w:rPr>
-                <w:rStyle w:val="23"/>
-                <w:rFonts w:hint="default" w:ascii="Segoe UI" w:hAnsi="Segoe UI" w:eastAsia="Segoe UI" w:cs="Segoe UI"/>
+                <w:rStyle w:val="Strong"/>
+                <w:rFonts w:ascii="Segoe UI" w:eastAsia="Segoe UI" w:hAnsi="Segoe UI" w:cs="Segoe UI" w:hint="default"/>
                 <w:b/>
                 <w:bCs/>
                 <w:i w:val="0"/>
@@ -3502,7 +3465,7 @@
                 <w:kern w:val="0"/>
                 <w:sz w:val="18"/>
                 <w:szCs w:val="18"/>
-                <w:lang w:val="en-US" w:eastAsia="zh-CN" w:bidi="ar"/>
+                <w:lang w:val="en-US" w:eastAsia="zh-CN"/>
               </w:rPr>
               <w:t>超额完成</w:t>
             </w:r>
@@ -3511,14 +3474,8 @@
       </w:tr>
       <w:tr>
         <w:tblPrEx>
-          <w:tblBorders>
-            <w:top w:val="none" w:color="auto" w:sz="0" w:space="0"/>
-            <w:left w:val="none" w:color="auto" w:sz="0" w:space="0"/>
-            <w:bottom w:val="none" w:color="auto" w:sz="0" w:space="0"/>
-            <w:right w:val="none" w:color="auto" w:sz="0" w:space="0"/>
-            <w:insideH w:val="none" w:color="auto" w:sz="0" w:space="0"/>
-            <w:insideV w:val="none" w:color="auto" w:sz="0" w:space="0"/>
-          </w:tblBorders>
+          <w:tblW w:w="8522" w:type="dxa"/>
+          <w:jc w:val="center"/>
           <w:shd w:val="clear" w:color="auto" w:fill="auto"/>
           <w:tblCellMar>
             <w:top w:w="15" w:type="dxa"/>
@@ -3528,17 +3485,17 @@
           </w:tblCellMar>
         </w:tblPrEx>
         <w:trPr>
-          <w:trHeight w:val="0" w:hRule="atLeast"/>
+          <w:trHeight w:val="0"/>
           <w:jc w:val="center"/>
         </w:trPr>
         <w:tc>
           <w:tcPr>
             <w:tcW w:w="1115" w:type="dxa"/>
             <w:tcBorders>
-              <w:top w:val="single" w:color="auto" w:sz="4" w:space="0"/>
-              <w:left w:val="single" w:color="auto" w:sz="12" w:space="0"/>
-              <w:bottom w:val="single" w:color="auto" w:sz="4" w:space="0"/>
-              <w:right w:val="single" w:color="auto" w:sz="4" w:space="0"/>
+              <w:top w:val="single" w:sz="4" w:space="0" w:color="auto"/>
+              <w:left w:val="single" w:sz="12" w:space="0" w:color="auto"/>
+              <w:bottom w:val="single" w:sz="4" w:space="0" w:color="auto"/>
+              <w:right w:val="single" w:sz="4" w:space="0" w:color="auto"/>
             </w:tcBorders>
             <w:shd w:val="clear" w:color="auto" w:fill="auto"/>
             <w:tcMar>
@@ -3557,10 +3514,10 @@
               <w:suppressLineNumbers w:val="0"/>
               <w:snapToGrid w:val="0"/>
               <w:spacing w:line="240" w:lineRule="auto"/>
-              <w:ind w:left="0" w:leftChars="0" w:right="0" w:rightChars="0" w:firstLine="0" w:firstLineChars="0"/>
+              <w:ind w:left="0" w:right="0" w:firstLine="0" w:leftChars="0" w:rightChars="0" w:firstLineChars="0"/>
               <w:jc w:val="left"/>
               <w:rPr>
-                <w:rFonts w:hint="default" w:ascii="Segoe UI" w:hAnsi="Segoe UI" w:eastAsia="Segoe UI" w:cs="Segoe UI"/>
+                <w:rFonts w:ascii="Segoe UI" w:eastAsia="Segoe UI" w:hAnsi="Segoe UI" w:cs="Segoe UI" w:hint="default"/>
                 <w:i w:val="0"/>
                 <w:iCs w:val="0"/>
                 <w:caps w:val="0"/>
@@ -3572,8 +3529,8 @@
             </w:pPr>
             <w:r>
               <w:rPr>
-                <w:rStyle w:val="23"/>
-                <w:rFonts w:hint="default" w:ascii="Segoe UI" w:hAnsi="Segoe UI" w:eastAsia="Segoe UI" w:cs="Segoe UI"/>
+                <w:rStyle w:val="Strong"/>
+                <w:rFonts w:ascii="Segoe UI" w:eastAsia="Segoe UI" w:hAnsi="Segoe UI" w:cs="Segoe UI" w:hint="default"/>
                 <w:b/>
                 <w:bCs/>
                 <w:i w:val="0"/>
@@ -3585,7 +3542,7 @@
                 <w:kern w:val="0"/>
                 <w:sz w:val="18"/>
                 <w:szCs w:val="18"/>
-                <w:lang w:val="en-US" w:eastAsia="zh-CN" w:bidi="ar"/>
+                <w:lang w:val="en-US" w:eastAsia="zh-CN"/>
               </w:rPr>
               <w:t>数据库</w:t>
             </w:r>
@@ -3595,10 +3552,10 @@
           <w:tcPr>
             <w:tcW w:w="2499" w:type="dxa"/>
             <w:tcBorders>
-              <w:top w:val="single" w:color="auto" w:sz="4" w:space="0"/>
-              <w:left w:val="single" w:color="auto" w:sz="4" w:space="0"/>
-              <w:bottom w:val="single" w:color="auto" w:sz="4" w:space="0"/>
-              <w:right w:val="single" w:color="auto" w:sz="4" w:space="0"/>
+              <w:top w:val="single" w:sz="4" w:space="0" w:color="auto"/>
+              <w:left w:val="single" w:sz="4" w:space="0" w:color="auto"/>
+              <w:bottom w:val="single" w:sz="4" w:space="0" w:color="auto"/>
+              <w:right w:val="single" w:sz="4" w:space="0" w:color="auto"/>
             </w:tcBorders>
             <w:shd w:val="clear" w:color="auto" w:fill="auto"/>
             <w:tcMar>
@@ -3617,10 +3574,10 @@
               <w:suppressLineNumbers w:val="0"/>
               <w:snapToGrid w:val="0"/>
               <w:spacing w:line="240" w:lineRule="auto"/>
-              <w:ind w:left="0" w:leftChars="0" w:right="0" w:rightChars="0" w:firstLine="0" w:firstLineChars="0"/>
+              <w:ind w:left="0" w:right="0" w:firstLine="0" w:leftChars="0" w:rightChars="0" w:firstLineChars="0"/>
               <w:jc w:val="left"/>
               <w:rPr>
-                <w:rFonts w:hint="default" w:ascii="Segoe UI" w:hAnsi="Segoe UI" w:eastAsia="Segoe UI" w:cs="Segoe UI"/>
+                <w:rFonts w:ascii="Segoe UI" w:eastAsia="Segoe UI" w:hAnsi="Segoe UI" w:cs="Segoe UI" w:hint="default"/>
                 <w:i w:val="0"/>
                 <w:iCs w:val="0"/>
                 <w:caps w:val="0"/>
@@ -3632,7 +3589,7 @@
             </w:pPr>
             <w:r>
               <w:rPr>
-                <w:rFonts w:hint="default" w:ascii="Segoe UI" w:hAnsi="Segoe UI" w:eastAsia="Segoe UI" w:cs="Segoe UI"/>
+                <w:rFonts w:ascii="Segoe UI" w:eastAsia="Segoe UI" w:hAnsi="Segoe UI" w:cs="Segoe UI" w:hint="default"/>
                 <w:i w:val="0"/>
                 <w:iCs w:val="0"/>
                 <w:caps w:val="0"/>
@@ -3642,7 +3599,7 @@
                 <w:kern w:val="0"/>
                 <w:sz w:val="18"/>
                 <w:szCs w:val="18"/>
-                <w:lang w:val="en-US" w:eastAsia="zh-CN" w:bidi="ar"/>
+                <w:lang w:val="en-US" w:eastAsia="zh-CN"/>
               </w:rPr>
               <w:t>连接数峰值利用率&lt;70%，查询P95响应时间优化20%</w:t>
             </w:r>
@@ -3652,10 +3609,10 @@
           <w:tcPr>
             <w:tcW w:w="1902" w:type="dxa"/>
             <w:tcBorders>
-              <w:top w:val="single" w:color="auto" w:sz="4" w:space="0"/>
-              <w:left w:val="single" w:color="auto" w:sz="4" w:space="0"/>
-              <w:bottom w:val="single" w:color="auto" w:sz="4" w:space="0"/>
-              <w:right w:val="single" w:color="auto" w:sz="4" w:space="0"/>
+              <w:top w:val="single" w:sz="4" w:space="0" w:color="auto"/>
+              <w:left w:val="single" w:sz="4" w:space="0" w:color="auto"/>
+              <w:bottom w:val="single" w:sz="4" w:space="0" w:color="auto"/>
+              <w:right w:val="single" w:sz="4" w:space="0" w:color="auto"/>
             </w:tcBorders>
             <w:shd w:val="clear" w:color="auto" w:fill="auto"/>
             <w:tcMar>
@@ -3674,10 +3631,10 @@
               <w:suppressLineNumbers w:val="0"/>
               <w:snapToGrid w:val="0"/>
               <w:spacing w:line="240" w:lineRule="auto"/>
-              <w:ind w:left="0" w:leftChars="0" w:right="0" w:rightChars="0" w:firstLine="0" w:firstLineChars="0"/>
+              <w:ind w:left="0" w:right="0" w:firstLine="0" w:leftChars="0" w:rightChars="0" w:firstLineChars="0"/>
               <w:jc w:val="left"/>
               <w:rPr>
-                <w:rFonts w:hint="default" w:ascii="Segoe UI" w:hAnsi="Segoe UI" w:eastAsia="Segoe UI" w:cs="Segoe UI"/>
+                <w:rFonts w:ascii="Segoe UI" w:eastAsia="Segoe UI" w:hAnsi="Segoe UI" w:cs="Segoe UI" w:hint="default"/>
                 <w:i w:val="0"/>
                 <w:iCs w:val="0"/>
                 <w:caps w:val="0"/>
@@ -3689,7 +3646,7 @@
             </w:pPr>
             <w:r>
               <w:rPr>
-                <w:rFonts w:hint="default" w:ascii="Segoe UI" w:hAnsi="Segoe UI" w:eastAsia="Segoe UI" w:cs="Segoe UI"/>
+                <w:rFonts w:ascii="Segoe UI" w:eastAsia="Segoe UI" w:hAnsi="Segoe UI" w:cs="Segoe UI" w:hint="default"/>
                 <w:i w:val="0"/>
                 <w:iCs w:val="0"/>
                 <w:caps w:val="0"/>
@@ -3699,7 +3656,7 @@
                 <w:kern w:val="0"/>
                 <w:sz w:val="18"/>
                 <w:szCs w:val="18"/>
-                <w:lang w:val="en-US" w:eastAsia="zh-CN" w:bidi="ar"/>
+                <w:lang w:val="en-US" w:eastAsia="zh-CN"/>
               </w:rPr>
               <w:t>连接数峰值85%，P95响应时间1.2s</w:t>
             </w:r>
@@ -3709,10 +3666,10 @@
           <w:tcPr>
             <w:tcW w:w="1842" w:type="dxa"/>
             <w:tcBorders>
-              <w:top w:val="single" w:color="auto" w:sz="4" w:space="0"/>
-              <w:left w:val="single" w:color="auto" w:sz="4" w:space="0"/>
-              <w:bottom w:val="single" w:color="auto" w:sz="4" w:space="0"/>
-              <w:right w:val="single" w:color="auto" w:sz="4" w:space="0"/>
+              <w:top w:val="single" w:sz="4" w:space="0" w:color="auto"/>
+              <w:left w:val="single" w:sz="4" w:space="0" w:color="auto"/>
+              <w:bottom w:val="single" w:sz="4" w:space="0" w:color="auto"/>
+              <w:right w:val="single" w:sz="4" w:space="0" w:color="auto"/>
             </w:tcBorders>
             <w:shd w:val="clear" w:color="auto" w:fill="auto"/>
             <w:tcMar>
@@ -3731,10 +3688,10 @@
               <w:suppressLineNumbers w:val="0"/>
               <w:snapToGrid w:val="0"/>
               <w:spacing w:line="240" w:lineRule="auto"/>
-              <w:ind w:left="0" w:leftChars="0" w:right="0" w:rightChars="0" w:firstLine="0" w:firstLineChars="0"/>
+              <w:ind w:left="0" w:right="0" w:firstLine="0" w:leftChars="0" w:rightChars="0" w:firstLineChars="0"/>
               <w:jc w:val="left"/>
               <w:rPr>
-                <w:rFonts w:hint="default" w:ascii="Segoe UI" w:hAnsi="Segoe UI" w:eastAsia="Segoe UI" w:cs="Segoe UI"/>
+                <w:rFonts w:ascii="Segoe UI" w:eastAsia="Segoe UI" w:hAnsi="Segoe UI" w:cs="Segoe UI" w:hint="default"/>
                 <w:i w:val="0"/>
                 <w:iCs w:val="0"/>
                 <w:caps w:val="0"/>
@@ -3746,7 +3703,7 @@
             </w:pPr>
             <w:r>
               <w:rPr>
-                <w:rFonts w:hint="default" w:ascii="Segoe UI" w:hAnsi="Segoe UI" w:eastAsia="Segoe UI" w:cs="Segoe UI"/>
+                <w:rFonts w:ascii="Segoe UI" w:eastAsia="Segoe UI" w:hAnsi="Segoe UI" w:cs="Segoe UI" w:hint="default"/>
                 <w:i w:val="0"/>
                 <w:iCs w:val="0"/>
                 <w:caps w:val="0"/>
@@ -3756,7 +3713,7 @@
                 <w:kern w:val="0"/>
                 <w:sz w:val="18"/>
                 <w:szCs w:val="18"/>
-                <w:lang w:val="en-US" w:eastAsia="zh-CN" w:bidi="ar"/>
+                <w:lang w:val="en-US" w:eastAsia="zh-CN"/>
               </w:rPr>
               <w:t>连接数峰值62%，P95响应时间0.8s</w:t>
             </w:r>
@@ -3766,10 +3723,10 @@
           <w:tcPr>
             <w:tcW w:w="1164" w:type="dxa"/>
             <w:tcBorders>
-              <w:top w:val="single" w:color="auto" w:sz="4" w:space="0"/>
-              <w:left w:val="single" w:color="auto" w:sz="4" w:space="0"/>
-              <w:bottom w:val="single" w:color="auto" w:sz="4" w:space="0"/>
-              <w:right w:val="single" w:color="auto" w:sz="12" w:space="0"/>
+              <w:top w:val="single" w:sz="4" w:space="0" w:color="auto"/>
+              <w:left w:val="single" w:sz="4" w:space="0" w:color="auto"/>
+              <w:bottom w:val="single" w:sz="4" w:space="0" w:color="auto"/>
+              <w:right w:val="single" w:sz="12" w:space="0" w:color="auto"/>
             </w:tcBorders>
             <w:shd w:val="clear" w:color="auto" w:fill="auto"/>
             <w:tcMar>
@@ -3788,10 +3745,10 @@
               <w:suppressLineNumbers w:val="0"/>
               <w:snapToGrid w:val="0"/>
               <w:spacing w:line="240" w:lineRule="auto"/>
-              <w:ind w:left="0" w:leftChars="0" w:right="0" w:rightChars="0" w:firstLine="0" w:firstLineChars="0"/>
+              <w:ind w:left="0" w:right="0" w:firstLine="0" w:leftChars="0" w:rightChars="0" w:firstLineChars="0"/>
               <w:jc w:val="center"/>
               <w:rPr>
-                <w:rFonts w:hint="default" w:ascii="Segoe UI" w:hAnsi="Segoe UI" w:eastAsia="Segoe UI" w:cs="Segoe UI"/>
+                <w:rFonts w:ascii="Segoe UI" w:eastAsia="Segoe UI" w:hAnsi="Segoe UI" w:cs="Segoe UI" w:hint="default"/>
                 <w:i w:val="0"/>
                 <w:iCs w:val="0"/>
                 <w:caps w:val="0"/>
@@ -3803,7 +3760,7 @@
             </w:pPr>
             <w:r>
               <w:rPr>
-                <w:rFonts w:hint="default" w:ascii="Segoe UI" w:hAnsi="Segoe UI" w:eastAsia="Segoe UI" w:cs="Segoe UI"/>
+                <w:rFonts w:ascii="Segoe UI" w:eastAsia="Segoe UI" w:hAnsi="Segoe UI" w:cs="Segoe UI" w:hint="default"/>
                 <w:i w:val="0"/>
                 <w:iCs w:val="0"/>
                 <w:caps w:val="0"/>
@@ -3813,14 +3770,14 @@
                 <w:kern w:val="0"/>
                 <w:sz w:val="18"/>
                 <w:szCs w:val="18"/>
-                <w:lang w:val="en-US" w:eastAsia="zh-CN" w:bidi="ar"/>
+                <w:lang w:val="en-US" w:eastAsia="zh-CN"/>
               </w:rPr>
               <w:t>✅ </w:t>
             </w:r>
             <w:r>
               <w:rPr>
-                <w:rStyle w:val="23"/>
-                <w:rFonts w:hint="default" w:ascii="Segoe UI" w:hAnsi="Segoe UI" w:eastAsia="Segoe UI" w:cs="Segoe UI"/>
+                <w:rStyle w:val="Strong"/>
+                <w:rFonts w:ascii="Segoe UI" w:eastAsia="Segoe UI" w:hAnsi="Segoe UI" w:cs="Segoe UI" w:hint="default"/>
                 <w:b/>
                 <w:bCs/>
                 <w:i w:val="0"/>
@@ -3832,7 +3789,7 @@
                 <w:kern w:val="0"/>
                 <w:sz w:val="18"/>
                 <w:szCs w:val="18"/>
-                <w:lang w:val="en-US" w:eastAsia="zh-CN" w:bidi="ar"/>
+                <w:lang w:val="en-US" w:eastAsia="zh-CN"/>
               </w:rPr>
               <w:t>全面达成</w:t>
             </w:r>
@@ -3841,14 +3798,8 @@
       </w:tr>
       <w:tr>
         <w:tblPrEx>
-          <w:tblBorders>
-            <w:top w:val="none" w:color="auto" w:sz="0" w:space="0"/>
-            <w:left w:val="none" w:color="auto" w:sz="0" w:space="0"/>
-            <w:bottom w:val="none" w:color="auto" w:sz="0" w:space="0"/>
-            <w:right w:val="none" w:color="auto" w:sz="0" w:space="0"/>
-            <w:insideH w:val="none" w:color="auto" w:sz="0" w:space="0"/>
-            <w:insideV w:val="none" w:color="auto" w:sz="0" w:space="0"/>
-          </w:tblBorders>
+          <w:tblW w:w="8522" w:type="dxa"/>
+          <w:jc w:val="center"/>
           <w:shd w:val="clear" w:color="auto" w:fill="auto"/>
           <w:tblCellMar>
             <w:top w:w="15" w:type="dxa"/>
@@ -3858,17 +3809,17 @@
           </w:tblCellMar>
         </w:tblPrEx>
         <w:trPr>
-          <w:trHeight w:val="0" w:hRule="atLeast"/>
+          <w:trHeight w:val="0"/>
           <w:jc w:val="center"/>
         </w:trPr>
         <w:tc>
           <w:tcPr>
             <w:tcW w:w="1115" w:type="dxa"/>
             <w:tcBorders>
-              <w:top w:val="single" w:color="auto" w:sz="4" w:space="0"/>
-              <w:left w:val="single" w:color="auto" w:sz="12" w:space="0"/>
-              <w:bottom w:val="single" w:color="auto" w:sz="4" w:space="0"/>
-              <w:right w:val="single" w:color="auto" w:sz="4" w:space="0"/>
+              <w:top w:val="single" w:sz="4" w:space="0" w:color="auto"/>
+              <w:left w:val="single" w:sz="12" w:space="0" w:color="auto"/>
+              <w:bottom w:val="single" w:sz="4" w:space="0" w:color="auto"/>
+              <w:right w:val="single" w:sz="4" w:space="0" w:color="auto"/>
             </w:tcBorders>
             <w:shd w:val="clear" w:color="auto" w:fill="auto"/>
             <w:tcMar>
@@ -3887,10 +3838,10 @@
               <w:suppressLineNumbers w:val="0"/>
               <w:snapToGrid w:val="0"/>
               <w:spacing w:line="240" w:lineRule="auto"/>
-              <w:ind w:left="0" w:leftChars="0" w:right="0" w:rightChars="0" w:firstLine="0" w:firstLineChars="0"/>
+              <w:ind w:left="0" w:right="0" w:firstLine="0" w:leftChars="0" w:rightChars="0" w:firstLineChars="0"/>
               <w:jc w:val="left"/>
               <w:rPr>
-                <w:rFonts w:hint="default" w:ascii="Segoe UI" w:hAnsi="Segoe UI" w:eastAsia="Segoe UI" w:cs="Segoe UI"/>
+                <w:rFonts w:ascii="Segoe UI" w:eastAsia="Segoe UI" w:hAnsi="Segoe UI" w:cs="Segoe UI" w:hint="default"/>
                 <w:i w:val="0"/>
                 <w:iCs w:val="0"/>
                 <w:caps w:val="0"/>
@@ -3902,8 +3853,8 @@
             </w:pPr>
             <w:r>
               <w:rPr>
-                <w:rStyle w:val="23"/>
-                <w:rFonts w:hint="default" w:ascii="Segoe UI" w:hAnsi="Segoe UI" w:eastAsia="Segoe UI" w:cs="Segoe UI"/>
+                <w:rStyle w:val="Strong"/>
+                <w:rFonts w:ascii="Segoe UI" w:eastAsia="Segoe UI" w:hAnsi="Segoe UI" w:cs="Segoe UI" w:hint="default"/>
                 <w:b/>
                 <w:bCs/>
                 <w:i w:val="0"/>
@@ -3915,7 +3866,7 @@
                 <w:kern w:val="0"/>
                 <w:sz w:val="18"/>
                 <w:szCs w:val="18"/>
-                <w:lang w:val="en-US" w:eastAsia="zh-CN" w:bidi="ar"/>
+                <w:lang w:val="en-US" w:eastAsia="zh-CN"/>
               </w:rPr>
               <w:t>Redis集群</w:t>
             </w:r>
@@ -3925,10 +3876,10 @@
           <w:tcPr>
             <w:tcW w:w="2499" w:type="dxa"/>
             <w:tcBorders>
-              <w:top w:val="single" w:color="auto" w:sz="4" w:space="0"/>
-              <w:left w:val="single" w:color="auto" w:sz="4" w:space="0"/>
-              <w:bottom w:val="single" w:color="auto" w:sz="4" w:space="0"/>
-              <w:right w:val="single" w:color="auto" w:sz="4" w:space="0"/>
+              <w:top w:val="single" w:sz="4" w:space="0" w:color="auto"/>
+              <w:left w:val="single" w:sz="4" w:space="0" w:color="auto"/>
+              <w:bottom w:val="single" w:sz="4" w:space="0" w:color="auto"/>
+              <w:right w:val="single" w:sz="4" w:space="0" w:color="auto"/>
             </w:tcBorders>
             <w:shd w:val="clear" w:color="auto" w:fill="auto"/>
             <w:tcMar>
@@ -3947,10 +3898,10 @@
               <w:suppressLineNumbers w:val="0"/>
               <w:snapToGrid w:val="0"/>
               <w:spacing w:line="240" w:lineRule="auto"/>
-              <w:ind w:left="0" w:leftChars="0" w:right="0" w:rightChars="0" w:firstLine="0" w:firstLineChars="0"/>
+              <w:ind w:left="0" w:right="0" w:firstLine="0" w:leftChars="0" w:rightChars="0" w:firstLineChars="0"/>
               <w:jc w:val="left"/>
               <w:rPr>
-                <w:rFonts w:hint="default" w:ascii="Segoe UI" w:hAnsi="Segoe UI" w:eastAsia="Segoe UI" w:cs="Segoe UI"/>
+                <w:rFonts w:ascii="Segoe UI" w:eastAsia="Segoe UI" w:hAnsi="Segoe UI" w:cs="Segoe UI" w:hint="default"/>
                 <w:i w:val="0"/>
                 <w:iCs w:val="0"/>
                 <w:caps w:val="0"/>
@@ -3962,7 +3913,7 @@
             </w:pPr>
             <w:r>
               <w:rPr>
-                <w:rFonts w:hint="default" w:ascii="Segoe UI" w:hAnsi="Segoe UI" w:eastAsia="Segoe UI" w:cs="Segoe UI"/>
+                <w:rFonts w:ascii="Segoe UI" w:eastAsia="Segoe UI" w:hAnsi="Segoe UI" w:cs="Segoe UI" w:hint="default"/>
                 <w:i w:val="0"/>
                 <w:iCs w:val="0"/>
                 <w:caps w:val="0"/>
@@ -3972,7 +3923,7 @@
                 <w:kern w:val="0"/>
                 <w:sz w:val="18"/>
                 <w:szCs w:val="18"/>
-                <w:lang w:val="en-US" w:eastAsia="zh-CN" w:bidi="ar"/>
+                <w:lang w:val="en-US" w:eastAsia="zh-CN"/>
               </w:rPr>
               <w:t>内存使用率稳定在65%以下，消除逐出告警</w:t>
             </w:r>
@@ -3982,10 +3933,10 @@
           <w:tcPr>
             <w:tcW w:w="1902" w:type="dxa"/>
             <w:tcBorders>
-              <w:top w:val="single" w:color="auto" w:sz="4" w:space="0"/>
-              <w:left w:val="single" w:color="auto" w:sz="4" w:space="0"/>
-              <w:bottom w:val="single" w:color="auto" w:sz="4" w:space="0"/>
-              <w:right w:val="single" w:color="auto" w:sz="4" w:space="0"/>
+              <w:top w:val="single" w:sz="4" w:space="0" w:color="auto"/>
+              <w:left w:val="single" w:sz="4" w:space="0" w:color="auto"/>
+              <w:bottom w:val="single" w:sz="4" w:space="0" w:color="auto"/>
+              <w:right w:val="single" w:sz="4" w:space="0" w:color="auto"/>
             </w:tcBorders>
             <w:shd w:val="clear" w:color="auto" w:fill="auto"/>
             <w:tcMar>
@@ -4004,10 +3955,10 @@
               <w:suppressLineNumbers w:val="0"/>
               <w:snapToGrid w:val="0"/>
               <w:spacing w:line="240" w:lineRule="auto"/>
-              <w:ind w:left="0" w:leftChars="0" w:right="0" w:rightChars="0" w:firstLine="0" w:firstLineChars="0"/>
+              <w:ind w:left="0" w:right="0" w:firstLine="0" w:leftChars="0" w:rightChars="0" w:firstLineChars="0"/>
               <w:jc w:val="left"/>
               <w:rPr>
-                <w:rFonts w:hint="default" w:ascii="Segoe UI" w:hAnsi="Segoe UI" w:eastAsia="Segoe UI" w:cs="Segoe UI"/>
+                <w:rFonts w:ascii="Segoe UI" w:eastAsia="Segoe UI" w:hAnsi="Segoe UI" w:cs="Segoe UI" w:hint="default"/>
                 <w:i w:val="0"/>
                 <w:iCs w:val="0"/>
                 <w:caps w:val="0"/>
@@ -4019,7 +3970,7 @@
             </w:pPr>
             <w:r>
               <w:rPr>
-                <w:rFonts w:hint="default" w:ascii="Segoe UI" w:hAnsi="Segoe UI" w:eastAsia="Segoe UI" w:cs="Segoe UI"/>
+                <w:rFonts w:ascii="Segoe UI" w:eastAsia="Segoe UI" w:hAnsi="Segoe UI" w:cs="Segoe UI" w:hint="default"/>
                 <w:i w:val="0"/>
                 <w:iCs w:val="0"/>
                 <w:caps w:val="0"/>
@@ -4029,7 +3980,7 @@
                 <w:kern w:val="0"/>
                 <w:sz w:val="18"/>
                 <w:szCs w:val="18"/>
-                <w:lang w:val="en-US" w:eastAsia="zh-CN" w:bidi="ar"/>
+                <w:lang w:val="en-US" w:eastAsia="zh-CN"/>
               </w:rPr>
               <w:t>使用率&gt;80%，频繁告警</w:t>
             </w:r>
@@ -4039,10 +3990,10 @@
           <w:tcPr>
             <w:tcW w:w="1842" w:type="dxa"/>
             <w:tcBorders>
-              <w:top w:val="single" w:color="auto" w:sz="4" w:space="0"/>
-              <w:left w:val="single" w:color="auto" w:sz="4" w:space="0"/>
-              <w:bottom w:val="single" w:color="auto" w:sz="4" w:space="0"/>
-              <w:right w:val="single" w:color="auto" w:sz="4" w:space="0"/>
+              <w:top w:val="single" w:sz="4" w:space="0" w:color="auto"/>
+              <w:left w:val="single" w:sz="4" w:space="0" w:color="auto"/>
+              <w:bottom w:val="single" w:sz="4" w:space="0" w:color="auto"/>
+              <w:right w:val="single" w:sz="4" w:space="0" w:color="auto"/>
             </w:tcBorders>
             <w:shd w:val="clear" w:color="auto" w:fill="auto"/>
             <w:tcMar>
@@ -4061,10 +4012,10 @@
               <w:suppressLineNumbers w:val="0"/>
               <w:snapToGrid w:val="0"/>
               <w:spacing w:line="240" w:lineRule="auto"/>
-              <w:ind w:left="0" w:leftChars="0" w:right="0" w:rightChars="0" w:firstLine="0" w:firstLineChars="0"/>
+              <w:ind w:left="0" w:right="0" w:firstLine="0" w:leftChars="0" w:rightChars="0" w:firstLineChars="0"/>
               <w:jc w:val="left"/>
               <w:rPr>
-                <w:rFonts w:hint="default" w:ascii="Segoe UI" w:hAnsi="Segoe UI" w:eastAsia="Segoe UI" w:cs="Segoe UI"/>
+                <w:rFonts w:ascii="Segoe UI" w:eastAsia="Segoe UI" w:hAnsi="Segoe UI" w:cs="Segoe UI" w:hint="default"/>
                 <w:i w:val="0"/>
                 <w:iCs w:val="0"/>
                 <w:caps w:val="0"/>
@@ -4076,7 +4027,7 @@
             </w:pPr>
             <w:r>
               <w:rPr>
-                <w:rFonts w:hint="default" w:ascii="Segoe UI" w:hAnsi="Segoe UI" w:eastAsia="Segoe UI" w:cs="Segoe UI"/>
+                <w:rFonts w:ascii="Segoe UI" w:eastAsia="Segoe UI" w:hAnsi="Segoe UI" w:cs="Segoe UI" w:hint="default"/>
                 <w:i w:val="0"/>
                 <w:iCs w:val="0"/>
                 <w:caps w:val="0"/>
@@ -4086,7 +4037,7 @@
                 <w:kern w:val="0"/>
                 <w:sz w:val="18"/>
                 <w:szCs w:val="18"/>
-                <w:lang w:val="en-US" w:eastAsia="zh-CN" w:bidi="ar"/>
+                <w:lang w:val="en-US" w:eastAsia="zh-CN"/>
               </w:rPr>
               <w:t>使用率60%，零逐出事件</w:t>
             </w:r>
@@ -4096,10 +4047,10 @@
           <w:tcPr>
             <w:tcW w:w="1164" w:type="dxa"/>
             <w:tcBorders>
-              <w:top w:val="single" w:color="auto" w:sz="4" w:space="0"/>
-              <w:left w:val="single" w:color="auto" w:sz="4" w:space="0"/>
-              <w:bottom w:val="single" w:color="auto" w:sz="4" w:space="0"/>
-              <w:right w:val="single" w:color="auto" w:sz="12" w:space="0"/>
+              <w:top w:val="single" w:sz="4" w:space="0" w:color="auto"/>
+              <w:left w:val="single" w:sz="4" w:space="0" w:color="auto"/>
+              <w:bottom w:val="single" w:sz="4" w:space="0" w:color="auto"/>
+              <w:right w:val="single" w:sz="12" w:space="0" w:color="auto"/>
             </w:tcBorders>
             <w:shd w:val="clear" w:color="auto" w:fill="auto"/>
             <w:tcMar>
@@ -4118,10 +4069,10 @@
               <w:suppressLineNumbers w:val="0"/>
               <w:snapToGrid w:val="0"/>
               <w:spacing w:line="240" w:lineRule="auto"/>
-              <w:ind w:left="0" w:leftChars="0" w:right="0" w:rightChars="0" w:firstLine="0" w:firstLineChars="0"/>
+              <w:ind w:left="0" w:right="0" w:firstLine="0" w:leftChars="0" w:rightChars="0" w:firstLineChars="0"/>
               <w:jc w:val="center"/>
               <w:rPr>
-                <w:rFonts w:hint="default" w:ascii="Segoe UI" w:hAnsi="Segoe UI" w:eastAsia="Segoe UI" w:cs="Segoe UI"/>
+                <w:rFonts w:ascii="Segoe UI" w:eastAsia="Segoe UI" w:hAnsi="Segoe UI" w:cs="Segoe UI" w:hint="default"/>
                 <w:i w:val="0"/>
                 <w:iCs w:val="0"/>
                 <w:caps w:val="0"/>
@@ -4133,7 +4084,7 @@
             </w:pPr>
             <w:r>
               <w:rPr>
-                <w:rFonts w:hint="default" w:ascii="Segoe UI" w:hAnsi="Segoe UI" w:eastAsia="Segoe UI" w:cs="Segoe UI"/>
+                <w:rFonts w:ascii="Segoe UI" w:eastAsia="Segoe UI" w:hAnsi="Segoe UI" w:cs="Segoe UI" w:hint="default"/>
                 <w:i w:val="0"/>
                 <w:iCs w:val="0"/>
                 <w:caps w:val="0"/>
@@ -4143,14 +4094,14 @@
                 <w:kern w:val="0"/>
                 <w:sz w:val="18"/>
                 <w:szCs w:val="18"/>
-                <w:lang w:val="en-US" w:eastAsia="zh-CN" w:bidi="ar"/>
+                <w:lang w:val="en-US" w:eastAsia="zh-CN"/>
               </w:rPr>
               <w:t>✅ </w:t>
             </w:r>
             <w:r>
               <w:rPr>
-                <w:rStyle w:val="23"/>
-                <w:rFonts w:hint="default" w:ascii="Segoe UI" w:hAnsi="Segoe UI" w:eastAsia="Segoe UI" w:cs="Segoe UI"/>
+                <w:rStyle w:val="Strong"/>
+                <w:rFonts w:ascii="Segoe UI" w:eastAsia="Segoe UI" w:hAnsi="Segoe UI" w:cs="Segoe UI" w:hint="default"/>
                 <w:b/>
                 <w:bCs/>
                 <w:i w:val="0"/>
@@ -4162,7 +4113,7 @@
                 <w:kern w:val="0"/>
                 <w:sz w:val="18"/>
                 <w:szCs w:val="18"/>
-                <w:lang w:val="en-US" w:eastAsia="zh-CN" w:bidi="ar"/>
+                <w:lang w:val="en-US" w:eastAsia="zh-CN"/>
               </w:rPr>
               <w:t>全面达成</w:t>
             </w:r>
@@ -4171,14 +4122,8 @@
       </w:tr>
       <w:tr>
         <w:tblPrEx>
-          <w:tblBorders>
-            <w:top w:val="none" w:color="auto" w:sz="0" w:space="0"/>
-            <w:left w:val="none" w:color="auto" w:sz="0" w:space="0"/>
-            <w:bottom w:val="none" w:color="auto" w:sz="0" w:space="0"/>
-            <w:right w:val="none" w:color="auto" w:sz="0" w:space="0"/>
-            <w:insideH w:val="none" w:color="auto" w:sz="0" w:space="0"/>
-            <w:insideV w:val="none" w:color="auto" w:sz="0" w:space="0"/>
-          </w:tblBorders>
+          <w:tblW w:w="8522" w:type="dxa"/>
+          <w:jc w:val="center"/>
           <w:shd w:val="clear" w:color="auto" w:fill="auto"/>
           <w:tblCellMar>
             <w:top w:w="15" w:type="dxa"/>
@@ -4188,17 +4133,17 @@
           </w:tblCellMar>
         </w:tblPrEx>
         <w:trPr>
-          <w:trHeight w:val="0" w:hRule="atLeast"/>
+          <w:trHeight w:val="0"/>
           <w:jc w:val="center"/>
         </w:trPr>
         <w:tc>
           <w:tcPr>
             <w:tcW w:w="1115" w:type="dxa"/>
             <w:tcBorders>
-              <w:top w:val="single" w:color="auto" w:sz="4" w:space="0"/>
-              <w:left w:val="single" w:color="auto" w:sz="12" w:space="0"/>
-              <w:bottom w:val="single" w:color="auto" w:sz="12" w:space="0"/>
-              <w:right w:val="single" w:color="auto" w:sz="4" w:space="0"/>
+              <w:top w:val="single" w:sz="4" w:space="0" w:color="auto"/>
+              <w:left w:val="single" w:sz="12" w:space="0" w:color="auto"/>
+              <w:bottom w:val="single" w:sz="12" w:space="0" w:color="auto"/>
+              <w:right w:val="single" w:sz="4" w:space="0" w:color="auto"/>
             </w:tcBorders>
             <w:shd w:val="clear" w:color="auto" w:fill="auto"/>
             <w:tcMar>
@@ -4217,10 +4162,10 @@
               <w:suppressLineNumbers w:val="0"/>
               <w:snapToGrid w:val="0"/>
               <w:spacing w:line="240" w:lineRule="auto"/>
-              <w:ind w:left="0" w:leftChars="0" w:right="0" w:rightChars="0" w:firstLine="0" w:firstLineChars="0"/>
+              <w:ind w:left="0" w:right="0" w:firstLine="0" w:leftChars="0" w:rightChars="0" w:firstLineChars="0"/>
               <w:jc w:val="left"/>
               <w:rPr>
-                <w:rFonts w:hint="default" w:ascii="Segoe UI" w:hAnsi="Segoe UI" w:eastAsia="Segoe UI" w:cs="Segoe UI"/>
+                <w:rFonts w:ascii="Segoe UI" w:eastAsia="Segoe UI" w:hAnsi="Segoe UI" w:cs="Segoe UI" w:hint="default"/>
                 <w:i w:val="0"/>
                 <w:iCs w:val="0"/>
                 <w:caps w:val="0"/>
@@ -4232,8 +4177,8 @@
             </w:pPr>
             <w:r>
               <w:rPr>
-                <w:rStyle w:val="23"/>
-                <w:rFonts w:hint="default" w:ascii="Segoe UI" w:hAnsi="Segoe UI" w:eastAsia="Segoe UI" w:cs="Segoe UI"/>
+                <w:rStyle w:val="Strong"/>
+                <w:rFonts w:ascii="Segoe UI" w:eastAsia="Segoe UI" w:hAnsi="Segoe UI" w:cs="Segoe UI" w:hint="default"/>
                 <w:b/>
                 <w:bCs/>
                 <w:i w:val="0"/>
@@ -4245,7 +4190,7 @@
                 <w:kern w:val="0"/>
                 <w:sz w:val="18"/>
                 <w:szCs w:val="18"/>
-                <w:lang w:val="en-US" w:eastAsia="zh-CN" w:bidi="ar"/>
+                <w:lang w:val="en-US" w:eastAsia="zh-CN"/>
               </w:rPr>
               <w:t>应用服务器</w:t>
             </w:r>
@@ -4255,10 +4200,10 @@
           <w:tcPr>
             <w:tcW w:w="2499" w:type="dxa"/>
             <w:tcBorders>
-              <w:top w:val="single" w:color="auto" w:sz="4" w:space="0"/>
-              <w:left w:val="single" w:color="auto" w:sz="4" w:space="0"/>
-              <w:bottom w:val="single" w:color="auto" w:sz="12" w:space="0"/>
-              <w:right w:val="single" w:color="auto" w:sz="4" w:space="0"/>
+              <w:top w:val="single" w:sz="4" w:space="0" w:color="auto"/>
+              <w:left w:val="single" w:sz="4" w:space="0" w:color="auto"/>
+              <w:bottom w:val="single" w:sz="12" w:space="0" w:color="auto"/>
+              <w:right w:val="single" w:sz="4" w:space="0" w:color="auto"/>
             </w:tcBorders>
             <w:shd w:val="clear" w:color="auto" w:fill="auto"/>
             <w:tcMar>
@@ -4277,10 +4222,10 @@
               <w:suppressLineNumbers w:val="0"/>
               <w:snapToGrid w:val="0"/>
               <w:spacing w:line="240" w:lineRule="auto"/>
-              <w:ind w:left="0" w:leftChars="0" w:right="0" w:rightChars="0" w:firstLine="0" w:firstLineChars="0"/>
+              <w:ind w:left="0" w:right="0" w:firstLine="0" w:leftChars="0" w:rightChars="0" w:firstLineChars="0"/>
               <w:jc w:val="left"/>
               <w:rPr>
-                <w:rFonts w:hint="default" w:ascii="Segoe UI" w:hAnsi="Segoe UI" w:eastAsia="Segoe UI" w:cs="Segoe UI"/>
+                <w:rFonts w:ascii="Segoe UI" w:eastAsia="Segoe UI" w:hAnsi="Segoe UI" w:cs="Segoe UI" w:hint="default"/>
                 <w:i w:val="0"/>
                 <w:iCs w:val="0"/>
                 <w:caps w:val="0"/>
@@ -4292,7 +4237,7 @@
             </w:pPr>
             <w:r>
               <w:rPr>
-                <w:rFonts w:hint="default" w:ascii="Segoe UI" w:hAnsi="Segoe UI" w:eastAsia="Segoe UI" w:cs="Segoe UI"/>
+                <w:rFonts w:ascii="Segoe UI" w:eastAsia="Segoe UI" w:hAnsi="Segoe UI" w:cs="Segoe UI" w:hint="default"/>
                 <w:i w:val="0"/>
                 <w:iCs w:val="0"/>
                 <w:caps w:val="0"/>
@@ -4302,7 +4247,7 @@
                 <w:kern w:val="0"/>
                 <w:sz w:val="18"/>
                 <w:szCs w:val="18"/>
-                <w:lang w:val="en-US" w:eastAsia="zh-CN" w:bidi="ar"/>
+                <w:lang w:val="en-US" w:eastAsia="zh-CN"/>
               </w:rPr>
               <w:t>消除SWAP使用，应用平均响应时间提升15%</w:t>
             </w:r>
@@ -4312,10 +4257,10 @@
           <w:tcPr>
             <w:tcW w:w="1902" w:type="dxa"/>
             <w:tcBorders>
-              <w:top w:val="single" w:color="auto" w:sz="4" w:space="0"/>
-              <w:left w:val="single" w:color="auto" w:sz="4" w:space="0"/>
-              <w:bottom w:val="single" w:color="auto" w:sz="12" w:space="0"/>
-              <w:right w:val="single" w:color="auto" w:sz="4" w:space="0"/>
+              <w:top w:val="single" w:sz="4" w:space="0" w:color="auto"/>
+              <w:left w:val="single" w:sz="4" w:space="0" w:color="auto"/>
+              <w:bottom w:val="single" w:sz="12" w:space="0" w:color="auto"/>
+              <w:right w:val="single" w:sz="4" w:space="0" w:color="auto"/>
             </w:tcBorders>
             <w:shd w:val="clear" w:color="auto" w:fill="auto"/>
             <w:tcMar>
@@ -4334,10 +4279,10 @@
               <w:suppressLineNumbers w:val="0"/>
               <w:snapToGrid w:val="0"/>
               <w:spacing w:line="240" w:lineRule="auto"/>
-              <w:ind w:left="0" w:leftChars="0" w:right="0" w:rightChars="0" w:firstLine="0" w:firstLineChars="0"/>
+              <w:ind w:left="0" w:right="0" w:firstLine="0" w:leftChars="0" w:rightChars="0" w:firstLineChars="0"/>
               <w:jc w:val="left"/>
               <w:rPr>
-                <w:rFonts w:hint="default" w:ascii="Segoe UI" w:hAnsi="Segoe UI" w:eastAsia="Segoe UI" w:cs="Segoe UI"/>
+                <w:rFonts w:ascii="Segoe UI" w:eastAsia="Segoe UI" w:hAnsi="Segoe UI" w:cs="Segoe UI" w:hint="default"/>
                 <w:i w:val="0"/>
                 <w:iCs w:val="0"/>
                 <w:caps w:val="0"/>
@@ -4349,7 +4294,7 @@
             </w:pPr>
             <w:r>
               <w:rPr>
-                <w:rFonts w:hint="default" w:ascii="Segoe UI" w:hAnsi="Segoe UI" w:eastAsia="Segoe UI" w:cs="Segoe UI"/>
+                <w:rFonts w:ascii="Segoe UI" w:eastAsia="Segoe UI" w:hAnsi="Segoe UI" w:cs="Segoe UI" w:hint="default"/>
                 <w:i w:val="0"/>
                 <w:iCs w:val="0"/>
                 <w:caps w:val="0"/>
@@ -4359,7 +4304,7 @@
                 <w:kern w:val="0"/>
                 <w:sz w:val="18"/>
                 <w:szCs w:val="18"/>
-                <w:lang w:val="en-US" w:eastAsia="zh-CN" w:bidi="ar"/>
+                <w:lang w:val="en-US" w:eastAsia="zh-CN"/>
               </w:rPr>
               <w:t>SWAP使用率5-10%</w:t>
             </w:r>
@@ -4369,10 +4314,10 @@
           <w:tcPr>
             <w:tcW w:w="1842" w:type="dxa"/>
             <w:tcBorders>
-              <w:top w:val="single" w:color="auto" w:sz="4" w:space="0"/>
-              <w:left w:val="single" w:color="auto" w:sz="4" w:space="0"/>
-              <w:bottom w:val="single" w:color="auto" w:sz="12" w:space="0"/>
-              <w:right w:val="single" w:color="auto" w:sz="4" w:space="0"/>
+              <w:top w:val="single" w:sz="4" w:space="0" w:color="auto"/>
+              <w:left w:val="single" w:sz="4" w:space="0" w:color="auto"/>
+              <w:bottom w:val="single" w:sz="12" w:space="0" w:color="auto"/>
+              <w:right w:val="single" w:sz="4" w:space="0" w:color="auto"/>
             </w:tcBorders>
             <w:shd w:val="clear" w:color="auto" w:fill="auto"/>
             <w:tcMar>
@@ -4391,10 +4336,10 @@
               <w:suppressLineNumbers w:val="0"/>
               <w:snapToGrid w:val="0"/>
               <w:spacing w:line="240" w:lineRule="auto"/>
-              <w:ind w:left="0" w:leftChars="0" w:right="0" w:rightChars="0" w:firstLine="0" w:firstLineChars="0"/>
+              <w:ind w:left="0" w:right="0" w:firstLine="0" w:leftChars="0" w:rightChars="0" w:firstLineChars="0"/>
               <w:jc w:val="left"/>
               <w:rPr>
-                <w:rFonts w:hint="default" w:ascii="Segoe UI" w:hAnsi="Segoe UI" w:eastAsia="Segoe UI" w:cs="Segoe UI"/>
+                <w:rFonts w:ascii="Segoe UI" w:eastAsia="Segoe UI" w:hAnsi="Segoe UI" w:cs="Segoe UI" w:hint="default"/>
                 <w:i w:val="0"/>
                 <w:iCs w:val="0"/>
                 <w:caps w:val="0"/>
@@ -4406,7 +4351,7 @@
             </w:pPr>
             <w:r>
               <w:rPr>
-                <w:rFonts w:hint="default" w:ascii="Segoe UI" w:hAnsi="Segoe UI" w:eastAsia="Segoe UI" w:cs="Segoe UI"/>
+                <w:rFonts w:ascii="Segoe UI" w:eastAsia="Segoe UI" w:hAnsi="Segoe UI" w:cs="Segoe UI" w:hint="default"/>
                 <w:i w:val="0"/>
                 <w:iCs w:val="0"/>
                 <w:caps w:val="0"/>
@@ -4416,7 +4361,7 @@
                 <w:kern w:val="0"/>
                 <w:sz w:val="18"/>
                 <w:szCs w:val="18"/>
-                <w:lang w:val="en-US" w:eastAsia="zh-CN" w:bidi="ar"/>
+                <w:lang w:val="en-US" w:eastAsia="zh-CN"/>
               </w:rPr>
               <w:t>SWAP使用率0%，响应时间提升18%</w:t>
             </w:r>
@@ -4426,10 +4371,10 @@
           <w:tcPr>
             <w:tcW w:w="1164" w:type="dxa"/>
             <w:tcBorders>
-              <w:top w:val="single" w:color="auto" w:sz="4" w:space="0"/>
-              <w:left w:val="single" w:color="auto" w:sz="4" w:space="0"/>
-              <w:bottom w:val="single" w:color="auto" w:sz="12" w:space="0"/>
-              <w:right w:val="single" w:color="auto" w:sz="12" w:space="0"/>
+              <w:top w:val="single" w:sz="4" w:space="0" w:color="auto"/>
+              <w:left w:val="single" w:sz="4" w:space="0" w:color="auto"/>
+              <w:bottom w:val="single" w:sz="12" w:space="0" w:color="auto"/>
+              <w:right w:val="single" w:sz="12" w:space="0" w:color="auto"/>
             </w:tcBorders>
             <w:shd w:val="clear" w:color="auto" w:fill="auto"/>
             <w:tcMar>
@@ -4448,10 +4393,10 @@
               <w:suppressLineNumbers w:val="0"/>
               <w:snapToGrid w:val="0"/>
               <w:spacing w:line="240" w:lineRule="auto"/>
-              <w:ind w:left="0" w:leftChars="0" w:right="0" w:rightChars="0" w:firstLine="0" w:firstLineChars="0"/>
+              <w:ind w:left="0" w:right="0" w:firstLine="0" w:leftChars="0" w:rightChars="0" w:firstLineChars="0"/>
               <w:jc w:val="center"/>
               <w:rPr>
-                <w:rFonts w:hint="default" w:ascii="Segoe UI" w:hAnsi="Segoe UI" w:eastAsia="Segoe UI" w:cs="Segoe UI"/>
+                <w:rFonts w:ascii="Segoe UI" w:eastAsia="Segoe UI" w:hAnsi="Segoe UI" w:cs="Segoe UI" w:hint="default"/>
                 <w:i w:val="0"/>
                 <w:iCs w:val="0"/>
                 <w:caps w:val="0"/>
@@ -4463,7 +4408,7 @@
             </w:pPr>
             <w:r>
               <w:rPr>
-                <w:rFonts w:hint="default" w:ascii="Segoe UI" w:hAnsi="Segoe UI" w:eastAsia="Segoe UI" w:cs="Segoe UI"/>
+                <w:rFonts w:ascii="Segoe UI" w:eastAsia="Segoe UI" w:hAnsi="Segoe UI" w:cs="Segoe UI" w:hint="default"/>
                 <w:i w:val="0"/>
                 <w:iCs w:val="0"/>
                 <w:caps w:val="0"/>
@@ -4473,14 +4418,14 @@
                 <w:kern w:val="0"/>
                 <w:sz w:val="18"/>
                 <w:szCs w:val="18"/>
-                <w:lang w:val="en-US" w:eastAsia="zh-CN" w:bidi="ar"/>
+                <w:lang w:val="en-US" w:eastAsia="zh-CN"/>
               </w:rPr>
               <w:t>✅ </w:t>
             </w:r>
             <w:r>
               <w:rPr>
-                <w:rStyle w:val="23"/>
-                <w:rFonts w:hint="default" w:ascii="Segoe UI" w:hAnsi="Segoe UI" w:eastAsia="Segoe UI" w:cs="Segoe UI"/>
+                <w:rStyle w:val="Strong"/>
+                <w:rFonts w:ascii="Segoe UI" w:eastAsia="Segoe UI" w:hAnsi="Segoe UI" w:cs="Segoe UI" w:hint="default"/>
                 <w:b/>
                 <w:bCs/>
                 <w:i w:val="0"/>
@@ -4492,7 +4437,7 @@
                 <w:kern w:val="0"/>
                 <w:sz w:val="18"/>
                 <w:szCs w:val="18"/>
-                <w:lang w:val="en-US" w:eastAsia="zh-CN" w:bidi="ar"/>
+                <w:lang w:val="en-US" w:eastAsia="zh-CN"/>
               </w:rPr>
               <w:t>全面达成</w:t>
             </w:r>
@@ -4502,7 +4447,7 @@
     </w:tbl>
     <w:p>
       <w:pPr>
-        <w:pStyle w:val="28"/>
+        <w:pStyle w:val="1"/>
         <w:bidi w:val="0"/>
         <w:rPr>
           <w:rFonts w:hint="default"/>
@@ -4519,7 +4464,7 @@
     </w:p>
     <w:p>
       <w:pPr>
-        <w:pStyle w:val="30"/>
+        <w:pStyle w:val="2"/>
         <w:bidi w:val="0"/>
         <w:rPr>
           <w:rFonts w:hint="default"/>
@@ -4536,7 +4481,7 @@
     </w:p>
     <w:p>
       <w:pPr>
-        <w:pStyle w:val="29"/>
+        <w:pStyle w:val="a1"/>
         <w:keepNext w:val="0"/>
         <w:keepLines w:val="0"/>
         <w:pageBreakBefore w:val="0"/>
@@ -4566,7 +4511,7 @@
     </w:p>
     <w:p>
       <w:pPr>
-        <w:pStyle w:val="29"/>
+        <w:pStyle w:val="a1"/>
         <w:keepNext w:val="0"/>
         <w:keepLines w:val="0"/>
         <w:pageBreakBefore w:val="0"/>
@@ -4596,7 +4541,7 @@
     </w:p>
     <w:p>
       <w:pPr>
-        <w:pStyle w:val="29"/>
+        <w:pStyle w:val="a1"/>
         <w:keepNext w:val="0"/>
         <w:keepLines w:val="0"/>
         <w:pageBreakBefore w:val="0"/>
@@ -4626,7 +4571,7 @@
     </w:p>
     <w:p>
       <w:pPr>
-        <w:pStyle w:val="29"/>
+        <w:pStyle w:val="a1"/>
         <w:keepNext w:val="0"/>
         <w:keepLines w:val="0"/>
         <w:pageBreakBefore w:val="0"/>
@@ -4656,7 +4601,7 @@
     </w:p>
     <w:p>
       <w:pPr>
-        <w:pStyle w:val="29"/>
+        <w:pStyle w:val="a1"/>
         <w:keepNext w:val="0"/>
         <w:keepLines w:val="0"/>
         <w:pageBreakBefore w:val="0"/>
@@ -4686,7 +4631,7 @@
     </w:p>
     <w:p>
       <w:pPr>
-        <w:pStyle w:val="29"/>
+        <w:pStyle w:val="a1"/>
         <w:keepNext w:val="0"/>
         <w:keepLines w:val="0"/>
         <w:pageBreakBefore w:val="0"/>
@@ -4716,7 +4661,7 @@
     </w:p>
     <w:p>
       <w:pPr>
-        <w:pStyle w:val="29"/>
+        <w:pStyle w:val="a1"/>
         <w:keepNext w:val="0"/>
         <w:keepLines w:val="0"/>
         <w:pageBreakBefore w:val="0"/>
@@ -4746,7 +4691,7 @@
     </w:p>
     <w:p>
       <w:pPr>
-        <w:pStyle w:val="29"/>
+        <w:pStyle w:val="a1"/>
         <w:keepNext w:val="0"/>
         <w:keepLines w:val="0"/>
         <w:pageBreakBefore w:val="0"/>
@@ -4776,7 +4721,7 @@
     </w:p>
     <w:p>
       <w:pPr>
-        <w:pStyle w:val="30"/>
+        <w:pStyle w:val="2"/>
         <w:bidi w:val="0"/>
         <w:rPr>
           <w:rFonts w:hint="default"/>
@@ -4800,7 +4745,7 @@
     </w:p>
     <w:p>
       <w:pPr>
-        <w:pStyle w:val="29"/>
+        <w:pStyle w:val="a1"/>
         <w:keepNext w:val="0"/>
         <w:keepLines w:val="0"/>
         <w:pageBreakBefore w:val="0"/>
@@ -4830,7 +4775,7 @@
     </w:p>
     <w:p>
       <w:pPr>
-        <w:pStyle w:val="29"/>
+        <w:pStyle w:val="a1"/>
         <w:keepNext w:val="0"/>
         <w:keepLines w:val="0"/>
         <w:pageBreakBefore w:val="0"/>
@@ -4860,7 +4805,7 @@
     </w:p>
     <w:p>
       <w:pPr>
-        <w:pStyle w:val="29"/>
+        <w:pStyle w:val="a1"/>
         <w:keepNext w:val="0"/>
         <w:keepLines w:val="0"/>
         <w:pageBreakBefore w:val="0"/>
@@ -4890,7 +4835,7 @@
     </w:p>
     <w:p>
       <w:pPr>
-        <w:pStyle w:val="29"/>
+        <w:pStyle w:val="a1"/>
         <w:keepNext w:val="0"/>
         <w:keepLines w:val="0"/>
         <w:pageBreakBefore w:val="0"/>
@@ -4920,7 +4865,7 @@
     </w:p>
     <w:p>
       <w:pPr>
-        <w:pStyle w:val="29"/>
+        <w:pStyle w:val="a1"/>
         <w:keepNext w:val="0"/>
         <w:keepLines w:val="0"/>
         <w:pageBreakBefore w:val="0"/>
@@ -4950,7 +4895,7 @@
     </w:p>
     <w:p>
       <w:pPr>
-        <w:pStyle w:val="29"/>
+        <w:pStyle w:val="a1"/>
         <w:keepNext w:val="0"/>
         <w:keepLines w:val="0"/>
         <w:pageBreakBefore w:val="0"/>
@@ -4980,7 +4925,7 @@
     </w:p>
     <w:p>
       <w:pPr>
-        <w:pStyle w:val="29"/>
+        <w:pStyle w:val="a1"/>
         <w:keepNext w:val="0"/>
         <w:keepLines w:val="0"/>
         <w:pageBreakBefore w:val="0"/>
@@ -5010,7 +4955,7 @@
     </w:p>
     <w:p>
       <w:pPr>
-        <w:pStyle w:val="29"/>
+        <w:pStyle w:val="a1"/>
         <w:keepNext w:val="0"/>
         <w:keepLines w:val="0"/>
         <w:pageBreakBefore w:val="0"/>
@@ -5040,7 +4985,7 @@
     </w:p>
     <w:p>
       <w:pPr>
-        <w:pStyle w:val="30"/>
+        <w:pStyle w:val="2"/>
         <w:bidi w:val="0"/>
         <w:rPr>
           <w:rFonts w:hint="default"/>
@@ -5064,7 +5009,7 @@
     </w:p>
     <w:p>
       <w:pPr>
-        <w:pStyle w:val="29"/>
+        <w:pStyle w:val="a1"/>
         <w:keepNext w:val="0"/>
         <w:keepLines w:val="0"/>
         <w:pageBreakBefore w:val="0"/>
@@ -5094,7 +5039,7 @@
     </w:p>
     <w:p>
       <w:pPr>
-        <w:pStyle w:val="29"/>
+        <w:pStyle w:val="a1"/>
         <w:keepNext w:val="0"/>
         <w:keepLines w:val="0"/>
         <w:pageBreakBefore w:val="0"/>
@@ -5124,7 +5069,7 @@
     </w:p>
     <w:p>
       <w:pPr>
-        <w:pStyle w:val="29"/>
+        <w:pStyle w:val="a1"/>
         <w:keepNext w:val="0"/>
         <w:keepLines w:val="0"/>
         <w:pageBreakBefore w:val="0"/>
@@ -5154,7 +5099,7 @@
     </w:p>
     <w:p>
       <w:pPr>
-        <w:pStyle w:val="29"/>
+        <w:pStyle w:val="a1"/>
         <w:keepNext w:val="0"/>
         <w:keepLines w:val="0"/>
         <w:pageBreakBefore w:val="0"/>
@@ -5184,7 +5129,7 @@
     </w:p>
     <w:p>
       <w:pPr>
-        <w:pStyle w:val="29"/>
+        <w:pStyle w:val="a1"/>
         <w:keepNext w:val="0"/>
         <w:keepLines w:val="0"/>
         <w:pageBreakBefore w:val="0"/>
@@ -5214,7 +5159,7 @@
     </w:p>
     <w:p>
       <w:pPr>
-        <w:pStyle w:val="29"/>
+        <w:pStyle w:val="a1"/>
         <w:keepNext w:val="0"/>
         <w:keepLines w:val="0"/>
         <w:pageBreakBefore w:val="0"/>
@@ -5244,7 +5189,7 @@
     </w:p>
     <w:p>
       <w:pPr>
-        <w:pStyle w:val="29"/>
+        <w:pStyle w:val="a1"/>
         <w:keepNext w:val="0"/>
         <w:keepLines w:val="0"/>
         <w:pageBreakBefore w:val="0"/>
@@ -5274,7 +5219,7 @@
     </w:p>
     <w:p>
       <w:pPr>
-        <w:pStyle w:val="28"/>
+        <w:pStyle w:val="1"/>
         <w:bidi w:val="0"/>
         <w:rPr>
           <w:rFonts w:hint="default"/>
@@ -5291,7 +5236,7 @@
     </w:p>
     <w:p>
       <w:pPr>
-        <w:pStyle w:val="30"/>
+        <w:pStyle w:val="2"/>
         <w:bidi w:val="0"/>
         <w:rPr>
           <w:rFonts w:hint="default"/>
@@ -5308,7 +5253,7 @@
     </w:p>
     <w:p>
       <w:pPr>
-        <w:pStyle w:val="29"/>
+        <w:pStyle w:val="a1"/>
         <w:keepNext w:val="0"/>
         <w:keepLines w:val="0"/>
         <w:pageBreakBefore w:val="0"/>
@@ -5338,7 +5283,7 @@
     </w:p>
     <w:p>
       <w:pPr>
-        <w:pStyle w:val="29"/>
+        <w:pStyle w:val="a1"/>
         <w:keepNext w:val="0"/>
         <w:keepLines w:val="0"/>
         <w:pageBreakBefore w:val="0"/>
@@ -5368,7 +5313,7 @@
     </w:p>
     <w:p>
       <w:pPr>
-        <w:pStyle w:val="29"/>
+        <w:pStyle w:val="a1"/>
         <w:keepNext w:val="0"/>
         <w:keepLines w:val="0"/>
         <w:pageBreakBefore w:val="0"/>
@@ -5398,7 +5343,7 @@
     </w:p>
     <w:p>
       <w:pPr>
-        <w:pStyle w:val="30"/>
+        <w:pStyle w:val="2"/>
         <w:bidi w:val="0"/>
         <w:rPr>
           <w:rFonts w:hint="default"/>
@@ -5415,7 +5360,7 @@
     </w:p>
     <w:p>
       <w:pPr>
-        <w:pStyle w:val="29"/>
+        <w:pStyle w:val="a1"/>
         <w:keepNext w:val="0"/>
         <w:keepLines w:val="0"/>
         <w:pageBreakBefore w:val="0"/>
@@ -5445,7 +5390,7 @@
     </w:p>
     <w:p>
       <w:pPr>
-        <w:pStyle w:val="29"/>
+        <w:pStyle w:val="a1"/>
         <w:keepNext w:val="0"/>
         <w:keepLines w:val="0"/>
         <w:pageBreakBefore w:val="0"/>
@@ -5475,7 +5420,7 @@
     </w:p>
     <w:p>
       <w:pPr>
-        <w:pStyle w:val="30"/>
+        <w:pStyle w:val="2"/>
         <w:bidi w:val="0"/>
         <w:rPr>
           <w:rFonts w:hint="default"/>
@@ -5492,7 +5437,7 @@
     </w:p>
     <w:p>
       <w:pPr>
-        <w:pStyle w:val="29"/>
+        <w:pStyle w:val="a1"/>
         <w:keepNext w:val="0"/>
         <w:keepLines w:val="0"/>
         <w:pageBreakBefore w:val="0"/>
@@ -5522,7 +5467,7 @@
     </w:p>
     <w:p>
       <w:pPr>
-        <w:pStyle w:val="29"/>
+        <w:pStyle w:val="a1"/>
         <w:keepNext w:val="0"/>
         <w:keepLines w:val="0"/>
         <w:pageBreakBefore w:val="0"/>
@@ -5552,7 +5497,7 @@
     </w:p>
     <w:p>
       <w:pPr>
-        <w:pStyle w:val="28"/>
+        <w:pStyle w:val="1"/>
         <w:bidi w:val="0"/>
         <w:rPr>
           <w:rFonts w:hint="default"/>
@@ -5569,7 +5514,7 @@
     </w:p>
     <w:p>
       <w:pPr>
-        <w:pStyle w:val="30"/>
+        <w:pStyle w:val="2"/>
         <w:bidi w:val="0"/>
         <w:rPr>
           <w:rFonts w:hint="default"/>
@@ -5586,7 +5531,7 @@
     </w:p>
     <w:p>
       <w:pPr>
-        <w:pStyle w:val="29"/>
+        <w:pStyle w:val="a1"/>
         <w:keepNext w:val="0"/>
         <w:keepLines w:val="0"/>
         <w:pageBreakBefore w:val="0"/>
@@ -5616,7 +5561,7 @@
     </w:p>
     <w:p>
       <w:pPr>
-        <w:pStyle w:val="29"/>
+        <w:pStyle w:val="a1"/>
         <w:keepNext w:val="0"/>
         <w:keepLines w:val="0"/>
         <w:pageBreakBefore w:val="0"/>
@@ -5646,7 +5591,7 @@
     </w:p>
     <w:p>
       <w:pPr>
-        <w:pStyle w:val="29"/>
+        <w:pStyle w:val="a1"/>
         <w:keepNext w:val="0"/>
         <w:keepLines w:val="0"/>
         <w:pageBreakBefore w:val="0"/>
@@ -5676,7 +5621,7 @@
     </w:p>
     <w:p>
       <w:pPr>
-        <w:pStyle w:val="30"/>
+        <w:pStyle w:val="2"/>
         <w:bidi w:val="0"/>
         <w:rPr>
           <w:rFonts w:hint="default"/>
@@ -5693,7 +5638,7 @@
     </w:p>
     <w:p>
       <w:pPr>
-        <w:pStyle w:val="29"/>
+        <w:pStyle w:val="a1"/>
         <w:keepNext w:val="0"/>
         <w:keepLines w:val="0"/>
         <w:pageBreakBefore w:val="0"/>
@@ -5723,7 +5668,7 @@
     </w:p>
     <w:p>
       <w:pPr>
-        <w:pStyle w:val="29"/>
+        <w:pStyle w:val="a1"/>
         <w:keepNext w:val="0"/>
         <w:keepLines w:val="0"/>
         <w:pageBreakBefore w:val="0"/>
@@ -5753,7 +5698,7 @@
     </w:p>
     <w:p>
       <w:pPr>
-        <w:pStyle w:val="29"/>
+        <w:pStyle w:val="a1"/>
         <w:keepNext w:val="0"/>
         <w:keepLines w:val="0"/>
         <w:pageBreakBefore w:val="0"/>
@@ -5783,7 +5728,7 @@
     </w:p>
     <w:p>
       <w:pPr>
-        <w:pStyle w:val="28"/>
+        <w:pStyle w:val="1"/>
         <w:bidi w:val="0"/>
         <w:rPr>
           <w:rFonts w:hint="default"/>
@@ -5800,7 +5745,7 @@
     </w:p>
     <w:p>
       <w:pPr>
-        <w:pStyle w:val="29"/>
+        <w:pStyle w:val="a1"/>
         <w:keepNext w:val="0"/>
         <w:keepLines w:val="0"/>
         <w:pageBreakBefore w:val="0"/>
@@ -5829,73 +5774,23 @@
       </w:r>
     </w:p>
     <w:sectPr>
-      <w:headerReference r:id="rId5" w:type="default"/>
+      <w:headerReference w:type="default" r:id="rId7"/>
       <w:pgSz w:w="11906" w:h="16838"/>
       <w:pgMar w:top="1417" w:right="1800" w:bottom="1440" w:left="1800" w:header="1140" w:footer="992" w:gutter="0"/>
-      <w:cols w:space="425" w:num="1"/>
+      <w:cols w:num="1" w:space="425"/>
       <w:docGrid w:type="lines" w:linePitch="312" w:charSpace="0"/>
     </w:sectPr>
   </w:body>
 </w:document>
 </file>
 
-<file path=word/endnotes.xml><?xml version="1.0" encoding="utf-8"?>
-<w:endnotes xmlns:wpc="http://schemas.microsoft.com/office/word/2010/wordprocessingCanvas" xmlns:mc="http://schemas.openxmlformats.org/markup-compatibility/2006" xmlns:o="urn:schemas-microsoft-com:office:office" xmlns:r="http://schemas.openxmlformats.org/officeDocument/2006/relationships" xmlns:m="http://schemas.openxmlformats.org/officeDocument/2006/math" xmlns:v="urn:schemas-microsoft-com:vml" xmlns:wp14="http://schemas.microsoft.com/office/word/2010/wordprocessingDrawing" xmlns:wp="http://schemas.openxmlformats.org/drawingml/2006/wordprocessingDrawing" xmlns:w="http://schemas.openxmlformats.org/wordprocessingml/2006/main" xmlns:w14="http://schemas.microsoft.com/office/word/2010/wordml" xmlns:w15="http://schemas.microsoft.com/office/word/2012/wordml" xmlns:w10="urn:schemas-microsoft-com:office:word" xmlns:wpg="http://schemas.microsoft.com/office/word/2010/wordprocessingGroup" xmlns:wpi="http://schemas.microsoft.com/office/word/2010/wordprocessingInk" xmlns:wne="http://schemas.microsoft.com/office/word/2006/wordml" xmlns:wps="http://schemas.microsoft.com/office/word/2010/wordprocessingShape" xmlns:wpsCustomData="http://www.wps.cn/officeDocument/2013/wpsCustomData" mc:Ignorable="w14 w15 wp14">
-  <w:endnote w:type="separator" w:id="0">
-    <w:p>
-      <w:pPr>
-        <w:spacing w:line="240" w:lineRule="auto"/>
-      </w:pPr>
-      <w:r>
-        <w:separator/>
-      </w:r>
-    </w:p>
-  </w:endnote>
-  <w:endnote w:type="continuationSeparator" w:id="1">
-    <w:p>
-      <w:pPr>
-        <w:spacing w:line="240" w:lineRule="auto"/>
-      </w:pPr>
-      <w:r>
-        <w:continuationSeparator/>
-      </w:r>
-    </w:p>
-  </w:endnote>
-</w:endnotes>
-</file>
-
-<file path=word/footnotes.xml><?xml version="1.0" encoding="utf-8"?>
-<w:footnotes xmlns:wpc="http://schemas.microsoft.com/office/word/2010/wordprocessingCanvas" xmlns:mc="http://schemas.openxmlformats.org/markup-compatibility/2006" xmlns:o="urn:schemas-microsoft-com:office:office" xmlns:r="http://schemas.openxmlformats.org/officeDocument/2006/relationships" xmlns:m="http://schemas.openxmlformats.org/officeDocument/2006/math" xmlns:v="urn:schemas-microsoft-com:vml" xmlns:wp14="http://schemas.microsoft.com/office/word/2010/wordprocessingDrawing" xmlns:wp="http://schemas.openxmlformats.org/drawingml/2006/wordprocessingDrawing" xmlns:w="http://schemas.openxmlformats.org/wordprocessingml/2006/main" xmlns:w14="http://schemas.microsoft.com/office/word/2010/wordml" xmlns:w15="http://schemas.microsoft.com/office/word/2012/wordml" xmlns:w10="urn:schemas-microsoft-com:office:word" xmlns:wpg="http://schemas.microsoft.com/office/word/2010/wordprocessingGroup" xmlns:wpi="http://schemas.microsoft.com/office/word/2010/wordprocessingInk" xmlns:wne="http://schemas.microsoft.com/office/word/2006/wordml" xmlns:wps="http://schemas.microsoft.com/office/word/2010/wordprocessingShape" xmlns:wpsCustomData="http://www.wps.cn/officeDocument/2013/wpsCustomData" mc:Ignorable="w14 w15 wp14">
-  <w:footnote w:type="separator" w:id="0">
-    <w:p>
-      <w:pPr>
-        <w:spacing w:line="360" w:lineRule="auto"/>
-      </w:pPr>
-      <w:r>
-        <w:separator/>
-      </w:r>
-    </w:p>
-  </w:footnote>
-  <w:footnote w:type="continuationSeparator" w:id="1">
-    <w:p>
-      <w:pPr>
-        <w:spacing w:line="360" w:lineRule="auto"/>
-      </w:pPr>
-      <w:r>
-        <w:continuationSeparator/>
-      </w:r>
-    </w:p>
-  </w:footnote>
-</w:footnotes>
-</file>
-
 <file path=word/header1.xml><?xml version="1.0" encoding="utf-8"?>
-<w:hdr xmlns:wpc="http://schemas.microsoft.com/office/word/2010/wordprocessingCanvas" xmlns:mc="http://schemas.openxmlformats.org/markup-compatibility/2006" xmlns:o="urn:schemas-microsoft-com:office:office" xmlns:r="http://schemas.openxmlformats.org/officeDocument/2006/relationships" xmlns:m="http://schemas.openxmlformats.org/officeDocument/2006/math" xmlns:v="urn:schemas-microsoft-com:vml" xmlns:wp14="http://schemas.microsoft.com/office/word/2010/wordprocessingDrawing" xmlns:wp="http://schemas.openxmlformats.org/drawingml/2006/wordprocessingDrawing" xmlns:w10="urn:schemas-microsoft-com:office:word" xmlns:w="http://schemas.openxmlformats.org/wordprocessingml/2006/main" xmlns:w14="http://schemas.microsoft.com/office/word/2010/wordml" xmlns:w15="http://schemas.microsoft.com/office/word/2012/wordml" xmlns:wpg="http://schemas.microsoft.com/office/word/2010/wordprocessingGroup" xmlns:wpi="http://schemas.microsoft.com/office/word/2010/wordprocessingInk" xmlns:wne="http://schemas.microsoft.com/office/word/2006/wordml" xmlns:wps="http://schemas.microsoft.com/office/word/2010/wordprocessingShape" xmlns:wpsCustomData="http://www.wps.cn/officeDocument/2013/wpsCustomData" mc:Ignorable="w14 w15 wp14">
+<w:hdr xmlns:wpc="http://schemas.microsoft.com/office/word/2010/wordprocessingCanvas" xmlns:mc="http://schemas.openxmlformats.org/markup-compatibility/2006" xmlns:o="urn:schemas-microsoft-com:office:office" xmlns:r="http://schemas.openxmlformats.org/officeDocument/2006/relationships" xmlns:m="http://schemas.openxmlformats.org/officeDocument/2006/math" xmlns:v="urn:schemas-microsoft-com:vml" xmlns:wp14="http://schemas.microsoft.com/office/word/2010/wordprocessingDrawing" xmlns:wp="http://schemas.openxmlformats.org/drawingml/2006/wordprocessingDrawing" xmlns:w10="urn:schemas-microsoft-com:office:word" xmlns:w="http://schemas.openxmlformats.org/wordprocessingml/2006/main" xmlns:w14="http://schemas.microsoft.com/office/word/2010/wordml" xmlns:w15="http://schemas.microsoft.com/office/word/2012/wordml" xmlns:wne="http://schemas.microsoft.com/office/word/2006/wordml" xmlns:wpg="http://schemas.microsoft.com/office/word/2010/wordprocessingGroup" xmlns:wpi="http://schemas.microsoft.com/office/word/2010/wordprocessingInk" xmlns:wps="http://schemas.microsoft.com/office/word/2010/wordprocessingShape" mc:Ignorable="w14 w15 wp14">
   <w:p>
     <w:pPr>
-      <w:pStyle w:val="15"/>
+      <w:pStyle w:val="Header"/>
       <w:pBdr>
-        <w:bottom w:val="single" w:color="auto" w:sz="4" w:space="1"/>
+        <w:bottom w:val="single" w:sz="4" w:space="1" w:color="auto"/>
       </w:pBdr>
       <w:tabs>
         <w:tab w:val="left" w:pos="335"/>
@@ -5903,27 +5798,27 @@
       </w:tabs>
       <w:jc w:val="right"/>
       <w:rPr>
-        <w:rFonts w:hint="eastAsia" w:eastAsiaTheme="minorEastAsia"/>
+        <w:rFonts w:eastAsiaTheme="minorEastAsia" w:hint="eastAsia"/>
         <w:lang w:eastAsia="zh-CN"/>
       </w:rPr>
     </w:pPr>
     <w:r>
       <w:rPr>
-        <w:rFonts w:hint="eastAsia" w:eastAsiaTheme="minorEastAsia"/>
+        <w:rFonts w:eastAsiaTheme="minorEastAsia" w:hint="eastAsia"/>
         <w:lang w:val="en-US" w:eastAsia="zh-CN"/>
       </w:rPr>
       <w:tab/>
     </w:r>
     <w:r>
       <w:rPr>
-        <w:rFonts w:hint="eastAsia" w:eastAsiaTheme="minorEastAsia"/>
+        <w:rFonts w:eastAsiaTheme="minorEastAsia" w:hint="eastAsia"/>
         <w:lang w:val="en-US" w:eastAsia="zh-CN"/>
       </w:rPr>
       <w:tab/>
     </w:r>
     <w:r>
       <w:rPr>
-        <w:rFonts w:hint="eastAsia" w:eastAsiaTheme="minorEastAsia"/>
+        <w:rFonts w:eastAsiaTheme="minorEastAsia" w:hint="eastAsia"/>
         <w:lang w:val="en-US" w:eastAsia="zh-CN"/>
       </w:rPr>
       <w:t>江西通信产业服务有限公司</w:t>
@@ -5933,15 +5828,15 @@
 </file>
 
 <file path=word/numbering.xml><?xml version="1.0" encoding="utf-8"?>
-<w:numbering xmlns:wpc="http://schemas.microsoft.com/office/word/2010/wordprocessingCanvas" xmlns:mc="http://schemas.openxmlformats.org/markup-compatibility/2006" xmlns:o="urn:schemas-microsoft-com:office:office" xmlns:r="http://schemas.openxmlformats.org/officeDocument/2006/relationships" xmlns:m="http://schemas.openxmlformats.org/officeDocument/2006/math" xmlns:v="urn:schemas-microsoft-com:vml" xmlns:wp14="http://schemas.microsoft.com/office/word/2010/wordprocessingDrawing" xmlns:wp="http://schemas.openxmlformats.org/drawingml/2006/wordprocessingDrawing" xmlns:w10="urn:schemas-microsoft-com:office:word" xmlns:w="http://schemas.openxmlformats.org/wordprocessingml/2006/main" xmlns:w14="http://schemas.microsoft.com/office/word/2010/wordml" xmlns:wpg="http://schemas.microsoft.com/office/word/2010/wordprocessingGroup" xmlns:wpi="http://schemas.microsoft.com/office/word/2010/wordprocessingInk" xmlns:wne="http://schemas.microsoft.com/office/word/2006/wordml" xmlns:wps="http://schemas.microsoft.com/office/word/2010/wordprocessingShape" xmlns:wpsCustomData="http://www.wps.cn/officeDocument/2013/wpsCustomData" mc:Ignorable="w14 wp14">
+<w:numbering xmlns:wpc="http://schemas.microsoft.com/office/word/2010/wordprocessingCanvas" xmlns:mc="http://schemas.openxmlformats.org/markup-compatibility/2006" xmlns:o="urn:schemas-microsoft-com:office:office" xmlns:r="http://schemas.openxmlformats.org/officeDocument/2006/relationships" xmlns:m="http://schemas.openxmlformats.org/officeDocument/2006/math" xmlns:v="urn:schemas-microsoft-com:vml" xmlns:wp14="http://schemas.microsoft.com/office/word/2010/wordprocessingDrawing" xmlns:wp="http://schemas.openxmlformats.org/drawingml/2006/wordprocessingDrawing" xmlns:w10="urn:schemas-microsoft-com:office:word" xmlns:w="http://schemas.openxmlformats.org/wordprocessingml/2006/main" xmlns:w14="http://schemas.microsoft.com/office/word/2010/wordml" xmlns:w15="http://schemas.microsoft.com/office/word/2012/wordml" xmlns:wne="http://schemas.microsoft.com/office/word/2006/wordml" xmlns:wpg="http://schemas.microsoft.com/office/word/2010/wordprocessingGroup" xmlns:wpi="http://schemas.microsoft.com/office/word/2010/wordprocessingInk" xmlns:wps="http://schemas.microsoft.com/office/word/2010/wordprocessingShape" mc:Ignorable="w14 w15 wp14">
   <w:abstractNum w:abstractNumId="0">
     <w:nsid w:val="8E964DCE"/>
     <w:multiLevelType w:val="multilevel"/>
     <w:tmpl w:val="8E964DCE"/>
-    <w:lvl w:ilvl="0" w:tentative="0">
+    <w:lvl w:ilvl="0">
       <w:start w:val="1"/>
       <w:numFmt w:val="decimal"/>
-      <w:pStyle w:val="2"/>
+      <w:pStyle w:val="Heading1"/>
       <w:lvlText w:val="%1."/>
       <w:lvlJc w:val="left"/>
       <w:pPr>
@@ -5951,10 +5846,10 @@
         <w:rFonts w:hint="default"/>
       </w:rPr>
     </w:lvl>
-    <w:lvl w:ilvl="1" w:tentative="0">
+    <w:lvl w:ilvl="1">
       <w:start w:val="1"/>
       <w:numFmt w:val="decimal"/>
-      <w:pStyle w:val="3"/>
+      <w:pStyle w:val="Heading2"/>
       <w:lvlText w:val="%1.%2."/>
       <w:lvlJc w:val="left"/>
       <w:pPr>
@@ -5964,10 +5859,10 @@
         <w:rFonts w:hint="default"/>
       </w:rPr>
     </w:lvl>
-    <w:lvl w:ilvl="2" w:tentative="0">
+    <w:lvl w:ilvl="2">
       <w:start w:val="1"/>
       <w:numFmt w:val="decimal"/>
-      <w:pStyle w:val="4"/>
+      <w:pStyle w:val="Heading3"/>
       <w:lvlText w:val="%1.%2.%3."/>
       <w:lvlJc w:val="left"/>
       <w:pPr>
@@ -5977,10 +5872,10 @@
         <w:rFonts w:hint="default"/>
       </w:rPr>
     </w:lvl>
-    <w:lvl w:ilvl="3" w:tentative="0">
+    <w:lvl w:ilvl="3">
       <w:start w:val="1"/>
       <w:numFmt w:val="decimal"/>
-      <w:pStyle w:val="5"/>
+      <w:pStyle w:val="Heading4"/>
       <w:lvlText w:val="%1.%2.%3.%4."/>
       <w:lvlJc w:val="left"/>
       <w:pPr>
@@ -5990,10 +5885,10 @@
         <w:rFonts w:hint="default"/>
       </w:rPr>
     </w:lvl>
-    <w:lvl w:ilvl="4" w:tentative="0">
+    <w:lvl w:ilvl="4">
       <w:start w:val="1"/>
       <w:numFmt w:val="decimal"/>
-      <w:pStyle w:val="6"/>
+      <w:pStyle w:val="Heading5"/>
       <w:lvlText w:val="%1.%2.%3.%4.%5."/>
       <w:lvlJc w:val="left"/>
       <w:pPr>
@@ -6003,10 +5898,10 @@
         <w:rFonts w:hint="default"/>
       </w:rPr>
     </w:lvl>
-    <w:lvl w:ilvl="5" w:tentative="0">
+    <w:lvl w:ilvl="5">
       <w:start w:val="1"/>
       <w:numFmt w:val="decimal"/>
-      <w:pStyle w:val="7"/>
+      <w:pStyle w:val="Heading6"/>
       <w:lvlText w:val="%1.%2.%3.%4.%5.%6."/>
       <w:lvlJc w:val="left"/>
       <w:pPr>
@@ -6016,10 +5911,10 @@
         <w:rFonts w:hint="default"/>
       </w:rPr>
     </w:lvl>
-    <w:lvl w:ilvl="6" w:tentative="0">
+    <w:lvl w:ilvl="6">
       <w:start w:val="1"/>
       <w:numFmt w:val="decimal"/>
-      <w:pStyle w:val="8"/>
+      <w:pStyle w:val="Heading7"/>
       <w:lvlText w:val="%1.%2.%3.%4.%5.%6.%7."/>
       <w:lvlJc w:val="left"/>
       <w:pPr>
@@ -6029,10 +5924,10 @@
         <w:rFonts w:hint="default"/>
       </w:rPr>
     </w:lvl>
-    <w:lvl w:ilvl="7" w:tentative="0">
+    <w:lvl w:ilvl="7">
       <w:start w:val="1"/>
       <w:numFmt w:val="decimal"/>
-      <w:pStyle w:val="9"/>
+      <w:pStyle w:val="Heading8"/>
       <w:lvlText w:val="%1.%2.%3.%4.%5.%6.%7.%8."/>
       <w:lvlJc w:val="left"/>
       <w:pPr>
@@ -6042,10 +5937,10 @@
         <w:rFonts w:hint="default"/>
       </w:rPr>
     </w:lvl>
-    <w:lvl w:ilvl="8" w:tentative="0">
+    <w:lvl w:ilvl="8">
       <w:start w:val="1"/>
       <w:numFmt w:val="decimal"/>
-      <w:pStyle w:val="10"/>
+      <w:pStyle w:val="Heading9"/>
       <w:lvlText w:val="%1.%2.%3.%4.%5.%6.%7.%8.%9."/>
       <w:lvlJc w:val="left"/>
       <w:pPr>
@@ -6063,269 +5958,267 @@
 </file>
 
 <file path=word/styles.xml><?xml version="1.0" encoding="utf-8"?>
-<w:styles xmlns:mc="http://schemas.openxmlformats.org/markup-compatibility/2006" xmlns:o="urn:schemas-microsoft-com:office:office" xmlns:r="http://schemas.openxmlformats.org/officeDocument/2006/relationships" xmlns:m="http://schemas.openxmlformats.org/officeDocument/2006/math" xmlns:v="urn:schemas-microsoft-com:vml" xmlns:w="http://schemas.openxmlformats.org/wordprocessingml/2006/main" xmlns:w14="http://schemas.microsoft.com/office/word/2010/wordml" xmlns:w10="urn:schemas-microsoft-com:office:word" xmlns:sl="http://schemas.openxmlformats.org/schemaLibrary/2006/main" xmlns:wpsCustomData="http://www.wps.cn/officeDocument/2013/wpsCustomData" mc:Ignorable="w14">
+<w:styles xmlns:mc="http://schemas.openxmlformats.org/markup-compatibility/2006" xmlns:r="http://schemas.openxmlformats.org/officeDocument/2006/relationships" xmlns:w="http://schemas.openxmlformats.org/wordprocessingml/2006/main" xmlns:w14="http://schemas.microsoft.com/office/word/2010/wordml" xmlns:w15="http://schemas.microsoft.com/office/word/2012/wordml" mc:Ignorable="w14 w15">
   <w:docDefaults>
     <w:rPrDefault>
       <w:rPr>
-        <w:rFonts w:ascii="Times New Roman" w:hAnsi="Times New Roman" w:eastAsia="宋体" w:cs="Times New Roman"/>
+        <w:rFonts w:ascii="Times New Roman" w:eastAsia="宋体" w:hAnsi="Times New Roman" w:cs="Times New Roman"/>
       </w:rPr>
     </w:rPrDefault>
     <w:pPrDefault/>
   </w:docDefaults>
-  <w:latentStyles w:count="260" w:defQFormat="0" w:defUnhideWhenUsed="1" w:defSemiHidden="1" w:defUIPriority="99" w:defLockedState="0">
-    <w:lsdException w:qFormat="1" w:unhideWhenUsed="0" w:uiPriority="0" w:semiHidden="0" w:name="Normal"/>
-    <w:lsdException w:qFormat="1" w:unhideWhenUsed="0" w:uiPriority="0" w:semiHidden="0" w:name="heading 1"/>
-    <w:lsdException w:qFormat="1" w:uiPriority="0" w:semiHidden="0" w:name="heading 2"/>
-    <w:lsdException w:qFormat="1" w:uiPriority="0" w:name="heading 3"/>
-    <w:lsdException w:qFormat="1" w:uiPriority="0" w:semiHidden="0" w:name="heading 4"/>
-    <w:lsdException w:qFormat="1" w:uiPriority="0" w:name="heading 5"/>
-    <w:lsdException w:qFormat="1" w:uiPriority="0" w:name="heading 6"/>
-    <w:lsdException w:qFormat="1" w:uiPriority="0" w:name="heading 7"/>
-    <w:lsdException w:qFormat="1" w:uiPriority="0" w:name="heading 8"/>
-    <w:lsdException w:qFormat="1" w:uiPriority="0" w:name="heading 9"/>
-    <w:lsdException w:unhideWhenUsed="0" w:uiPriority="0" w:semiHidden="0" w:name="index 1"/>
-    <w:lsdException w:unhideWhenUsed="0" w:uiPriority="0" w:semiHidden="0" w:name="index 2"/>
-    <w:lsdException w:unhideWhenUsed="0" w:uiPriority="0" w:semiHidden="0" w:name="index 3"/>
-    <w:lsdException w:unhideWhenUsed="0" w:uiPriority="0" w:semiHidden="0" w:name="index 4"/>
-    <w:lsdException w:unhideWhenUsed="0" w:uiPriority="0" w:semiHidden="0" w:name="index 5"/>
-    <w:lsdException w:unhideWhenUsed="0" w:uiPriority="0" w:semiHidden="0" w:name="index 6"/>
-    <w:lsdException w:unhideWhenUsed="0" w:uiPriority="0" w:semiHidden="0" w:name="index 7"/>
-    <w:lsdException w:unhideWhenUsed="0" w:uiPriority="0" w:semiHidden="0" w:name="index 8"/>
-    <w:lsdException w:unhideWhenUsed="0" w:uiPriority="0" w:semiHidden="0" w:name="index 9"/>
-    <w:lsdException w:qFormat="1" w:unhideWhenUsed="0" w:uiPriority="0" w:semiHidden="0" w:name="toc 1"/>
-    <w:lsdException w:qFormat="1" w:unhideWhenUsed="0" w:uiPriority="0" w:semiHidden="0" w:name="toc 2"/>
-    <w:lsdException w:qFormat="1" w:unhideWhenUsed="0" w:uiPriority="0" w:semiHidden="0" w:name="toc 3"/>
-    <w:lsdException w:unhideWhenUsed="0" w:uiPriority="0" w:semiHidden="0" w:name="toc 4"/>
-    <w:lsdException w:unhideWhenUsed="0" w:uiPriority="0" w:semiHidden="0" w:name="toc 5"/>
-    <w:lsdException w:unhideWhenUsed="0" w:uiPriority="0" w:semiHidden="0" w:name="toc 6"/>
-    <w:lsdException w:unhideWhenUsed="0" w:uiPriority="0" w:semiHidden="0" w:name="toc 7"/>
-    <w:lsdException w:unhideWhenUsed="0" w:uiPriority="0" w:semiHidden="0" w:name="toc 8"/>
-    <w:lsdException w:unhideWhenUsed="0" w:uiPriority="0" w:semiHidden="0" w:name="toc 9"/>
-    <w:lsdException w:unhideWhenUsed="0" w:uiPriority="0" w:semiHidden="0" w:name="Normal Indent"/>
-    <w:lsdException w:unhideWhenUsed="0" w:uiPriority="0" w:semiHidden="0" w:name="footnote text"/>
-    <w:lsdException w:qFormat="1" w:unhideWhenUsed="0" w:uiPriority="0" w:semiHidden="0" w:name="annotation text"/>
-    <w:lsdException w:qFormat="1" w:unhideWhenUsed="0" w:uiPriority="0" w:semiHidden="0" w:name="header"/>
-    <w:lsdException w:qFormat="1" w:unhideWhenUsed="0" w:uiPriority="0" w:semiHidden="0" w:name="footer"/>
-    <w:lsdException w:unhideWhenUsed="0" w:uiPriority="0" w:semiHidden="0" w:name="index heading"/>
-    <w:lsdException w:qFormat="1" w:uiPriority="0" w:name="caption"/>
-    <w:lsdException w:unhideWhenUsed="0" w:uiPriority="0" w:semiHidden="0" w:name="table of figures"/>
-    <w:lsdException w:unhideWhenUsed="0" w:uiPriority="0" w:semiHidden="0" w:name="envelope address"/>
-    <w:lsdException w:unhideWhenUsed="0" w:uiPriority="0" w:semiHidden="0" w:name="envelope return"/>
-    <w:lsdException w:unhideWhenUsed="0" w:uiPriority="0" w:semiHidden="0" w:name="footnote reference"/>
-    <w:lsdException w:unhideWhenUsed="0" w:uiPriority="0" w:semiHidden="0" w:name="annotation reference"/>
-    <w:lsdException w:unhideWhenUsed="0" w:uiPriority="0" w:semiHidden="0" w:name="line number"/>
-    <w:lsdException w:unhideWhenUsed="0" w:uiPriority="0" w:semiHidden="0" w:name="page number"/>
-    <w:lsdException w:unhideWhenUsed="0" w:uiPriority="0" w:semiHidden="0" w:name="endnote reference"/>
-    <w:lsdException w:unhideWhenUsed="0" w:uiPriority="0" w:semiHidden="0" w:name="endnote text"/>
-    <w:lsdException w:unhideWhenUsed="0" w:uiPriority="0" w:semiHidden="0" w:name="table of authorities"/>
-    <w:lsdException w:unhideWhenUsed="0" w:uiPriority="0" w:semiHidden="0" w:name="macro"/>
-    <w:lsdException w:unhideWhenUsed="0" w:uiPriority="0" w:semiHidden="0" w:name="toa heading"/>
-    <w:lsdException w:unhideWhenUsed="0" w:uiPriority="0" w:semiHidden="0" w:name="List"/>
-    <w:lsdException w:unhideWhenUsed="0" w:uiPriority="0" w:semiHidden="0" w:name="List Bullet"/>
-    <w:lsdException w:unhideWhenUsed="0" w:uiPriority="0" w:semiHidden="0" w:name="List Number"/>
-    <w:lsdException w:unhideWhenUsed="0" w:uiPriority="0" w:semiHidden="0" w:name="List 2"/>
-    <w:lsdException w:unhideWhenUsed="0" w:uiPriority="0" w:semiHidden="0" w:name="List 3"/>
-    <w:lsdException w:unhideWhenUsed="0" w:uiPriority="0" w:semiHidden="0" w:name="List 4"/>
-    <w:lsdException w:unhideWhenUsed="0" w:uiPriority="0" w:semiHidden="0" w:name="List 5"/>
-    <w:lsdException w:unhideWhenUsed="0" w:uiPriority="0" w:semiHidden="0" w:name="List Bullet 2"/>
-    <w:lsdException w:unhideWhenUsed="0" w:uiPriority="0" w:semiHidden="0" w:name="List Bullet 3"/>
-    <w:lsdException w:unhideWhenUsed="0" w:uiPriority="0" w:semiHidden="0" w:name="List Bullet 4"/>
-    <w:lsdException w:unhideWhenUsed="0" w:uiPriority="0" w:semiHidden="0" w:name="List Bullet 5"/>
-    <w:lsdException w:unhideWhenUsed="0" w:uiPriority="0" w:semiHidden="0" w:name="List Number 2"/>
-    <w:lsdException w:unhideWhenUsed="0" w:uiPriority="0" w:semiHidden="0" w:name="List Number 3"/>
-    <w:lsdException w:unhideWhenUsed="0" w:uiPriority="0" w:semiHidden="0" w:name="List Number 4"/>
-    <w:lsdException w:unhideWhenUsed="0" w:uiPriority="0" w:semiHidden="0" w:name="List Number 5"/>
-    <w:lsdException w:qFormat="1" w:unhideWhenUsed="0" w:uiPriority="0" w:semiHidden="0" w:name="Title"/>
-    <w:lsdException w:unhideWhenUsed="0" w:uiPriority="0" w:semiHidden="0" w:name="Closing"/>
-    <w:lsdException w:unhideWhenUsed="0" w:uiPriority="0" w:semiHidden="0" w:name="Signature"/>
-    <w:lsdException w:qFormat="1" w:unhideWhenUsed="0" w:uiPriority="0" w:name="Default Paragraph Font"/>
-    <w:lsdException w:qFormat="1" w:unhideWhenUsed="0" w:uiPriority="0" w:name="Body Text"/>
-    <w:lsdException w:unhideWhenUsed="0" w:uiPriority="0" w:semiHidden="0" w:name="Body Text Indent"/>
-    <w:lsdException w:unhideWhenUsed="0" w:uiPriority="0" w:semiHidden="0" w:name="List Continue"/>
-    <w:lsdException w:unhideWhenUsed="0" w:uiPriority="0" w:semiHidden="0" w:name="List Continue 2"/>
-    <w:lsdException w:unhideWhenUsed="0" w:uiPriority="0" w:semiHidden="0" w:name="List Continue 3"/>
-    <w:lsdException w:unhideWhenUsed="0" w:uiPriority="0" w:semiHidden="0" w:name="List Continue 4"/>
-    <w:lsdException w:unhideWhenUsed="0" w:uiPriority="0" w:semiHidden="0" w:name="List Continue 5"/>
-    <w:lsdException w:unhideWhenUsed="0" w:uiPriority="0" w:semiHidden="0" w:name="Message Header"/>
-    <w:lsdException w:qFormat="1" w:unhideWhenUsed="0" w:uiPriority="0" w:semiHidden="0" w:name="Subtitle"/>
-    <w:lsdException w:unhideWhenUsed="0" w:uiPriority="0" w:semiHidden="0" w:name="Salutation"/>
-    <w:lsdException w:unhideWhenUsed="0" w:uiPriority="0" w:semiHidden="0" w:name="Date"/>
-    <w:lsdException w:unhideWhenUsed="0" w:uiPriority="0" w:semiHidden="0" w:name="Body Text First Indent"/>
-    <w:lsdException w:unhideWhenUsed="0" w:uiPriority="0" w:semiHidden="0" w:name="Body Text First Indent 2"/>
-    <w:lsdException w:uiPriority="99" w:name="Note Heading"/>
-    <w:lsdException w:unhideWhenUsed="0" w:uiPriority="0" w:semiHidden="0" w:name="Body Text 2"/>
-    <w:lsdException w:unhideWhenUsed="0" w:uiPriority="0" w:semiHidden="0" w:name="Body Text 3"/>
-    <w:lsdException w:unhideWhenUsed="0" w:uiPriority="0" w:semiHidden="0" w:name="Body Text Indent 2"/>
-    <w:lsdException w:unhideWhenUsed="0" w:uiPriority="0" w:semiHidden="0" w:name="Body Text Indent 3"/>
-    <w:lsdException w:unhideWhenUsed="0" w:uiPriority="0" w:semiHidden="0" w:name="Block Text"/>
-    <w:lsdException w:unhideWhenUsed="0" w:uiPriority="0" w:semiHidden="0" w:name="Hyperlink"/>
-    <w:lsdException w:unhideWhenUsed="0" w:uiPriority="0" w:semiHidden="0" w:name="FollowedHyperlink"/>
-    <w:lsdException w:qFormat="1" w:unhideWhenUsed="0" w:uiPriority="0" w:semiHidden="0" w:name="Strong"/>
-    <w:lsdException w:qFormat="1" w:unhideWhenUsed="0" w:uiPriority="0" w:semiHidden="0" w:name="Emphasis"/>
-    <w:lsdException w:unhideWhenUsed="0" w:uiPriority="0" w:semiHidden="0" w:name="Document Map"/>
-    <w:lsdException w:unhideWhenUsed="0" w:uiPriority="0" w:semiHidden="0" w:name="Plain Text"/>
-    <w:lsdException w:unhideWhenUsed="0" w:uiPriority="0" w:semiHidden="0" w:name="E-mail Signature"/>
-    <w:lsdException w:qFormat="1" w:unhideWhenUsed="0" w:uiPriority="0" w:semiHidden="0" w:name="Normal (Web)"/>
-    <w:lsdException w:unhideWhenUsed="0" w:uiPriority="0" w:semiHidden="0" w:name="HTML Acronym"/>
-    <w:lsdException w:unhideWhenUsed="0" w:uiPriority="0" w:semiHidden="0" w:name="HTML Address"/>
-    <w:lsdException w:unhideWhenUsed="0" w:uiPriority="0" w:semiHidden="0" w:name="HTML Cite"/>
-    <w:lsdException w:unhideWhenUsed="0" w:uiPriority="0" w:semiHidden="0" w:name="HTML Code"/>
-    <w:lsdException w:unhideWhenUsed="0" w:uiPriority="0" w:semiHidden="0" w:name="HTML Definition"/>
-    <w:lsdException w:unhideWhenUsed="0" w:uiPriority="0" w:semiHidden="0" w:name="HTML Keyboard"/>
-    <w:lsdException w:unhideWhenUsed="0" w:uiPriority="0" w:semiHidden="0" w:name="HTML Preformatted"/>
-    <w:lsdException w:unhideWhenUsed="0" w:uiPriority="0" w:semiHidden="0" w:name="HTML Sample"/>
-    <w:lsdException w:unhideWhenUsed="0" w:uiPriority="0" w:semiHidden="0" w:name="HTML Typewriter"/>
-    <w:lsdException w:unhideWhenUsed="0" w:uiPriority="0" w:semiHidden="0" w:name="HTML Variable"/>
-    <w:lsdException w:qFormat="1" w:unhideWhenUsed="0" w:uiPriority="0" w:name="Normal Table"/>
-    <w:lsdException w:unhideWhenUsed="0" w:uiPriority="0" w:semiHidden="0" w:name="annotation subject"/>
-    <w:lsdException w:unhideWhenUsed="0" w:uiPriority="0" w:semiHidden="0" w:name="Table Simple 1"/>
-    <w:lsdException w:unhideWhenUsed="0" w:uiPriority="0" w:semiHidden="0" w:name="Table Simple 2"/>
-    <w:lsdException w:unhideWhenUsed="0" w:uiPriority="0" w:semiHidden="0" w:name="Table Simple 3"/>
-    <w:lsdException w:unhideWhenUsed="0" w:uiPriority="0" w:semiHidden="0" w:name="Table Classic 1"/>
-    <w:lsdException w:unhideWhenUsed="0" w:uiPriority="0" w:semiHidden="0" w:name="Table Classic 2"/>
-    <w:lsdException w:unhideWhenUsed="0" w:uiPriority="0" w:semiHidden="0" w:name="Table Classic 3"/>
-    <w:lsdException w:unhideWhenUsed="0" w:uiPriority="0" w:semiHidden="0" w:name="Table Classic 4"/>
-    <w:lsdException w:unhideWhenUsed="0" w:uiPriority="0" w:semiHidden="0" w:name="Table Colorful 1"/>
-    <w:lsdException w:unhideWhenUsed="0" w:uiPriority="0" w:semiHidden="0" w:name="Table Colorful 2"/>
-    <w:lsdException w:unhideWhenUsed="0" w:uiPriority="0" w:semiHidden="0" w:name="Table Colorful 3"/>
-    <w:lsdException w:unhideWhenUsed="0" w:uiPriority="0" w:semiHidden="0" w:name="Table Columns 1"/>
-    <w:lsdException w:unhideWhenUsed="0" w:uiPriority="0" w:semiHidden="0" w:name="Table Columns 2"/>
-    <w:lsdException w:unhideWhenUsed="0" w:uiPriority="0" w:semiHidden="0" w:name="Table Columns 3"/>
-    <w:lsdException w:unhideWhenUsed="0" w:uiPriority="0" w:semiHidden="0" w:name="Table Columns 4"/>
-    <w:lsdException w:unhideWhenUsed="0" w:uiPriority="0" w:semiHidden="0" w:name="Table Columns 5"/>
-    <w:lsdException w:unhideWhenUsed="0" w:uiPriority="0" w:semiHidden="0" w:name="Table Grid 1"/>
-    <w:lsdException w:unhideWhenUsed="0" w:uiPriority="0" w:semiHidden="0" w:name="Table Grid 2"/>
-    <w:lsdException w:unhideWhenUsed="0" w:uiPriority="0" w:semiHidden="0" w:name="Table Grid 3"/>
-    <w:lsdException w:unhideWhenUsed="0" w:uiPriority="0" w:semiHidden="0" w:name="Table Grid 4"/>
-    <w:lsdException w:unhideWhenUsed="0" w:uiPriority="0" w:semiHidden="0" w:name="Table Grid 5"/>
-    <w:lsdException w:unhideWhenUsed="0" w:uiPriority="0" w:semiHidden="0" w:name="Table Grid 6"/>
-    <w:lsdException w:unhideWhenUsed="0" w:uiPriority="0" w:semiHidden="0" w:name="Table Grid 7"/>
-    <w:lsdException w:unhideWhenUsed="0" w:uiPriority="0" w:semiHidden="0" w:name="Table Grid 8"/>
-    <w:lsdException w:unhideWhenUsed="0" w:uiPriority="0" w:semiHidden="0" w:name="Table List 1"/>
-    <w:lsdException w:unhideWhenUsed="0" w:uiPriority="0" w:semiHidden="0" w:name="Table List 2"/>
-    <w:lsdException w:unhideWhenUsed="0" w:uiPriority="0" w:semiHidden="0" w:name="Table List 3"/>
-    <w:lsdException w:unhideWhenUsed="0" w:uiPriority="0" w:semiHidden="0" w:name="Table List 4"/>
-    <w:lsdException w:unhideWhenUsed="0" w:uiPriority="0" w:semiHidden="0" w:name="Table List 5"/>
-    <w:lsdException w:unhideWhenUsed="0" w:uiPriority="0" w:semiHidden="0" w:name="Table List 6"/>
-    <w:lsdException w:unhideWhenUsed="0" w:uiPriority="0" w:semiHidden="0" w:name="Table List 7"/>
-    <w:lsdException w:unhideWhenUsed="0" w:uiPriority="0" w:semiHidden="0" w:name="Table List 8"/>
-    <w:lsdException w:unhideWhenUsed="0" w:uiPriority="0" w:semiHidden="0" w:name="Table 3D effects 1"/>
-    <w:lsdException w:unhideWhenUsed="0" w:uiPriority="0" w:semiHidden="0" w:name="Table 3D effects 2"/>
-    <w:lsdException w:unhideWhenUsed="0" w:uiPriority="0" w:semiHidden="0" w:name="Table 3D effects 3"/>
-    <w:lsdException w:unhideWhenUsed="0" w:uiPriority="0" w:semiHidden="0" w:name="Table Contemporary"/>
-    <w:lsdException w:unhideWhenUsed="0" w:uiPriority="0" w:semiHidden="0" w:name="Table Elegant"/>
-    <w:lsdException w:unhideWhenUsed="0" w:uiPriority="0" w:semiHidden="0" w:name="Table Professional"/>
-    <w:lsdException w:unhideWhenUsed="0" w:uiPriority="0" w:semiHidden="0" w:name="Table Subtle 1"/>
-    <w:lsdException w:unhideWhenUsed="0" w:uiPriority="0" w:semiHidden="0" w:name="Table Subtle 2"/>
-    <w:lsdException w:unhideWhenUsed="0" w:uiPriority="0" w:semiHidden="0" w:name="Table Web 1"/>
-    <w:lsdException w:unhideWhenUsed="0" w:uiPriority="0" w:semiHidden="0" w:name="Table Web 2"/>
-    <w:lsdException w:unhideWhenUsed="0" w:uiPriority="0" w:semiHidden="0" w:name="Table Web 3"/>
-    <w:lsdException w:unhideWhenUsed="0" w:uiPriority="0" w:semiHidden="0" w:name="Balloon Text"/>
-    <w:lsdException w:qFormat="1" w:unhideWhenUsed="0" w:uiPriority="0" w:semiHidden="0" w:name="Table Grid"/>
-    <w:lsdException w:unhideWhenUsed="0" w:uiPriority="0" w:semiHidden="0" w:name="Table Theme"/>
-    <w:lsdException w:unhideWhenUsed="0" w:uiPriority="60" w:semiHidden="0" w:name="Light Shading"/>
-    <w:lsdException w:unhideWhenUsed="0" w:uiPriority="61" w:semiHidden="0" w:name="Light List"/>
-    <w:lsdException w:unhideWhenUsed="0" w:uiPriority="62" w:semiHidden="0" w:name="Light Grid"/>
-    <w:lsdException w:unhideWhenUsed="0" w:uiPriority="63" w:semiHidden="0" w:name="Medium Shading 1"/>
-    <w:lsdException w:unhideWhenUsed="0" w:uiPriority="64" w:semiHidden="0" w:name="Medium Shading 2"/>
-    <w:lsdException w:unhideWhenUsed="0" w:uiPriority="65" w:semiHidden="0" w:name="Medium List 1"/>
-    <w:lsdException w:unhideWhenUsed="0" w:uiPriority="66" w:semiHidden="0" w:name="Medium List 2"/>
-    <w:lsdException w:unhideWhenUsed="0" w:uiPriority="67" w:semiHidden="0" w:name="Medium Grid 1"/>
-    <w:lsdException w:unhideWhenUsed="0" w:uiPriority="68" w:semiHidden="0" w:name="Medium Grid 2"/>
-    <w:lsdException w:unhideWhenUsed="0" w:uiPriority="69" w:semiHidden="0" w:name="Medium Grid 3"/>
-    <w:lsdException w:unhideWhenUsed="0" w:uiPriority="70" w:semiHidden="0" w:name="Dark List"/>
-    <w:lsdException w:unhideWhenUsed="0" w:uiPriority="71" w:semiHidden="0" w:name="Colorful Shading"/>
-    <w:lsdException w:unhideWhenUsed="0" w:uiPriority="72" w:semiHidden="0" w:name="Colorful List"/>
-    <w:lsdException w:unhideWhenUsed="0" w:uiPriority="73" w:semiHidden="0" w:name="Colorful Grid"/>
-    <w:lsdException w:unhideWhenUsed="0" w:uiPriority="60" w:semiHidden="0" w:name="Light Shading Accent 1"/>
-    <w:lsdException w:unhideWhenUsed="0" w:uiPriority="61" w:semiHidden="0" w:name="Light List Accent 1"/>
-    <w:lsdException w:unhideWhenUsed="0" w:uiPriority="62" w:semiHidden="0" w:name="Light Grid Accent 1"/>
-    <w:lsdException w:unhideWhenUsed="0" w:uiPriority="63" w:semiHidden="0" w:name="Medium Shading 1 Accent 1"/>
-    <w:lsdException w:unhideWhenUsed="0" w:uiPriority="64" w:semiHidden="0" w:name="Medium Shading 2 Accent 1"/>
-    <w:lsdException w:unhideWhenUsed="0" w:uiPriority="65" w:semiHidden="0" w:name="Medium List 1 Accent 1"/>
-    <w:lsdException w:unhideWhenUsed="0" w:uiPriority="66" w:semiHidden="0" w:name="Medium List 2 Accent 1"/>
-    <w:lsdException w:unhideWhenUsed="0" w:uiPriority="67" w:semiHidden="0" w:name="Medium Grid 1 Accent 1"/>
-    <w:lsdException w:unhideWhenUsed="0" w:uiPriority="68" w:semiHidden="0" w:name="Medium Grid 2 Accent 1"/>
-    <w:lsdException w:unhideWhenUsed="0" w:uiPriority="69" w:semiHidden="0" w:name="Medium Grid 3 Accent 1"/>
-    <w:lsdException w:unhideWhenUsed="0" w:uiPriority="70" w:semiHidden="0" w:name="Dark List Accent 1"/>
-    <w:lsdException w:unhideWhenUsed="0" w:uiPriority="71" w:semiHidden="0" w:name="Colorful Shading Accent 1"/>
-    <w:lsdException w:unhideWhenUsed="0" w:uiPriority="72" w:semiHidden="0" w:name="Colorful List Accent 1"/>
-    <w:lsdException w:unhideWhenUsed="0" w:uiPriority="73" w:semiHidden="0" w:name="Colorful Grid Accent 1"/>
-    <w:lsdException w:unhideWhenUsed="0" w:uiPriority="60" w:semiHidden="0" w:name="Light Shading Accent 2"/>
-    <w:lsdException w:unhideWhenUsed="0" w:uiPriority="61" w:semiHidden="0" w:name="Light List Accent 2"/>
-    <w:lsdException w:unhideWhenUsed="0" w:uiPriority="62" w:semiHidden="0" w:name="Light Grid Accent 2"/>
-    <w:lsdException w:unhideWhenUsed="0" w:uiPriority="63" w:semiHidden="0" w:name="Medium Shading 1 Accent 2"/>
-    <w:lsdException w:unhideWhenUsed="0" w:uiPriority="64" w:semiHidden="0" w:name="Medium Shading 2 Accent 2"/>
-    <w:lsdException w:unhideWhenUsed="0" w:uiPriority="65" w:semiHidden="0" w:name="Medium List 1 Accent 2"/>
-    <w:lsdException w:unhideWhenUsed="0" w:uiPriority="66" w:semiHidden="0" w:name="Medium List 2 Accent 2"/>
-    <w:lsdException w:unhideWhenUsed="0" w:uiPriority="67" w:semiHidden="0" w:name="Medium Grid 1 Accent 2"/>
-    <w:lsdException w:unhideWhenUsed="0" w:uiPriority="68" w:semiHidden="0" w:name="Medium Grid 2 Accent 2"/>
-    <w:lsdException w:unhideWhenUsed="0" w:uiPriority="69" w:semiHidden="0" w:name="Medium Grid 3 Accent 2"/>
-    <w:lsdException w:unhideWhenUsed="0" w:uiPriority="70" w:semiHidden="0" w:name="Dark List Accent 2"/>
-    <w:lsdException w:unhideWhenUsed="0" w:uiPriority="71" w:semiHidden="0" w:name="Colorful Shading Accent 2"/>
-    <w:lsdException w:unhideWhenUsed="0" w:uiPriority="72" w:semiHidden="0" w:name="Colorful List Accent 2"/>
-    <w:lsdException w:unhideWhenUsed="0" w:uiPriority="73" w:semiHidden="0" w:name="Colorful Grid Accent 2"/>
-    <w:lsdException w:unhideWhenUsed="0" w:uiPriority="60" w:semiHidden="0" w:name="Light Shading Accent 3"/>
-    <w:lsdException w:unhideWhenUsed="0" w:uiPriority="61" w:semiHidden="0" w:name="Light List Accent 3"/>
-    <w:lsdException w:unhideWhenUsed="0" w:uiPriority="62" w:semiHidden="0" w:name="Light Grid Accent 3"/>
-    <w:lsdException w:unhideWhenUsed="0" w:uiPriority="63" w:semiHidden="0" w:name="Medium Shading 1 Accent 3"/>
-    <w:lsdException w:unhideWhenUsed="0" w:uiPriority="64" w:semiHidden="0" w:name="Medium Shading 2 Accent 3"/>
-    <w:lsdException w:unhideWhenUsed="0" w:uiPriority="65" w:semiHidden="0" w:name="Medium List 1 Accent 3"/>
-    <w:lsdException w:unhideWhenUsed="0" w:uiPriority="66" w:semiHidden="0" w:name="Medium List 2 Accent 3"/>
-    <w:lsdException w:unhideWhenUsed="0" w:uiPriority="67" w:semiHidden="0" w:name="Medium Grid 1 Accent 3"/>
-    <w:lsdException w:unhideWhenUsed="0" w:uiPriority="68" w:semiHidden="0" w:name="Medium Grid 2 Accent 3"/>
-    <w:lsdException w:unhideWhenUsed="0" w:uiPriority="69" w:semiHidden="0" w:name="Medium Grid 3 Accent 3"/>
-    <w:lsdException w:unhideWhenUsed="0" w:uiPriority="70" w:semiHidden="0" w:name="Dark List Accent 3"/>
-    <w:lsdException w:unhideWhenUsed="0" w:uiPriority="71" w:semiHidden="0" w:name="Colorful Shading Accent 3"/>
-    <w:lsdException w:unhideWhenUsed="0" w:uiPriority="72" w:semiHidden="0" w:name="Colorful List Accent 3"/>
-    <w:lsdException w:unhideWhenUsed="0" w:uiPriority="73" w:semiHidden="0" w:name="Colorful Grid Accent 3"/>
-    <w:lsdException w:unhideWhenUsed="0" w:uiPriority="60" w:semiHidden="0" w:name="Light Shading Accent 4"/>
-    <w:lsdException w:unhideWhenUsed="0" w:uiPriority="61" w:semiHidden="0" w:name="Light List Accent 4"/>
-    <w:lsdException w:unhideWhenUsed="0" w:uiPriority="62" w:semiHidden="0" w:name="Light Grid Accent 4"/>
-    <w:lsdException w:unhideWhenUsed="0" w:uiPriority="63" w:semiHidden="0" w:name="Medium Shading 1 Accent 4"/>
-    <w:lsdException w:unhideWhenUsed="0" w:uiPriority="64" w:semiHidden="0" w:name="Medium Shading 2 Accent 4"/>
-    <w:lsdException w:unhideWhenUsed="0" w:uiPriority="65" w:semiHidden="0" w:name="Medium List 1 Accent 4"/>
-    <w:lsdException w:unhideWhenUsed="0" w:uiPriority="66" w:semiHidden="0" w:name="Medium List 2 Accent 4"/>
-    <w:lsdException w:unhideWhenUsed="0" w:uiPriority="67" w:semiHidden="0" w:name="Medium Grid 1 Accent 4"/>
-    <w:lsdException w:unhideWhenUsed="0" w:uiPriority="68" w:semiHidden="0" w:name="Medium Grid 2 Accent 4"/>
-    <w:lsdException w:unhideWhenUsed="0" w:uiPriority="69" w:semiHidden="0" w:name="Medium Grid 3 Accent 4"/>
-    <w:lsdException w:unhideWhenUsed="0" w:uiPriority="70" w:semiHidden="0" w:name="Dark List Accent 4"/>
-    <w:lsdException w:unhideWhenUsed="0" w:uiPriority="71" w:semiHidden="0" w:name="Colorful Shading Accent 4"/>
-    <w:lsdException w:unhideWhenUsed="0" w:uiPriority="72" w:semiHidden="0" w:name="Colorful List Accent 4"/>
-    <w:lsdException w:unhideWhenUsed="0" w:uiPriority="73" w:semiHidden="0" w:name="Colorful Grid Accent 4"/>
-    <w:lsdException w:unhideWhenUsed="0" w:uiPriority="60" w:semiHidden="0" w:name="Light Shading Accent 5"/>
-    <w:lsdException w:unhideWhenUsed="0" w:uiPriority="61" w:semiHidden="0" w:name="Light List Accent 5"/>
-    <w:lsdException w:unhideWhenUsed="0" w:uiPriority="62" w:semiHidden="0" w:name="Light Grid Accent 5"/>
-    <w:lsdException w:unhideWhenUsed="0" w:uiPriority="63" w:semiHidden="0" w:name="Medium Shading 1 Accent 5"/>
-    <w:lsdException w:unhideWhenUsed="0" w:uiPriority="64" w:semiHidden="0" w:name="Medium Shading 2 Accent 5"/>
-    <w:lsdException w:unhideWhenUsed="0" w:uiPriority="65" w:semiHidden="0" w:name="Medium List 1 Accent 5"/>
-    <w:lsdException w:unhideWhenUsed="0" w:uiPriority="66" w:semiHidden="0" w:name="Medium List 2 Accent 5"/>
-    <w:lsdException w:unhideWhenUsed="0" w:uiPriority="67" w:semiHidden="0" w:name="Medium Grid 1 Accent 5"/>
-    <w:lsdException w:unhideWhenUsed="0" w:uiPriority="68" w:semiHidden="0" w:name="Medium Grid 2 Accent 5"/>
-    <w:lsdException w:unhideWhenUsed="0" w:uiPriority="69" w:semiHidden="0" w:name="Medium Grid 3 Accent 5"/>
-    <w:lsdException w:unhideWhenUsed="0" w:uiPriority="70" w:semiHidden="0" w:name="Dark List Accent 5"/>
-    <w:lsdException w:unhideWhenUsed="0" w:uiPriority="71" w:semiHidden="0" w:name="Colorful Shading Accent 5"/>
-    <w:lsdException w:unhideWhenUsed="0" w:uiPriority="72" w:semiHidden="0" w:name="Colorful List Accent 5"/>
-    <w:lsdException w:unhideWhenUsed="0" w:uiPriority="73" w:semiHidden="0" w:name="Colorful Grid Accent 5"/>
-    <w:lsdException w:unhideWhenUsed="0" w:uiPriority="60" w:semiHidden="0" w:name="Light Shading Accent 6"/>
-    <w:lsdException w:unhideWhenUsed="0" w:uiPriority="61" w:semiHidden="0" w:name="Light List Accent 6"/>
-    <w:lsdException w:unhideWhenUsed="0" w:uiPriority="62" w:semiHidden="0" w:name="Light Grid Accent 6"/>
-    <w:lsdException w:unhideWhenUsed="0" w:uiPriority="63" w:semiHidden="0" w:name="Medium Shading 1 Accent 6"/>
-    <w:lsdException w:unhideWhenUsed="0" w:uiPriority="64" w:semiHidden="0" w:name="Medium Shading 2 Accent 6"/>
-    <w:lsdException w:unhideWhenUsed="0" w:uiPriority="65" w:semiHidden="0" w:name="Medium List 1 Accent 6"/>
-    <w:lsdException w:unhideWhenUsed="0" w:uiPriority="66" w:semiHidden="0" w:name="Medium List 2 Accent 6"/>
-    <w:lsdException w:unhideWhenUsed="0" w:uiPriority="67" w:semiHidden="0" w:name="Medium Grid 1 Accent 6"/>
-    <w:lsdException w:unhideWhenUsed="0" w:uiPriority="68" w:semiHidden="0" w:name="Medium Grid 2 Accent 6"/>
-    <w:lsdException w:unhideWhenUsed="0" w:uiPriority="69" w:semiHidden="0" w:name="Medium Grid 3 Accent 6"/>
-    <w:lsdException w:unhideWhenUsed="0" w:uiPriority="70" w:semiHidden="0" w:name="Dark List Accent 6"/>
-    <w:lsdException w:unhideWhenUsed="0" w:uiPriority="71" w:semiHidden="0" w:name="Colorful Shading Accent 6"/>
-    <w:lsdException w:unhideWhenUsed="0" w:uiPriority="72" w:semiHidden="0" w:name="Colorful List Accent 6"/>
-    <w:lsdException w:unhideWhenUsed="0" w:uiPriority="73" w:semiHidden="0" w:name="Colorful Grid Accent 6"/>
+  <w:latentStyles w:defLockedState="0" w:defUIPriority="99" w:defSemiHidden="1" w:defUnhideWhenUsed="1" w:defQFormat="0" w:count="260">
+    <w:lsdException w:name="Normal" w:semiHidden="0" w:uiPriority="0" w:unhideWhenUsed="0" w:qFormat="1"/>
+    <w:lsdException w:name="heading 1" w:semiHidden="0" w:uiPriority="0" w:unhideWhenUsed="0" w:qFormat="1"/>
+    <w:lsdException w:name="heading 2" w:semiHidden="0" w:uiPriority="0" w:qFormat="1"/>
+    <w:lsdException w:name="heading 3" w:uiPriority="0" w:qFormat="1"/>
+    <w:lsdException w:name="heading 4" w:semiHidden="0" w:uiPriority="0" w:qFormat="1"/>
+    <w:lsdException w:name="heading 5" w:uiPriority="0" w:qFormat="1"/>
+    <w:lsdException w:name="heading 6" w:uiPriority="0" w:qFormat="1"/>
+    <w:lsdException w:name="heading 7" w:uiPriority="0" w:qFormat="1"/>
+    <w:lsdException w:name="heading 8" w:uiPriority="0" w:qFormat="1"/>
+    <w:lsdException w:name="heading 9" w:uiPriority="0" w:qFormat="1"/>
+    <w:lsdException w:name="index 1" w:semiHidden="0" w:uiPriority="0" w:unhideWhenUsed="0"/>
+    <w:lsdException w:name="index 2" w:semiHidden="0" w:uiPriority="0" w:unhideWhenUsed="0"/>
+    <w:lsdException w:name="index 3" w:semiHidden="0" w:uiPriority="0" w:unhideWhenUsed="0"/>
+    <w:lsdException w:name="index 4" w:semiHidden="0" w:uiPriority="0" w:unhideWhenUsed="0"/>
+    <w:lsdException w:name="index 5" w:semiHidden="0" w:uiPriority="0" w:unhideWhenUsed="0"/>
+    <w:lsdException w:name="index 6" w:semiHidden="0" w:uiPriority="0" w:unhideWhenUsed="0"/>
+    <w:lsdException w:name="index 7" w:semiHidden="0" w:uiPriority="0" w:unhideWhenUsed="0"/>
+    <w:lsdException w:name="index 8" w:semiHidden="0" w:uiPriority="0" w:unhideWhenUsed="0"/>
+    <w:lsdException w:name="index 9" w:semiHidden="0" w:uiPriority="0" w:unhideWhenUsed="0"/>
+    <w:lsdException w:name="toc 1" w:semiHidden="0" w:uiPriority="0" w:unhideWhenUsed="0" w:qFormat="1"/>
+    <w:lsdException w:name="toc 2" w:semiHidden="0" w:uiPriority="0" w:unhideWhenUsed="0" w:qFormat="1"/>
+    <w:lsdException w:name="toc 3" w:semiHidden="0" w:uiPriority="0" w:unhideWhenUsed="0" w:qFormat="1"/>
+    <w:lsdException w:name="toc 4" w:semiHidden="0" w:uiPriority="0" w:unhideWhenUsed="0"/>
+    <w:lsdException w:name="toc 5" w:semiHidden="0" w:uiPriority="0" w:unhideWhenUsed="0"/>
+    <w:lsdException w:name="toc 6" w:semiHidden="0" w:uiPriority="0" w:unhideWhenUsed="0"/>
+    <w:lsdException w:name="toc 7" w:semiHidden="0" w:uiPriority="0" w:unhideWhenUsed="0"/>
+    <w:lsdException w:name="toc 8" w:semiHidden="0" w:uiPriority="0" w:unhideWhenUsed="0"/>
+    <w:lsdException w:name="toc 9" w:semiHidden="0" w:uiPriority="0" w:unhideWhenUsed="0"/>
+    <w:lsdException w:name="Normal Indent" w:semiHidden="0" w:uiPriority="0" w:unhideWhenUsed="0"/>
+    <w:lsdException w:name="footnote text" w:semiHidden="0" w:uiPriority="0" w:unhideWhenUsed="0"/>
+    <w:lsdException w:name="annotation text" w:semiHidden="0" w:uiPriority="0" w:unhideWhenUsed="0" w:qFormat="1"/>
+    <w:lsdException w:name="header" w:semiHidden="0" w:uiPriority="0" w:unhideWhenUsed="0" w:qFormat="1"/>
+    <w:lsdException w:name="footer" w:semiHidden="0" w:uiPriority="0" w:unhideWhenUsed="0" w:qFormat="1"/>
+    <w:lsdException w:name="index heading" w:semiHidden="0" w:uiPriority="0" w:unhideWhenUsed="0"/>
+    <w:lsdException w:name="caption" w:uiPriority="0" w:qFormat="1"/>
+    <w:lsdException w:name="table of figures" w:semiHidden="0" w:uiPriority="0" w:unhideWhenUsed="0"/>
+    <w:lsdException w:name="envelope address" w:semiHidden="0" w:uiPriority="0" w:unhideWhenUsed="0"/>
+    <w:lsdException w:name="envelope return" w:semiHidden="0" w:uiPriority="0" w:unhideWhenUsed="0"/>
+    <w:lsdException w:name="footnote reference" w:semiHidden="0" w:uiPriority="0" w:unhideWhenUsed="0"/>
+    <w:lsdException w:name="annotation reference" w:semiHidden="0" w:uiPriority="0" w:unhideWhenUsed="0"/>
+    <w:lsdException w:name="line number" w:semiHidden="0" w:uiPriority="0" w:unhideWhenUsed="0"/>
+    <w:lsdException w:name="page number" w:semiHidden="0" w:uiPriority="0" w:unhideWhenUsed="0"/>
+    <w:lsdException w:name="endnote reference" w:semiHidden="0" w:uiPriority="0" w:unhideWhenUsed="0"/>
+    <w:lsdException w:name="endnote text" w:semiHidden="0" w:uiPriority="0" w:unhideWhenUsed="0"/>
+    <w:lsdException w:name="table of authorities" w:semiHidden="0" w:uiPriority="0" w:unhideWhenUsed="0"/>
+    <w:lsdException w:name="macro" w:semiHidden="0" w:uiPriority="0" w:unhideWhenUsed="0"/>
+    <w:lsdException w:name="toa heading" w:semiHidden="0" w:uiPriority="0" w:unhideWhenUsed="0"/>
+    <w:lsdException w:name="List" w:semiHidden="0" w:uiPriority="0" w:unhideWhenUsed="0"/>
+    <w:lsdException w:name="List Bullet" w:semiHidden="0" w:uiPriority="0" w:unhideWhenUsed="0"/>
+    <w:lsdException w:name="List Number" w:semiHidden="0" w:uiPriority="0" w:unhideWhenUsed="0"/>
+    <w:lsdException w:name="List 2" w:semiHidden="0" w:uiPriority="0" w:unhideWhenUsed="0"/>
+    <w:lsdException w:name="List 3" w:semiHidden="0" w:uiPriority="0" w:unhideWhenUsed="0"/>
+    <w:lsdException w:name="List 4" w:semiHidden="0" w:uiPriority="0" w:unhideWhenUsed="0"/>
+    <w:lsdException w:name="List 5" w:semiHidden="0" w:uiPriority="0" w:unhideWhenUsed="0"/>
+    <w:lsdException w:name="List Bullet 2" w:semiHidden="0" w:uiPriority="0" w:unhideWhenUsed="0"/>
+    <w:lsdException w:name="List Bullet 3" w:semiHidden="0" w:uiPriority="0" w:unhideWhenUsed="0"/>
+    <w:lsdException w:name="List Bullet 4" w:semiHidden="0" w:uiPriority="0" w:unhideWhenUsed="0"/>
+    <w:lsdException w:name="List Bullet 5" w:semiHidden="0" w:uiPriority="0" w:unhideWhenUsed="0"/>
+    <w:lsdException w:name="List Number 2" w:semiHidden="0" w:uiPriority="0" w:unhideWhenUsed="0"/>
+    <w:lsdException w:name="List Number 3" w:semiHidden="0" w:uiPriority="0" w:unhideWhenUsed="0"/>
+    <w:lsdException w:name="List Number 4" w:semiHidden="0" w:uiPriority="0" w:unhideWhenUsed="0"/>
+    <w:lsdException w:name="List Number 5" w:semiHidden="0" w:uiPriority="0" w:unhideWhenUsed="0"/>
+    <w:lsdException w:name="Title" w:semiHidden="0" w:uiPriority="0" w:unhideWhenUsed="0" w:qFormat="1"/>
+    <w:lsdException w:name="Closing" w:semiHidden="0" w:uiPriority="0" w:unhideWhenUsed="0"/>
+    <w:lsdException w:name="Signature" w:semiHidden="0" w:uiPriority="0" w:unhideWhenUsed="0"/>
+    <w:lsdException w:name="Default Paragraph Font" w:uiPriority="0" w:unhideWhenUsed="0" w:qFormat="1"/>
+    <w:lsdException w:name="Body Text" w:uiPriority="0" w:unhideWhenUsed="0" w:qFormat="1"/>
+    <w:lsdException w:name="Body Text Indent" w:semiHidden="0" w:uiPriority="0" w:unhideWhenUsed="0"/>
+    <w:lsdException w:name="List Continue" w:semiHidden="0" w:uiPriority="0" w:unhideWhenUsed="0"/>
+    <w:lsdException w:name="List Continue 2" w:semiHidden="0" w:uiPriority="0" w:unhideWhenUsed="0"/>
+    <w:lsdException w:name="List Continue 3" w:semiHidden="0" w:uiPriority="0" w:unhideWhenUsed="0"/>
+    <w:lsdException w:name="List Continue 4" w:semiHidden="0" w:uiPriority="0" w:unhideWhenUsed="0"/>
+    <w:lsdException w:name="List Continue 5" w:semiHidden="0" w:uiPriority="0" w:unhideWhenUsed="0"/>
+    <w:lsdException w:name="Message Header" w:semiHidden="0" w:uiPriority="0" w:unhideWhenUsed="0"/>
+    <w:lsdException w:name="Subtitle" w:semiHidden="0" w:uiPriority="0" w:unhideWhenUsed="0" w:qFormat="1"/>
+    <w:lsdException w:name="Salutation" w:semiHidden="0" w:uiPriority="0" w:unhideWhenUsed="0"/>
+    <w:lsdException w:name="Date" w:semiHidden="0" w:uiPriority="0" w:unhideWhenUsed="0"/>
+    <w:lsdException w:name="Body Text First Indent" w:semiHidden="0" w:uiPriority="0" w:unhideWhenUsed="0"/>
+    <w:lsdException w:name="Body Text First Indent 2" w:semiHidden="0" w:uiPriority="0" w:unhideWhenUsed="0"/>
+    <w:lsdException w:name="Body Text 2" w:semiHidden="0" w:uiPriority="0" w:unhideWhenUsed="0"/>
+    <w:lsdException w:name="Body Text 3" w:semiHidden="0" w:uiPriority="0" w:unhideWhenUsed="0"/>
+    <w:lsdException w:name="Body Text Indent 2" w:semiHidden="0" w:uiPriority="0" w:unhideWhenUsed="0"/>
+    <w:lsdException w:name="Body Text Indent 3" w:semiHidden="0" w:uiPriority="0" w:unhideWhenUsed="0"/>
+    <w:lsdException w:name="Block Text" w:semiHidden="0" w:uiPriority="0" w:unhideWhenUsed="0"/>
+    <w:lsdException w:name="Hyperlink" w:semiHidden="0" w:uiPriority="0" w:unhideWhenUsed="0"/>
+    <w:lsdException w:name="FollowedHyperlink" w:semiHidden="0" w:uiPriority="0" w:unhideWhenUsed="0"/>
+    <w:lsdException w:name="Strong" w:semiHidden="0" w:uiPriority="0" w:unhideWhenUsed="0" w:qFormat="1"/>
+    <w:lsdException w:name="Emphasis" w:semiHidden="0" w:uiPriority="0" w:unhideWhenUsed="0" w:qFormat="1"/>
+    <w:lsdException w:name="Document Map" w:semiHidden="0" w:uiPriority="0" w:unhideWhenUsed="0"/>
+    <w:lsdException w:name="Plain Text" w:semiHidden="0" w:uiPriority="0" w:unhideWhenUsed="0"/>
+    <w:lsdException w:name="E-mail Signature" w:semiHidden="0" w:uiPriority="0" w:unhideWhenUsed="0"/>
+    <w:lsdException w:name="Normal (Web)" w:semiHidden="0" w:uiPriority="0" w:unhideWhenUsed="0" w:qFormat="1"/>
+    <w:lsdException w:name="HTML Acronym" w:semiHidden="0" w:uiPriority="0" w:unhideWhenUsed="0"/>
+    <w:lsdException w:name="HTML Address" w:semiHidden="0" w:uiPriority="0" w:unhideWhenUsed="0"/>
+    <w:lsdException w:name="HTML Cite" w:semiHidden="0" w:uiPriority="0" w:unhideWhenUsed="0"/>
+    <w:lsdException w:name="HTML Code" w:semiHidden="0" w:uiPriority="0" w:unhideWhenUsed="0"/>
+    <w:lsdException w:name="HTML Definition" w:semiHidden="0" w:uiPriority="0" w:unhideWhenUsed="0"/>
+    <w:lsdException w:name="HTML Keyboard" w:semiHidden="0" w:uiPriority="0" w:unhideWhenUsed="0"/>
+    <w:lsdException w:name="HTML Preformatted" w:semiHidden="0" w:uiPriority="0" w:unhideWhenUsed="0"/>
+    <w:lsdException w:name="HTML Sample" w:semiHidden="0" w:uiPriority="0" w:unhideWhenUsed="0"/>
+    <w:lsdException w:name="HTML Typewriter" w:semiHidden="0" w:uiPriority="0" w:unhideWhenUsed="0"/>
+    <w:lsdException w:name="HTML Variable" w:semiHidden="0" w:uiPriority="0" w:unhideWhenUsed="0"/>
+    <w:lsdException w:name="Normal Table" w:uiPriority="0" w:unhideWhenUsed="0" w:qFormat="1"/>
+    <w:lsdException w:name="annotation subject" w:semiHidden="0" w:uiPriority="0" w:unhideWhenUsed="0"/>
+    <w:lsdException w:name="Table Simple 1" w:semiHidden="0" w:uiPriority="0" w:unhideWhenUsed="0"/>
+    <w:lsdException w:name="Table Simple 2" w:semiHidden="0" w:uiPriority="0" w:unhideWhenUsed="0"/>
+    <w:lsdException w:name="Table Simple 3" w:semiHidden="0" w:uiPriority="0" w:unhideWhenUsed="0"/>
+    <w:lsdException w:name="Table Classic 1" w:semiHidden="0" w:uiPriority="0" w:unhideWhenUsed="0"/>
+    <w:lsdException w:name="Table Classic 2" w:semiHidden="0" w:uiPriority="0" w:unhideWhenUsed="0"/>
+    <w:lsdException w:name="Table Classic 3" w:semiHidden="0" w:uiPriority="0" w:unhideWhenUsed="0"/>
+    <w:lsdException w:name="Table Classic 4" w:semiHidden="0" w:uiPriority="0" w:unhideWhenUsed="0"/>
+    <w:lsdException w:name="Table Colorful 1" w:semiHidden="0" w:uiPriority="0" w:unhideWhenUsed="0"/>
+    <w:lsdException w:name="Table Colorful 2" w:semiHidden="0" w:uiPriority="0" w:unhideWhenUsed="0"/>
+    <w:lsdException w:name="Table Colorful 3" w:semiHidden="0" w:uiPriority="0" w:unhideWhenUsed="0"/>
+    <w:lsdException w:name="Table Columns 1" w:semiHidden="0" w:uiPriority="0" w:unhideWhenUsed="0"/>
+    <w:lsdException w:name="Table Columns 2" w:semiHidden="0" w:uiPriority="0" w:unhideWhenUsed="0"/>
+    <w:lsdException w:name="Table Columns 3" w:semiHidden="0" w:uiPriority="0" w:unhideWhenUsed="0"/>
+    <w:lsdException w:name="Table Columns 4" w:semiHidden="0" w:uiPriority="0" w:unhideWhenUsed="0"/>
+    <w:lsdException w:name="Table Columns 5" w:semiHidden="0" w:uiPriority="0" w:unhideWhenUsed="0"/>
+    <w:lsdException w:name="Table Grid 1" w:semiHidden="0" w:uiPriority="0" w:unhideWhenUsed="0"/>
+    <w:lsdException w:name="Table Grid 2" w:semiHidden="0" w:uiPriority="0" w:unhideWhenUsed="0"/>
+    <w:lsdException w:name="Table Grid 3" w:semiHidden="0" w:uiPriority="0" w:unhideWhenUsed="0"/>
+    <w:lsdException w:name="Table Grid 4" w:semiHidden="0" w:uiPriority="0" w:unhideWhenUsed="0"/>
+    <w:lsdException w:name="Table Grid 5" w:semiHidden="0" w:uiPriority="0" w:unhideWhenUsed="0"/>
+    <w:lsdException w:name="Table Grid 6" w:semiHidden="0" w:uiPriority="0" w:unhideWhenUsed="0"/>
+    <w:lsdException w:name="Table Grid 7" w:semiHidden="0" w:uiPriority="0" w:unhideWhenUsed="0"/>
+    <w:lsdException w:name="Table Grid 8" w:semiHidden="0" w:uiPriority="0" w:unhideWhenUsed="0"/>
+    <w:lsdException w:name="Table List 1" w:semiHidden="0" w:uiPriority="0" w:unhideWhenUsed="0"/>
+    <w:lsdException w:name="Table List 2" w:semiHidden="0" w:uiPriority="0" w:unhideWhenUsed="0"/>
+    <w:lsdException w:name="Table List 3" w:semiHidden="0" w:uiPriority="0" w:unhideWhenUsed="0"/>
+    <w:lsdException w:name="Table List 4" w:semiHidden="0" w:uiPriority="0" w:unhideWhenUsed="0"/>
+    <w:lsdException w:name="Table List 5" w:semiHidden="0" w:uiPriority="0" w:unhideWhenUsed="0"/>
+    <w:lsdException w:name="Table List 6" w:semiHidden="0" w:uiPriority="0" w:unhideWhenUsed="0"/>
+    <w:lsdException w:name="Table List 7" w:semiHidden="0" w:uiPriority="0" w:unhideWhenUsed="0"/>
+    <w:lsdException w:name="Table List 8" w:semiHidden="0" w:uiPriority="0" w:unhideWhenUsed="0"/>
+    <w:lsdException w:name="Table 3D effects 1" w:semiHidden="0" w:uiPriority="0" w:unhideWhenUsed="0"/>
+    <w:lsdException w:name="Table 3D effects 2" w:semiHidden="0" w:uiPriority="0" w:unhideWhenUsed="0"/>
+    <w:lsdException w:name="Table 3D effects 3" w:semiHidden="0" w:uiPriority="0" w:unhideWhenUsed="0"/>
+    <w:lsdException w:name="Table Contemporary" w:semiHidden="0" w:uiPriority="0" w:unhideWhenUsed="0"/>
+    <w:lsdException w:name="Table Elegant" w:semiHidden="0" w:uiPriority="0" w:unhideWhenUsed="0"/>
+    <w:lsdException w:name="Table Professional" w:semiHidden="0" w:uiPriority="0" w:unhideWhenUsed="0"/>
+    <w:lsdException w:name="Table Subtle 1" w:semiHidden="0" w:uiPriority="0" w:unhideWhenUsed="0"/>
+    <w:lsdException w:name="Table Subtle 2" w:semiHidden="0" w:uiPriority="0" w:unhideWhenUsed="0"/>
+    <w:lsdException w:name="Table Web 1" w:semiHidden="0" w:uiPriority="0" w:unhideWhenUsed="0"/>
+    <w:lsdException w:name="Table Web 2" w:semiHidden="0" w:uiPriority="0" w:unhideWhenUsed="0"/>
+    <w:lsdException w:name="Table Web 3" w:semiHidden="0" w:uiPriority="0" w:unhideWhenUsed="0"/>
+    <w:lsdException w:name="Balloon Text" w:semiHidden="0" w:uiPriority="0" w:unhideWhenUsed="0"/>
+    <w:lsdException w:name="Table Grid" w:semiHidden="0" w:uiPriority="0" w:unhideWhenUsed="0" w:qFormat="1"/>
+    <w:lsdException w:name="Table Theme" w:semiHidden="0" w:uiPriority="0" w:unhideWhenUsed="0"/>
+    <w:lsdException w:name="Light Shading" w:semiHidden="0" w:uiPriority="60" w:unhideWhenUsed="0"/>
+    <w:lsdException w:name="Light List" w:semiHidden="0" w:uiPriority="61" w:unhideWhenUsed="0"/>
+    <w:lsdException w:name="Light Grid" w:semiHidden="0" w:uiPriority="62" w:unhideWhenUsed="0"/>
+    <w:lsdException w:name="Medium Shading 1" w:semiHidden="0" w:uiPriority="63" w:unhideWhenUsed="0"/>
+    <w:lsdException w:name="Medium Shading 2" w:semiHidden="0" w:uiPriority="64" w:unhideWhenUsed="0"/>
+    <w:lsdException w:name="Medium List 1" w:semiHidden="0" w:uiPriority="65" w:unhideWhenUsed="0"/>
+    <w:lsdException w:name="Medium List 2" w:semiHidden="0" w:uiPriority="66" w:unhideWhenUsed="0"/>
+    <w:lsdException w:name="Medium Grid 1" w:semiHidden="0" w:uiPriority="67" w:unhideWhenUsed="0"/>
+    <w:lsdException w:name="Medium Grid 2" w:semiHidden="0" w:uiPriority="68" w:unhideWhenUsed="0"/>
+    <w:lsdException w:name="Medium Grid 3" w:semiHidden="0" w:uiPriority="69" w:unhideWhenUsed="0"/>
+    <w:lsdException w:name="Dark List" w:semiHidden="0" w:uiPriority="70" w:unhideWhenUsed="0"/>
+    <w:lsdException w:name="Colorful Shading" w:semiHidden="0" w:uiPriority="71" w:unhideWhenUsed="0"/>
+    <w:lsdException w:name="Colorful List" w:semiHidden="0" w:uiPriority="72" w:unhideWhenUsed="0"/>
+    <w:lsdException w:name="Colorful Grid" w:semiHidden="0" w:uiPriority="73" w:unhideWhenUsed="0"/>
+    <w:lsdException w:name="Light Shading Accent 1" w:semiHidden="0" w:uiPriority="60" w:unhideWhenUsed="0"/>
+    <w:lsdException w:name="Light List Accent 1" w:semiHidden="0" w:uiPriority="61" w:unhideWhenUsed="0"/>
+    <w:lsdException w:name="Light Grid Accent 1" w:semiHidden="0" w:uiPriority="62" w:unhideWhenUsed="0"/>
+    <w:lsdException w:name="Medium Shading 1 Accent 1" w:semiHidden="0" w:uiPriority="63" w:unhideWhenUsed="0"/>
+    <w:lsdException w:name="Medium Shading 2 Accent 1" w:semiHidden="0" w:uiPriority="64" w:unhideWhenUsed="0"/>
+    <w:lsdException w:name="Medium List 1 Accent 1" w:semiHidden="0" w:uiPriority="65" w:unhideWhenUsed="0"/>
+    <w:lsdException w:name="Medium List 2 Accent 1" w:semiHidden="0" w:uiPriority="66" w:unhideWhenUsed="0"/>
+    <w:lsdException w:name="Medium Grid 1 Accent 1" w:semiHidden="0" w:uiPriority="67" w:unhideWhenUsed="0"/>
+    <w:lsdException w:name="Medium Grid 2 Accent 1" w:semiHidden="0" w:uiPriority="68" w:unhideWhenUsed="0"/>
+    <w:lsdException w:name="Medium Grid 3 Accent 1" w:semiHidden="0" w:uiPriority="69" w:unhideWhenUsed="0"/>
+    <w:lsdException w:name="Dark List Accent 1" w:semiHidden="0" w:uiPriority="70" w:unhideWhenUsed="0"/>
+    <w:lsdException w:name="Colorful Shading Accent 1" w:semiHidden="0" w:uiPriority="71" w:unhideWhenUsed="0"/>
+    <w:lsdException w:name="Colorful List Accent 1" w:semiHidden="0" w:uiPriority="72" w:unhideWhenUsed="0"/>
+    <w:lsdException w:name="Colorful Grid Accent 1" w:semiHidden="0" w:uiPriority="73" w:unhideWhenUsed="0"/>
+    <w:lsdException w:name="Light Shading Accent 2" w:semiHidden="0" w:uiPriority="60" w:unhideWhenUsed="0"/>
+    <w:lsdException w:name="Light List Accent 2" w:semiHidden="0" w:uiPriority="61" w:unhideWhenUsed="0"/>
+    <w:lsdException w:name="Light Grid Accent 2" w:semiHidden="0" w:uiPriority="62" w:unhideWhenUsed="0"/>
+    <w:lsdException w:name="Medium Shading 1 Accent 2" w:semiHidden="0" w:uiPriority="63" w:unhideWhenUsed="0"/>
+    <w:lsdException w:name="Medium Shading 2 Accent 2" w:semiHidden="0" w:uiPriority="64" w:unhideWhenUsed="0"/>
+    <w:lsdException w:name="Medium List 1 Accent 2" w:semiHidden="0" w:uiPriority="65" w:unhideWhenUsed="0"/>
+    <w:lsdException w:name="Medium List 2 Accent 2" w:semiHidden="0" w:uiPriority="66" w:unhideWhenUsed="0"/>
+    <w:lsdException w:name="Medium Grid 1 Accent 2" w:semiHidden="0" w:uiPriority="67" w:unhideWhenUsed="0"/>
+    <w:lsdException w:name="Medium Grid 2 Accent 2" w:semiHidden="0" w:uiPriority="68" w:unhideWhenUsed="0"/>
+    <w:lsdException w:name="Medium Grid 3 Accent 2" w:semiHidden="0" w:uiPriority="69" w:unhideWhenUsed="0"/>
+    <w:lsdException w:name="Dark List Accent 2" w:semiHidden="0" w:uiPriority="70" w:unhideWhenUsed="0"/>
+    <w:lsdException w:name="Colorful Shading Accent 2" w:semiHidden="0" w:uiPriority="71" w:unhideWhenUsed="0"/>
+    <w:lsdException w:name="Colorful List Accent 2" w:semiHidden="0" w:uiPriority="72" w:unhideWhenUsed="0"/>
+    <w:lsdException w:name="Colorful Grid Accent 2" w:semiHidden="0" w:uiPriority="73" w:unhideWhenUsed="0"/>
+    <w:lsdException w:name="Light Shading Accent 3" w:semiHidden="0" w:uiPriority="60" w:unhideWhenUsed="0"/>
+    <w:lsdException w:name="Light List Accent 3" w:semiHidden="0" w:uiPriority="61" w:unhideWhenUsed="0"/>
+    <w:lsdException w:name="Light Grid Accent 3" w:semiHidden="0" w:uiPriority="62" w:unhideWhenUsed="0"/>
+    <w:lsdException w:name="Medium Shading 1 Accent 3" w:semiHidden="0" w:uiPriority="63" w:unhideWhenUsed="0"/>
+    <w:lsdException w:name="Medium Shading 2 Accent 3" w:semiHidden="0" w:uiPriority="64" w:unhideWhenUsed="0"/>
+    <w:lsdException w:name="Medium List 1 Accent 3" w:semiHidden="0" w:uiPriority="65" w:unhideWhenUsed="0"/>
+    <w:lsdException w:name="Medium List 2 Accent 3" w:semiHidden="0" w:uiPriority="66" w:unhideWhenUsed="0"/>
+    <w:lsdException w:name="Medium Grid 1 Accent 3" w:semiHidden="0" w:uiPriority="67" w:unhideWhenUsed="0"/>
+    <w:lsdException w:name="Medium Grid 2 Accent 3" w:semiHidden="0" w:uiPriority="68" w:unhideWhenUsed="0"/>
+    <w:lsdException w:name="Medium Grid 3 Accent 3" w:semiHidden="0" w:uiPriority="69" w:unhideWhenUsed="0"/>
+    <w:lsdException w:name="Dark List Accent 3" w:semiHidden="0" w:uiPriority="70" w:unhideWhenUsed="0"/>
+    <w:lsdException w:name="Colorful Shading Accent 3" w:semiHidden="0" w:uiPriority="71" w:unhideWhenUsed="0"/>
+    <w:lsdException w:name="Colorful List Accent 3" w:semiHidden="0" w:uiPriority="72" w:unhideWhenUsed="0"/>
+    <w:lsdException w:name="Colorful Grid Accent 3" w:semiHidden="0" w:uiPriority="73" w:unhideWhenUsed="0"/>
+    <w:lsdException w:name="Light Shading Accent 4" w:semiHidden="0" w:uiPriority="60" w:unhideWhenUsed="0"/>
+    <w:lsdException w:name="Light List Accent 4" w:semiHidden="0" w:uiPriority="61" w:unhideWhenUsed="0"/>
+    <w:lsdException w:name="Light Grid Accent 4" w:semiHidden="0" w:uiPriority="62" w:unhideWhenUsed="0"/>
+    <w:lsdException w:name="Medium Shading 1 Accent 4" w:semiHidden="0" w:uiPriority="63" w:unhideWhenUsed="0"/>
+    <w:lsdException w:name="Medium Shading 2 Accent 4" w:semiHidden="0" w:uiPriority="64" w:unhideWhenUsed="0"/>
+    <w:lsdException w:name="Medium List 1 Accent 4" w:semiHidden="0" w:uiPriority="65" w:unhideWhenUsed="0"/>
+    <w:lsdException w:name="Medium List 2 Accent 4" w:semiHidden="0" w:uiPriority="66" w:unhideWhenUsed="0"/>
+    <w:lsdException w:name="Medium Grid 1 Accent 4" w:semiHidden="0" w:uiPriority="67" w:unhideWhenUsed="0"/>
+    <w:lsdException w:name="Medium Grid 2 Accent 4" w:semiHidden="0" w:uiPriority="68" w:unhideWhenUsed="0"/>
+    <w:lsdException w:name="Medium Grid 3 Accent 4" w:semiHidden="0" w:uiPriority="69" w:unhideWhenUsed="0"/>
+    <w:lsdException w:name="Dark List Accent 4" w:semiHidden="0" w:uiPriority="70" w:unhideWhenUsed="0"/>
+    <w:lsdException w:name="Colorful Shading Accent 4" w:semiHidden="0" w:uiPriority="71" w:unhideWhenUsed="0"/>
+    <w:lsdException w:name="Colorful List Accent 4" w:semiHidden="0" w:uiPriority="72" w:unhideWhenUsed="0"/>
+    <w:lsdException w:name="Colorful Grid Accent 4" w:semiHidden="0" w:uiPriority="73" w:unhideWhenUsed="0"/>
+    <w:lsdException w:name="Light Shading Accent 5" w:semiHidden="0" w:uiPriority="60" w:unhideWhenUsed="0"/>
+    <w:lsdException w:name="Light List Accent 5" w:semiHidden="0" w:uiPriority="61" w:unhideWhenUsed="0"/>
+    <w:lsdException w:name="Light Grid Accent 5" w:semiHidden="0" w:uiPriority="62" w:unhideWhenUsed="0"/>
+    <w:lsdException w:name="Medium Shading 1 Accent 5" w:semiHidden="0" w:uiPriority="63" w:unhideWhenUsed="0"/>
+    <w:lsdException w:name="Medium Shading 2 Accent 5" w:semiHidden="0" w:uiPriority="64" w:unhideWhenUsed="0"/>
+    <w:lsdException w:name="Medium List 1 Accent 5" w:semiHidden="0" w:uiPriority="65" w:unhideWhenUsed="0"/>
+    <w:lsdException w:name="Medium List 2 Accent 5" w:semiHidden="0" w:uiPriority="66" w:unhideWhenUsed="0"/>
+    <w:lsdException w:name="Medium Grid 1 Accent 5" w:semiHidden="0" w:uiPriority="67" w:unhideWhenUsed="0"/>
+    <w:lsdException w:name="Medium Grid 2 Accent 5" w:semiHidden="0" w:uiPriority="68" w:unhideWhenUsed="0"/>
+    <w:lsdException w:name="Medium Grid 3 Accent 5" w:semiHidden="0" w:uiPriority="69" w:unhideWhenUsed="0"/>
+    <w:lsdException w:name="Dark List Accent 5" w:semiHidden="0" w:uiPriority="70" w:unhideWhenUsed="0"/>
+    <w:lsdException w:name="Colorful Shading Accent 5" w:semiHidden="0" w:uiPriority="71" w:unhideWhenUsed="0"/>
+    <w:lsdException w:name="Colorful List Accent 5" w:semiHidden="0" w:uiPriority="72" w:unhideWhenUsed="0"/>
+    <w:lsdException w:name="Colorful Grid Accent 5" w:semiHidden="0" w:uiPriority="73" w:unhideWhenUsed="0"/>
+    <w:lsdException w:name="Light Shading Accent 6" w:semiHidden="0" w:uiPriority="60" w:unhideWhenUsed="0"/>
+    <w:lsdException w:name="Light List Accent 6" w:semiHidden="0" w:uiPriority="61" w:unhideWhenUsed="0"/>
+    <w:lsdException w:name="Light Grid Accent 6" w:semiHidden="0" w:uiPriority="62" w:unhideWhenUsed="0"/>
+    <w:lsdException w:name="Medium Shading 1 Accent 6" w:semiHidden="0" w:uiPriority="63" w:unhideWhenUsed="0"/>
+    <w:lsdException w:name="Medium Shading 2 Accent 6" w:semiHidden="0" w:uiPriority="64" w:unhideWhenUsed="0"/>
+    <w:lsdException w:name="Medium List 1 Accent 6" w:semiHidden="0" w:uiPriority="65" w:unhideWhenUsed="0"/>
+    <w:lsdException w:name="Medium List 2 Accent 6" w:semiHidden="0" w:uiPriority="66" w:unhideWhenUsed="0"/>
+    <w:lsdException w:name="Medium Grid 1 Accent 6" w:semiHidden="0" w:uiPriority="67" w:unhideWhenUsed="0"/>
+    <w:lsdException w:name="Medium Grid 2 Accent 6" w:semiHidden="0" w:uiPriority="68" w:unhideWhenUsed="0"/>
+    <w:lsdException w:name="Medium Grid 3 Accent 6" w:semiHidden="0" w:uiPriority="69" w:unhideWhenUsed="0"/>
+    <w:lsdException w:name="Dark List Accent 6" w:semiHidden="0" w:uiPriority="70" w:unhideWhenUsed="0"/>
+    <w:lsdException w:name="Colorful Shading Accent 6" w:semiHidden="0" w:uiPriority="71" w:unhideWhenUsed="0"/>
+    <w:lsdException w:name="Colorful List Accent 6" w:semiHidden="0" w:uiPriority="72" w:unhideWhenUsed="0"/>
+    <w:lsdException w:name="Colorful Grid Accent 6" w:semiHidden="0" w:uiPriority="73" w:unhideWhenUsed="0"/>
   </w:latentStyles>
-  <w:style w:type="paragraph" w:default="1" w:styleId="1">
+  <w:style w:type="paragraph" w:default="1" w:styleId="Normal">
     <w:name w:val="Normal"/>
     <w:qFormat/>
-    <w:uiPriority w:val="0"/>
     <w:pPr>
       <w:kinsoku w:val="0"/>
       <w:autoSpaceDE w:val="0"/>
@@ -6337,7 +6230,7 @@
       <w:textAlignment w:val="baseline"/>
     </w:pPr>
     <w:rPr>
-      <w:rFonts w:ascii="Arial" w:hAnsi="Arial" w:eastAsia="宋体" w:cs="Arial"/>
+      <w:rFonts w:ascii="Arial" w:eastAsia="宋体" w:hAnsi="Arial" w:cs="Arial"/>
       <w:snapToGrid w:val="0"/>
       <w:color w:val="000000"/>
       <w:kern w:val="0"/>
@@ -6346,12 +6239,11 @@
       <w:lang w:val="en-US" w:eastAsia="en-US" w:bidi="ar-SA"/>
     </w:rPr>
   </w:style>
-  <w:style w:type="paragraph" w:styleId="2">
+  <w:style w:type="paragraph" w:styleId="Heading1">
     <w:name w:val="heading 1"/>
-    <w:basedOn w:val="1"/>
-    <w:next w:val="1"/>
+    <w:basedOn w:val="Normal"/>
+    <w:next w:val="Normal"/>
     <w:qFormat/>
-    <w:uiPriority w:val="0"/>
     <w:pPr>
       <w:keepNext/>
       <w:keepLines/>
@@ -6369,13 +6261,12 @@
       <w:sz w:val="44"/>
     </w:rPr>
   </w:style>
-  <w:style w:type="paragraph" w:styleId="3">
+  <w:style w:type="paragraph" w:styleId="Heading2">
     <w:name w:val="heading 2"/>
-    <w:basedOn w:val="1"/>
-    <w:next w:val="1"/>
+    <w:basedOn w:val="Normal"/>
+    <w:next w:val="Normal"/>
     <w:unhideWhenUsed/>
     <w:qFormat/>
-    <w:uiPriority w:val="0"/>
     <w:pPr>
       <w:keepNext/>
       <w:keepLines/>
@@ -6388,19 +6279,18 @@
       <w:outlineLvl w:val="1"/>
     </w:pPr>
     <w:rPr>
-      <w:rFonts w:ascii="Arial" w:hAnsi="Arial" w:eastAsia="黑体"/>
+      <w:rFonts w:ascii="Arial" w:eastAsia="黑体" w:hAnsi="Arial"/>
       <w:b/>
       <w:sz w:val="32"/>
     </w:rPr>
   </w:style>
-  <w:style w:type="paragraph" w:styleId="4">
+  <w:style w:type="paragraph" w:styleId="Heading3">
     <w:name w:val="heading 3"/>
-    <w:basedOn w:val="1"/>
-    <w:next w:val="1"/>
+    <w:basedOn w:val="Normal"/>
+    <w:next w:val="Normal"/>
     <w:semiHidden/>
     <w:unhideWhenUsed/>
     <w:qFormat/>
-    <w:uiPriority w:val="0"/>
     <w:pPr>
       <w:keepNext/>
       <w:keepLines/>
@@ -6417,13 +6307,12 @@
       <w:sz w:val="32"/>
     </w:rPr>
   </w:style>
-  <w:style w:type="paragraph" w:styleId="5">
+  <w:style w:type="paragraph" w:styleId="Heading4">
     <w:name w:val="heading 4"/>
-    <w:basedOn w:val="1"/>
-    <w:next w:val="1"/>
+    <w:basedOn w:val="Normal"/>
+    <w:next w:val="Normal"/>
     <w:unhideWhenUsed/>
     <w:qFormat/>
-    <w:uiPriority w:val="0"/>
     <w:pPr>
       <w:keepNext/>
       <w:keepLines/>
@@ -6436,19 +6325,18 @@
       <w:outlineLvl w:val="3"/>
     </w:pPr>
     <w:rPr>
-      <w:rFonts w:ascii="Arial" w:hAnsi="Arial" w:eastAsia="黑体"/>
+      <w:rFonts w:ascii="Arial" w:eastAsia="黑体" w:hAnsi="Arial"/>
       <w:b/>
       <w:sz w:val="28"/>
     </w:rPr>
   </w:style>
-  <w:style w:type="paragraph" w:styleId="6">
+  <w:style w:type="paragraph" w:styleId="Heading5">
     <w:name w:val="heading 5"/>
-    <w:basedOn w:val="1"/>
-    <w:next w:val="1"/>
+    <w:basedOn w:val="Normal"/>
+    <w:next w:val="Normal"/>
     <w:semiHidden/>
     <w:unhideWhenUsed/>
     <w:qFormat/>
-    <w:uiPriority w:val="0"/>
     <w:pPr>
       <w:keepNext/>
       <w:keepLines/>
@@ -6465,14 +6353,13 @@
       <w:sz w:val="28"/>
     </w:rPr>
   </w:style>
-  <w:style w:type="paragraph" w:styleId="7">
+  <w:style w:type="paragraph" w:styleId="Heading6">
     <w:name w:val="heading 6"/>
-    <w:basedOn w:val="1"/>
-    <w:next w:val="1"/>
+    <w:basedOn w:val="Normal"/>
+    <w:next w:val="Normal"/>
     <w:semiHidden/>
     <w:unhideWhenUsed/>
     <w:qFormat/>
-    <w:uiPriority w:val="0"/>
     <w:pPr>
       <w:keepNext/>
       <w:keepLines/>
@@ -6485,19 +6372,18 @@
       <w:outlineLvl w:val="5"/>
     </w:pPr>
     <w:rPr>
-      <w:rFonts w:ascii="Arial" w:hAnsi="Arial" w:eastAsia="黑体"/>
+      <w:rFonts w:ascii="Arial" w:eastAsia="黑体" w:hAnsi="Arial"/>
       <w:b/>
       <w:sz w:val="24"/>
     </w:rPr>
   </w:style>
-  <w:style w:type="paragraph" w:styleId="8">
+  <w:style w:type="paragraph" w:styleId="Heading7">
     <w:name w:val="heading 7"/>
-    <w:basedOn w:val="1"/>
-    <w:next w:val="1"/>
+    <w:basedOn w:val="Normal"/>
+    <w:next w:val="Normal"/>
     <w:semiHidden/>
     <w:unhideWhenUsed/>
     <w:qFormat/>
-    <w:uiPriority w:val="0"/>
     <w:pPr>
       <w:keepNext/>
       <w:keepLines/>
@@ -6514,14 +6400,13 @@
       <w:sz w:val="24"/>
     </w:rPr>
   </w:style>
-  <w:style w:type="paragraph" w:styleId="9">
+  <w:style w:type="paragraph" w:styleId="Heading8">
     <w:name w:val="heading 8"/>
-    <w:basedOn w:val="1"/>
-    <w:next w:val="1"/>
+    <w:basedOn w:val="Normal"/>
+    <w:next w:val="Normal"/>
     <w:semiHidden/>
     <w:unhideWhenUsed/>
     <w:qFormat/>
-    <w:uiPriority w:val="0"/>
     <w:pPr>
       <w:keepNext/>
       <w:keepLines/>
@@ -6534,18 +6419,17 @@
       <w:outlineLvl w:val="7"/>
     </w:pPr>
     <w:rPr>
-      <w:rFonts w:ascii="Arial" w:hAnsi="Arial" w:eastAsia="黑体"/>
+      <w:rFonts w:ascii="Arial" w:eastAsia="黑体" w:hAnsi="Arial"/>
       <w:sz w:val="24"/>
     </w:rPr>
   </w:style>
-  <w:style w:type="paragraph" w:styleId="10">
+  <w:style w:type="paragraph" w:styleId="Heading9">
     <w:name w:val="heading 9"/>
-    <w:basedOn w:val="1"/>
-    <w:next w:val="1"/>
+    <w:basedOn w:val="Normal"/>
+    <w:next w:val="Normal"/>
     <w:semiHidden/>
     <w:unhideWhenUsed/>
     <w:qFormat/>
-    <w:uiPriority w:val="0"/>
     <w:pPr>
       <w:keepNext/>
       <w:keepLines/>
@@ -6558,21 +6442,19 @@
       <w:outlineLvl w:val="8"/>
     </w:pPr>
     <w:rPr>
-      <w:rFonts w:ascii="Arial" w:hAnsi="Arial" w:eastAsia="黑体"/>
+      <w:rFonts w:ascii="Arial" w:eastAsia="黑体" w:hAnsi="Arial"/>
       <w:sz w:val="21"/>
     </w:rPr>
   </w:style>
-  <w:style w:type="character" w:default="1" w:styleId="22">
+  <w:style w:type="character" w:default="1" w:styleId="DefaultParagraphFont">
     <w:name w:val="Default Paragraph Font"/>
     <w:semiHidden/>
     <w:qFormat/>
-    <w:uiPriority w:val="0"/>
   </w:style>
-  <w:style w:type="table" w:default="1" w:styleId="20">
+  <w:style w:type="table" w:default="1" w:styleId="TableNormal">
     <w:name w:val="Normal Table"/>
     <w:semiHidden/>
     <w:qFormat/>
-    <w:uiPriority w:val="0"/>
     <w:tblPr>
       <w:tblCellMar>
         <w:top w:w="0" w:type="dxa"/>
@@ -6582,43 +6464,39 @@
       </w:tblCellMar>
     </w:tblPr>
   </w:style>
-  <w:style w:type="paragraph" w:styleId="11">
+  <w:style w:type="paragraph" w:styleId="CommentText">
     <w:name w:val="annotation text"/>
-    <w:basedOn w:val="1"/>
+    <w:basedOn w:val="Normal"/>
     <w:qFormat/>
-    <w:uiPriority w:val="0"/>
     <w:pPr>
       <w:jc w:val="left"/>
     </w:pPr>
   </w:style>
-  <w:style w:type="paragraph" w:styleId="12">
+  <w:style w:type="paragraph" w:styleId="BodyText">
     <w:name w:val="Body Text"/>
-    <w:basedOn w:val="1"/>
+    <w:basedOn w:val="Normal"/>
     <w:semiHidden/>
     <w:qFormat/>
-    <w:uiPriority w:val="0"/>
     <w:rPr>
-      <w:rFonts w:ascii="Arial" w:hAnsi="Arial" w:eastAsia="Arial" w:cs="Arial"/>
+      <w:rFonts w:ascii="Arial" w:eastAsia="Arial" w:hAnsi="Arial" w:cs="Arial"/>
       <w:sz w:val="21"/>
       <w:szCs w:val="21"/>
       <w:lang w:val="en-US" w:eastAsia="en-US" w:bidi="ar-SA"/>
     </w:rPr>
   </w:style>
-  <w:style w:type="paragraph" w:styleId="13">
+  <w:style w:type="paragraph" w:styleId="TOC3">
     <w:name w:val="toc 3"/>
-    <w:basedOn w:val="1"/>
-    <w:next w:val="1"/>
+    <w:basedOn w:val="Normal"/>
+    <w:next w:val="Normal"/>
     <w:qFormat/>
-    <w:uiPriority w:val="0"/>
     <w:pPr>
       <w:ind w:left="840" w:leftChars="400"/>
     </w:pPr>
   </w:style>
-  <w:style w:type="paragraph" w:styleId="14">
+  <w:style w:type="paragraph" w:styleId="Footer">
     <w:name w:val="footer"/>
-    <w:basedOn w:val="1"/>
+    <w:basedOn w:val="Normal"/>
     <w:qFormat/>
-    <w:uiPriority w:val="0"/>
     <w:pPr>
       <w:tabs>
         <w:tab w:val="center" w:pos="4153"/>
@@ -6631,17 +6509,16 @@
       <w:sz w:val="18"/>
     </w:rPr>
   </w:style>
-  <w:style w:type="paragraph" w:styleId="15">
+  <w:style w:type="paragraph" w:styleId="Header">
     <w:name w:val="header"/>
-    <w:basedOn w:val="1"/>
+    <w:basedOn w:val="Normal"/>
     <w:qFormat/>
-    <w:uiPriority w:val="0"/>
     <w:pPr>
       <w:pBdr>
-        <w:top w:val="none" w:color="auto" w:sz="0" w:space="0"/>
-        <w:left w:val="none" w:color="auto" w:sz="0" w:space="0"/>
-        <w:bottom w:val="none" w:color="auto" w:sz="0" w:space="0"/>
-        <w:right w:val="none" w:color="auto" w:sz="0" w:space="0"/>
+        <w:top w:val="nil"/>
+        <w:left w:val="nil"/>
+        <w:bottom w:val="nil"/>
+        <w:right w:val="nil"/>
       </w:pBdr>
       <w:tabs>
         <w:tab w:val="center" w:pos="4153"/>
@@ -6656,41 +6533,37 @@
       <w:sz w:val="18"/>
     </w:rPr>
   </w:style>
-  <w:style w:type="paragraph" w:styleId="16">
+  <w:style w:type="paragraph" w:styleId="TOC1">
     <w:name w:val="toc 1"/>
-    <w:basedOn w:val="1"/>
-    <w:next w:val="1"/>
+    <w:basedOn w:val="Normal"/>
+    <w:next w:val="Normal"/>
     <w:qFormat/>
-    <w:uiPriority w:val="0"/>
     <w:rPr>
-      <w:rFonts w:ascii="Arial" w:hAnsi="Arial" w:eastAsia="Microsoft JhengHei"/>
+      <w:rFonts w:ascii="Arial" w:eastAsia="Microsoft JhengHei" w:hAnsi="Arial"/>
       <w:sz w:val="24"/>
     </w:rPr>
   </w:style>
-  <w:style w:type="paragraph" w:styleId="17">
+  <w:style w:type="paragraph" w:styleId="TOC2">
     <w:name w:val="toc 2"/>
-    <w:basedOn w:val="1"/>
-    <w:next w:val="1"/>
+    <w:basedOn w:val="Normal"/>
+    <w:next w:val="Normal"/>
     <w:qFormat/>
-    <w:uiPriority w:val="0"/>
     <w:pPr>
       <w:ind w:left="420" w:leftChars="200"/>
     </w:pPr>
   </w:style>
-  <w:style w:type="paragraph" w:styleId="18">
+  <w:style w:type="paragraph" w:styleId="NormalWeb">
     <w:name w:val="Normal (Web)"/>
-    <w:basedOn w:val="1"/>
+    <w:basedOn w:val="Normal"/>
     <w:qFormat/>
-    <w:uiPriority w:val="0"/>
     <w:rPr>
       <w:sz w:val="24"/>
     </w:rPr>
   </w:style>
-  <w:style w:type="paragraph" w:styleId="19">
+  <w:style w:type="paragraph" w:styleId="Title">
     <w:name w:val="Title"/>
-    <w:basedOn w:val="1"/>
+    <w:basedOn w:val="Normal"/>
     <w:qFormat/>
-    <w:uiPriority w:val="0"/>
     <w:pPr>
       <w:spacing w:before="240" w:beforeLines="0" w:beforeAutospacing="0" w:after="60" w:afterLines="0" w:afterAutospacing="0"/>
       <w:jc w:val="center"/>
@@ -6702,73 +6575,68 @@
       <w:sz w:val="32"/>
     </w:rPr>
   </w:style>
-  <w:style w:type="table" w:styleId="21">
+  <w:style w:type="table" w:styleId="TableGrid">
     <w:name w:val="Table Grid"/>
-    <w:basedOn w:val="20"/>
+    <w:basedOn w:val="TableNormal"/>
     <w:qFormat/>
-    <w:uiPriority w:val="0"/>
     <w:pPr>
       <w:widowControl w:val="0"/>
       <w:jc w:val="both"/>
     </w:pPr>
     <w:tblPr>
       <w:tblBorders>
-        <w:top w:val="single" w:color="auto" w:sz="4" w:space="0"/>
-        <w:left w:val="single" w:color="auto" w:sz="4" w:space="0"/>
-        <w:bottom w:val="single" w:color="auto" w:sz="4" w:space="0"/>
-        <w:right w:val="single" w:color="auto" w:sz="4" w:space="0"/>
-        <w:insideH w:val="single" w:color="auto" w:sz="4" w:space="0"/>
-        <w:insideV w:val="single" w:color="auto" w:sz="4" w:space="0"/>
+        <w:top w:val="single" w:sz="4" w:space="0" w:color="auto"/>
+        <w:left w:val="single" w:sz="4" w:space="0" w:color="auto"/>
+        <w:bottom w:val="single" w:sz="4" w:space="0" w:color="auto"/>
+        <w:right w:val="single" w:sz="4" w:space="0" w:color="auto"/>
+        <w:insideH w:val="single" w:sz="4" w:space="0" w:color="auto"/>
+        <w:insideV w:val="single" w:sz="4" w:space="0" w:color="auto"/>
       </w:tblBorders>
     </w:tblPr>
   </w:style>
-  <w:style w:type="character" w:styleId="23">
+  <w:style w:type="character" w:styleId="Strong">
     <w:name w:val="Strong"/>
-    <w:basedOn w:val="22"/>
+    <w:basedOn w:val="DefaultParagraphFont"/>
     <w:qFormat/>
-    <w:uiPriority w:val="0"/>
     <w:rPr>
       <w:b/>
     </w:rPr>
   </w:style>
-  <w:style w:type="paragraph" w:customStyle="1" w:styleId="24">
+  <w:style w:type="paragraph" w:customStyle="1" w:styleId="a">
     <w:name w:val="柴_公司名"/>
-    <w:basedOn w:val="19"/>
+    <w:basedOn w:val="Title"/>
     <w:qFormat/>
-    <w:uiPriority w:val="0"/>
     <w:pPr>
       <w:spacing w:after="600" w:afterLines="600"/>
     </w:pPr>
     <w:rPr>
-      <w:rFonts w:hint="eastAsia" w:ascii="宋体" w:hAnsi="宋体" w:eastAsia="宋体" w:cs="宋体"/>
+      <w:rFonts w:ascii="宋体" w:eastAsia="宋体" w:hAnsi="宋体" w:cs="宋体" w:hint="eastAsia"/>
       <w:bCs/>
       <w:spacing w:val="-6"/>
       <w:sz w:val="52"/>
       <w:szCs w:val="52"/>
     </w:rPr>
   </w:style>
-  <w:style w:type="paragraph" w:customStyle="1" w:styleId="25">
+  <w:style w:type="paragraph" w:customStyle="1" w:styleId="a0">
     <w:name w:val="柴_文档名"/>
-    <w:basedOn w:val="19"/>
+    <w:basedOn w:val="Title"/>
     <w:qFormat/>
-    <w:uiPriority w:val="0"/>
     <w:pPr>
       <w:spacing w:after="900" w:afterLines="900"/>
     </w:pPr>
     <w:rPr>
-      <w:rFonts w:ascii="黑体" w:hAnsi="黑体" w:eastAsia="黑体" w:cs="黑体"/>
+      <w:rFonts w:ascii="黑体" w:eastAsia="黑体" w:hAnsi="黑体" w:cs="黑体"/>
       <w:bCs/>
       <w:spacing w:val="-7"/>
       <w:sz w:val="52"/>
       <w:szCs w:val="52"/>
     </w:rPr>
   </w:style>
-  <w:style w:type="table" w:customStyle="1" w:styleId="26">
+  <w:style w:type="table" w:customStyle="1" w:styleId="TableNormal0">
     <w:name w:val="Table Normal_0"/>
     <w:semiHidden/>
     <w:unhideWhenUsed/>
     <w:qFormat/>
-    <w:uiPriority w:val="0"/>
     <w:tblPr>
       <w:tblCellMar>
         <w:top w:w="0" w:type="dxa"/>
@@ -6778,87 +6646,81 @@
       </w:tblCellMar>
     </w:tblPr>
   </w:style>
-  <w:style w:type="paragraph" w:customStyle="1" w:styleId="27">
+  <w:style w:type="paragraph" w:customStyle="1" w:styleId="TableText">
     <w:name w:val="Table Text"/>
-    <w:basedOn w:val="1"/>
+    <w:basedOn w:val="Normal"/>
     <w:semiHidden/>
     <w:qFormat/>
-    <w:uiPriority w:val="0"/>
     <w:rPr>
-      <w:rFonts w:ascii="宋体" w:hAnsi="宋体" w:eastAsia="宋体" w:cs="宋体"/>
+      <w:rFonts w:ascii="宋体" w:eastAsia="宋体" w:hAnsi="宋体" w:cs="宋体"/>
       <w:sz w:val="21"/>
       <w:szCs w:val="21"/>
       <w:lang w:val="en-US" w:eastAsia="en-US" w:bidi="ar-SA"/>
     </w:rPr>
   </w:style>
-  <w:style w:type="paragraph" w:customStyle="1" w:styleId="28">
+  <w:style w:type="paragraph" w:customStyle="1" w:styleId="1">
     <w:name w:val="柴_标题1"/>
-    <w:basedOn w:val="2"/>
-    <w:next w:val="29"/>
-    <w:link w:val="38"/>
+    <w:basedOn w:val="Heading1"/>
+    <w:next w:val="a1"/>
+    <w:link w:val="1Char"/>
     <w:qFormat/>
-    <w:uiPriority w:val="0"/>
     <w:pPr>
       <w:spacing w:before="100" w:after="90" w:line="360" w:lineRule="auto"/>
     </w:pPr>
     <w:rPr>
-      <w:rFonts w:ascii="Arial" w:hAnsi="Arial" w:eastAsia="宋体"/>
+      <w:rFonts w:ascii="Arial" w:eastAsia="宋体" w:hAnsi="Arial"/>
       <w:sz w:val="32"/>
     </w:rPr>
   </w:style>
-  <w:style w:type="paragraph" w:customStyle="1" w:styleId="29">
+  <w:style w:type="paragraph" w:customStyle="1" w:styleId="a1">
     <w:name w:val="柴_正文"/>
-    <w:basedOn w:val="12"/>
-    <w:link w:val="42"/>
+    <w:basedOn w:val="BodyText"/>
+    <w:link w:val="Char"/>
     <w:qFormat/>
-    <w:uiPriority w:val="0"/>
     <w:pPr>
       <w:spacing w:line="360" w:lineRule="auto"/>
       <w:ind w:firstLine="470" w:firstLineChars="200"/>
     </w:pPr>
     <w:rPr>
-      <w:rFonts w:ascii="Arial" w:hAnsi="Arial" w:eastAsia="宋体"/>
+      <w:rFonts w:ascii="Arial" w:eastAsia="宋体" w:hAnsi="Arial"/>
       <w:sz w:val="24"/>
       <w:lang w:eastAsia="zh-CN"/>
     </w:rPr>
   </w:style>
-  <w:style w:type="paragraph" w:customStyle="1" w:styleId="30">
+  <w:style w:type="paragraph" w:customStyle="1" w:styleId="2">
     <w:name w:val="柴_标题2"/>
-    <w:basedOn w:val="3"/>
-    <w:next w:val="29"/>
+    <w:basedOn w:val="Heading2"/>
+    <w:next w:val="a1"/>
     <w:qFormat/>
-    <w:uiPriority w:val="0"/>
     <w:pPr>
       <w:spacing w:line="360" w:lineRule="auto"/>
     </w:pPr>
     <w:rPr>
-      <w:rFonts w:ascii="Arial" w:hAnsi="Arial" w:eastAsia="宋体"/>
+      <w:rFonts w:ascii="Arial" w:eastAsia="宋体" w:hAnsi="Arial"/>
       <w:sz w:val="28"/>
     </w:rPr>
   </w:style>
-  <w:style w:type="paragraph" w:customStyle="1" w:styleId="31">
+  <w:style w:type="paragraph" w:customStyle="1" w:styleId="3">
     <w:name w:val="柴_标题3"/>
-    <w:basedOn w:val="4"/>
-    <w:next w:val="29"/>
+    <w:basedOn w:val="Heading3"/>
+    <w:next w:val="a1"/>
     <w:qFormat/>
-    <w:uiPriority w:val="0"/>
     <w:pPr>
       <w:spacing w:line="360" w:lineRule="auto"/>
       <w:ind w:left="0" w:firstLine="472" w:firstLineChars="200"/>
     </w:pPr>
     <w:rPr>
-      <w:rFonts w:ascii="宋体" w:hAnsi="宋体" w:eastAsia="宋体" w:cs="宋体"/>
+      <w:rFonts w:ascii="宋体" w:eastAsia="宋体" w:hAnsi="宋体" w:cs="宋体"/>
       <w:spacing w:val="-2"/>
       <w:sz w:val="24"/>
       <w:szCs w:val="24"/>
     </w:rPr>
   </w:style>
-  <w:style w:type="paragraph" w:customStyle="1" w:styleId="32">
+  <w:style w:type="paragraph" w:customStyle="1" w:styleId="a2">
     <w:name w:val="柴_目录"/>
-    <w:basedOn w:val="1"/>
-    <w:next w:val="12"/>
+    <w:basedOn w:val="Normal"/>
+    <w:next w:val="BodyText"/>
     <w:qFormat/>
-    <w:uiPriority w:val="0"/>
     <w:pPr>
       <w:tabs>
         <w:tab w:val="right" w:leader="dot" w:pos="8442"/>
@@ -6866,64 +6728,59 @@
       <w:ind w:left="0" w:leftChars="0"/>
     </w:pPr>
     <w:rPr>
-      <w:rFonts w:ascii="Arial" w:hAnsi="Arial" w:eastAsia="Microsoft JhengHei"/>
+      <w:rFonts w:ascii="Arial" w:eastAsia="Microsoft JhengHei" w:hAnsi="Arial"/>
       <w:sz w:val="24"/>
     </w:rPr>
   </w:style>
-  <w:style w:type="paragraph" w:customStyle="1" w:styleId="33">
+  <w:style w:type="paragraph" w:customStyle="1" w:styleId="WPSOffice1">
     <w:name w:val="WPSOffice手动目录 1"/>
     <w:qFormat/>
-    <w:uiPriority w:val="0"/>
     <w:pPr>
       <w:ind w:leftChars="0"/>
     </w:pPr>
     <w:rPr>
-      <w:rFonts w:ascii="Times New Roman" w:hAnsi="Times New Roman" w:eastAsia="宋体" w:cs="Times New Roman"/>
+      <w:rFonts w:ascii="Times New Roman" w:eastAsia="宋体" w:hAnsi="Times New Roman" w:cs="Times New Roman"/>
       <w:sz w:val="20"/>
       <w:szCs w:val="20"/>
     </w:rPr>
   </w:style>
-  <w:style w:type="paragraph" w:customStyle="1" w:styleId="34">
+  <w:style w:type="paragraph" w:customStyle="1" w:styleId="WPSOffice2">
     <w:name w:val="WPSOffice手动目录 2"/>
     <w:qFormat/>
-    <w:uiPriority w:val="0"/>
     <w:pPr>
       <w:ind w:leftChars="200"/>
     </w:pPr>
     <w:rPr>
-      <w:rFonts w:ascii="Times New Roman" w:hAnsi="Times New Roman" w:eastAsia="宋体" w:cs="Times New Roman"/>
+      <w:rFonts w:ascii="Times New Roman" w:eastAsia="宋体" w:hAnsi="Times New Roman" w:cs="Times New Roman"/>
       <w:sz w:val="20"/>
       <w:szCs w:val="20"/>
     </w:rPr>
   </w:style>
-  <w:style w:type="paragraph" w:customStyle="1" w:styleId="35">
+  <w:style w:type="paragraph" w:customStyle="1" w:styleId="WPSOffice3">
     <w:name w:val="WPSOffice手动目录 3"/>
     <w:qFormat/>
-    <w:uiPriority w:val="0"/>
     <w:pPr>
       <w:ind w:leftChars="400"/>
     </w:pPr>
     <w:rPr>
-      <w:rFonts w:ascii="Times New Roman" w:hAnsi="Times New Roman" w:eastAsia="宋体" w:cs="Times New Roman"/>
+      <w:rFonts w:ascii="Times New Roman" w:eastAsia="宋体" w:hAnsi="Times New Roman" w:cs="Times New Roman"/>
       <w:sz w:val="20"/>
       <w:szCs w:val="20"/>
     </w:rPr>
   </w:style>
-  <w:style w:type="paragraph" w:customStyle="1" w:styleId="36">
+  <w:style w:type="paragraph" w:customStyle="1" w:styleId="Compact">
     <w:name w:val="Compact"/>
-    <w:basedOn w:val="12"/>
+    <w:basedOn w:val="BodyText"/>
     <w:qFormat/>
-    <w:uiPriority w:val="0"/>
     <w:pPr>
       <w:spacing w:before="36" w:after="36"/>
     </w:pPr>
   </w:style>
-  <w:style w:type="table" w:customStyle="1" w:styleId="37">
+  <w:style w:type="table" w:customStyle="1" w:styleId="Table">
     <w:name w:val="Table"/>
     <w:semiHidden/>
     <w:unhideWhenUsed/>
     <w:qFormat/>
-    <w:uiPriority w:val="0"/>
     <w:tblPr>
       <w:tblCellMar>
         <w:top w:w="0" w:type="dxa"/>
@@ -6935,28 +6792,26 @@
     <w:tblStylePr w:type="firstRow">
       <w:tcPr>
         <w:tcBorders>
-          <w:bottom w:val="single" w:color="auto" w:sz="0" w:space="0"/>
+          <w:bottom w:val="single" w:sz="0" w:space="0" w:color="auto"/>
         </w:tcBorders>
         <w:vAlign w:val="bottom"/>
       </w:tcPr>
     </w:tblStylePr>
   </w:style>
-  <w:style w:type="character" w:customStyle="1" w:styleId="38">
+  <w:style w:type="character" w:customStyle="1" w:styleId="1Char">
     <w:name w:val="柴_标题1 Char"/>
-    <w:link w:val="28"/>
+    <w:link w:val="1"/>
     <w:qFormat/>
-    <w:uiPriority w:val="0"/>
     <w:rPr>
-      <w:rFonts w:ascii="Arial" w:hAnsi="Arial" w:eastAsia="宋体"/>
+      <w:rFonts w:ascii="Arial" w:eastAsia="宋体" w:hAnsi="Arial"/>
       <w:sz w:val="32"/>
     </w:rPr>
   </w:style>
-  <w:style w:type="table" w:customStyle="1" w:styleId="39">
+  <w:style w:type="table" w:customStyle="1" w:styleId="TableNormal1">
     <w:name w:val="Table Normal_1"/>
     <w:semiHidden/>
     <w:unhideWhenUsed/>
     <w:qFormat/>
-    <w:uiPriority w:val="0"/>
     <w:tblPr>
       <w:tblCellMar>
         <w:top w:w="0" w:type="dxa"/>
@@ -6966,11 +6821,10 @@
       </w:tblCellMar>
     </w:tblPr>
   </w:style>
-  <w:style w:type="paragraph" w:customStyle="1" w:styleId="40">
+  <w:style w:type="paragraph" w:customStyle="1" w:styleId="a3">
     <w:name w:val="柴_正文_无缩进"/>
-    <w:basedOn w:val="1"/>
+    <w:basedOn w:val="Normal"/>
     <w:qFormat/>
-    <w:uiPriority w:val="0"/>
     <w:pPr>
       <w:ind w:firstLine="0" w:firstLineChars="0"/>
     </w:pPr>
@@ -6980,31 +6834,29 @@
       <w:lang w:eastAsia="zh-CN"/>
     </w:rPr>
   </w:style>
-  <w:style w:type="paragraph" w:customStyle="1" w:styleId="41">
+  <w:style w:type="paragraph" w:customStyle="1" w:styleId="4">
     <w:name w:val="柴_标题4"/>
-    <w:basedOn w:val="5"/>
-    <w:next w:val="1"/>
+    <w:basedOn w:val="Heading4"/>
+    <w:next w:val="Normal"/>
     <w:qFormat/>
-    <w:uiPriority w:val="0"/>
     <w:pPr>
       <w:widowControl w:val="0"/>
       <w:spacing w:before="160" w:line="360" w:lineRule="auto"/>
-      <w:ind w:left="981" w:leftChars="300" w:hanging="862"/>
+      <w:ind w:left="981" w:hanging="862" w:leftChars="300"/>
     </w:pPr>
     <w:rPr>
-      <w:rFonts w:hint="eastAsia" w:ascii="Calibri" w:hAnsi="Calibri" w:eastAsia="宋体" w:cs="宋体"/>
+      <w:rFonts w:ascii="Calibri" w:eastAsia="宋体" w:hAnsi="Calibri" w:cs="宋体" w:hint="eastAsia"/>
       <w:sz w:val="24"/>
       <w:szCs w:val="24"/>
       <w:lang w:eastAsia="zh-CN" w:bidi="zh-CN"/>
     </w:rPr>
   </w:style>
-  <w:style w:type="character" w:customStyle="1" w:styleId="42">
+  <w:style w:type="character" w:customStyle="1" w:styleId="Char">
     <w:name w:val="柴_正文 Char"/>
-    <w:link w:val="29"/>
+    <w:link w:val="a1"/>
     <w:qFormat/>
-    <w:uiPriority w:val="0"/>
     <w:rPr>
-      <w:rFonts w:ascii="Arial" w:hAnsi="Arial" w:eastAsia="宋体"/>
+      <w:rFonts w:ascii="Arial" w:eastAsia="宋体" w:hAnsi="Arial"/>
       <w:sz w:val="24"/>
       <w:lang w:eastAsia="zh-CN"/>
     </w:rPr>
